--- a/latex/lec1/report_2412747_1.docx
+++ b/latex/lec1/report_2412747_1.docx
@@ -193,7 +193,7 @@
     <w:p>
       <w:pPr>
         <w:rPr>
-          <w:rFonts w:ascii="ＭＳ Ｐ明朝" w:eastAsia="ＭＳ Ｐ明朝" w:hAnsi="ＭＳ Ｐ明朝" w:hint="eastAsia"/>
+          <w:rFonts w:ascii="ＭＳ Ｐ明朝" w:eastAsia="ＭＳ Ｐ明朝" w:hAnsi="ＭＳ Ｐ明朝"/>
           <w:sz w:val="24"/>
         </w:rPr>
       </w:pPr>
@@ -468,7 +468,7 @@
       <w:pPr>
         <w:ind w:left="160"/>
         <w:rPr>
-          <w:rFonts w:ascii="ＭＳ Ｐ明朝" w:eastAsia="ＭＳ Ｐ明朝" w:hAnsi="ＭＳ Ｐ明朝" w:hint="eastAsia"/>
+          <w:rFonts w:ascii="ＭＳ Ｐ明朝" w:eastAsia="ＭＳ Ｐ明朝" w:hAnsi="ＭＳ Ｐ明朝"/>
           <w:sz w:val="24"/>
         </w:rPr>
       </w:pPr>
@@ -765,15 +765,15 @@
       <w:pPr>
         <w:ind w:left="160"/>
         <w:rPr>
-          <w:rFonts w:ascii="ＭＳ Ｐ明朝" w:eastAsia="ＭＳ Ｐ明朝" w:hAnsi="ＭＳ Ｐ明朝" w:hint="eastAsia"/>
-          <w:sz w:val="24"/>
-        </w:rPr>
-      </w:pPr>
-    </w:p>
-    <w:p>
-      <w:pPr>
-        <w:rPr>
-          <w:rFonts w:ascii="ＭＳ Ｐ明朝" w:eastAsia="ＭＳ Ｐ明朝" w:hAnsi="ＭＳ Ｐ明朝" w:hint="eastAsia"/>
+          <w:rFonts w:ascii="ＭＳ Ｐ明朝" w:eastAsia="ＭＳ Ｐ明朝" w:hAnsi="ＭＳ Ｐ明朝"/>
+          <w:sz w:val="24"/>
+        </w:rPr>
+      </w:pPr>
+    </w:p>
+    <w:p>
+      <w:pPr>
+        <w:rPr>
+          <w:rFonts w:ascii="ＭＳ Ｐ明朝" w:eastAsia="ＭＳ Ｐ明朝" w:hAnsi="ＭＳ Ｐ明朝"/>
           <w:sz w:val="24"/>
         </w:rPr>
       </w:pPr>
@@ -858,7 +858,7 @@
     <w:p>
       <w:pPr>
         <w:rPr>
-          <w:rFonts w:ascii="ＭＳ Ｐ明朝" w:eastAsia="ＭＳ Ｐ明朝" w:hAnsi="ＭＳ Ｐ明朝" w:hint="eastAsia"/>
+          <w:rFonts w:ascii="ＭＳ Ｐ明朝" w:eastAsia="ＭＳ Ｐ明朝" w:hAnsi="ＭＳ Ｐ明朝"/>
           <w:sz w:val="24"/>
         </w:rPr>
       </w:pPr>
@@ -880,16 +880,236 @@
     </w:p>
     <w:p>
       <w:pPr>
-        <w:rPr>
-          <w:rFonts w:ascii="ＭＳ Ｐ明朝" w:eastAsia="ＭＳ Ｐ明朝" w:hAnsi="ＭＳ Ｐ明朝"/>
-          <w:sz w:val="24"/>
-        </w:rPr>
-      </w:pPr>
-    </w:p>
-    <w:p>
-      <w:pPr>
-        <w:rPr>
-          <w:rFonts w:ascii="ＭＳ Ｐ明朝" w:eastAsia="ＭＳ Ｐ明朝" w:hAnsi="ＭＳ Ｐ明朝" w:hint="eastAsia"/>
+        <w:ind w:firstLineChars="50" w:firstLine="120"/>
+        <w:rPr>
+          <w:rFonts w:ascii="ＭＳ Ｐ明朝" w:eastAsia="ＭＳ Ｐ明朝" w:hAnsi="ＭＳ Ｐ明朝"/>
+          <w:sz w:val="24"/>
+        </w:rPr>
+      </w:pPr>
+      <w:r>
+        <w:rPr>
+          <w:rFonts w:ascii="ＭＳ Ｐ明朝" w:eastAsia="ＭＳ Ｐ明朝" w:hAnsi="ＭＳ Ｐ明朝" w:hint="eastAsia"/>
+          <w:sz w:val="24"/>
+        </w:rPr>
+        <w:t>ファイルの内容があらかじめわかっている状態なので、静的に</w:t>
+      </w:r>
+      <w:r>
+        <w:rPr>
+          <w:rFonts w:ascii="ＭＳ Ｐ明朝" w:eastAsia="ＭＳ Ｐ明朝" w:hAnsi="ＭＳ Ｐ明朝"/>
+          <w:sz w:val="24"/>
+        </w:rPr>
+        <w:t>int</w:t>
+      </w:r>
+      <w:r>
+        <w:rPr>
+          <w:rFonts w:ascii="ＭＳ Ｐ明朝" w:eastAsia="ＭＳ Ｐ明朝" w:hAnsi="ＭＳ Ｐ明朝" w:hint="eastAsia"/>
+          <w:sz w:val="24"/>
+        </w:rPr>
+        <w:t>型の配列を確保し、そこに順々にファイル内に記載されている数字を代入していけばよい。一行につき、それぞれ学籍番号、数学の点数、英語の点数、国語の点数が順番に載っており、今回必要なのは各教科の点数なので、読み取りが</w:t>
+      </w:r>
+      <m:oMath>
+        <m:r>
+          <w:rPr>
+            <w:rFonts w:ascii="Cambria Math" w:eastAsia="ＭＳ Ｐ明朝" w:hAnsi="Cambria Math"/>
+            <w:sz w:val="24"/>
+          </w:rPr>
+          <m:t>4n+1</m:t>
+        </m:r>
+      </m:oMath>
+      <w:proofErr w:type="gramStart"/>
+      <w:r>
+        <w:rPr>
+          <w:rFonts w:ascii="ＭＳ Ｐ明朝" w:eastAsia="ＭＳ Ｐ明朝" w:hAnsi="ＭＳ Ｐ明朝" w:hint="eastAsia"/>
+          <w:sz w:val="24"/>
+        </w:rPr>
+        <w:t>、</w:t>
+      </w:r>
+      <m:oMath>
+        <m:r>
+          <w:rPr>
+            <w:rFonts w:ascii="Cambria Math" w:eastAsia="ＭＳ Ｐ明朝" w:hAnsi="Cambria Math"/>
+            <w:sz w:val="24"/>
+          </w:rPr>
+          <m:t>4n+2</m:t>
+        </m:r>
+      </m:oMath>
+      <w:r>
+        <w:rPr>
+          <w:rFonts w:ascii="ＭＳ Ｐ明朝" w:eastAsia="ＭＳ Ｐ明朝" w:hAnsi="ＭＳ Ｐ明朝" w:hint="eastAsia"/>
+          <w:sz w:val="24"/>
+        </w:rPr>
+        <w:t>、</w:t>
+      </w:r>
+      <m:oMath>
+        <m:r>
+          <w:rPr>
+            <w:rFonts w:ascii="Cambria Math" w:eastAsia="ＭＳ Ｐ明朝" w:hAnsi="Cambria Math"/>
+            <w:sz w:val="24"/>
+          </w:rPr>
+          <m:t>4n+3</m:t>
+        </m:r>
+      </m:oMath>
+      <w:r>
+        <w:rPr>
+          <w:rFonts w:ascii="ＭＳ Ｐ明朝" w:eastAsia="ＭＳ Ｐ明朝" w:hAnsi="ＭＳ Ｐ明朝" w:hint="eastAsia"/>
+          <w:sz w:val="24"/>
+        </w:rPr>
+        <w:t>、</w:t>
+      </w:r>
+      <w:proofErr w:type="gramEnd"/>
+      <m:oMath>
+        <m:r>
+          <w:rPr>
+            <w:rFonts w:ascii="Cambria Math" w:eastAsia="ＭＳ Ｐ明朝" w:hAnsi="Cambria Math"/>
+            <w:sz w:val="24"/>
+          </w:rPr>
+          <m:t>4n</m:t>
+        </m:r>
+      </m:oMath>
+      <w:r>
+        <w:rPr>
+          <w:rFonts w:ascii="ＭＳ Ｐ明朝" w:eastAsia="ＭＳ Ｐ明朝" w:hAnsi="ＭＳ Ｐ明朝" w:hint="eastAsia"/>
+          <w:sz w:val="24"/>
+        </w:rPr>
+        <w:t>回でそれぞれ条件分岐し、そのうち</w:t>
+      </w:r>
+      <m:oMath>
+        <m:r>
+          <w:rPr>
+            <w:rFonts w:ascii="Cambria Math" w:eastAsia="ＭＳ Ｐ明朝" w:hAnsi="Cambria Math"/>
+            <w:sz w:val="24"/>
+          </w:rPr>
+          <m:t>4n+1</m:t>
+        </m:r>
+      </m:oMath>
+      <w:r>
+        <w:rPr>
+          <w:rFonts w:ascii="ＭＳ Ｐ明朝" w:eastAsia="ＭＳ Ｐ明朝" w:hAnsi="ＭＳ Ｐ明朝" w:hint="eastAsia"/>
+          <w:sz w:val="24"/>
+        </w:rPr>
+        <w:t>は不要なので特に処理をせず、そのほかの場合は</w:t>
+      </w:r>
+      <w:r>
+        <w:rPr>
+          <w:rFonts w:ascii="ＭＳ Ｐ明朝" w:eastAsia="ＭＳ Ｐ明朝" w:hAnsi="ＭＳ Ｐ明朝"/>
+          <w:sz w:val="24"/>
+        </w:rPr>
+        <w:t>int</w:t>
+      </w:r>
+      <w:r>
+        <w:rPr>
+          <w:rFonts w:ascii="ＭＳ Ｐ明朝" w:eastAsia="ＭＳ Ｐ明朝" w:hAnsi="ＭＳ Ｐ明朝" w:hint="eastAsia"/>
+          <w:sz w:val="24"/>
+        </w:rPr>
+        <w:t>型で宣言した各教科の平均点の変数に代入していけば良い。また、合計点は</w:t>
+      </w:r>
+      <m:oMath>
+        <m:r>
+          <w:rPr>
+            <w:rFonts w:ascii="Cambria Math" w:eastAsia="ＭＳ Ｐ明朝" w:hAnsi="Cambria Math"/>
+            <w:sz w:val="24"/>
+          </w:rPr>
+          <m:t>4n+1</m:t>
+        </m:r>
+      </m:oMath>
+      <w:r>
+        <w:rPr>
+          <w:rFonts w:ascii="ＭＳ Ｐ明朝" w:eastAsia="ＭＳ Ｐ明朝" w:hAnsi="ＭＳ Ｐ明朝" w:hint="eastAsia"/>
+          <w:sz w:val="24"/>
+        </w:rPr>
+        <w:t>回以外で毎回代入していけば良い。最後にそれぞれの変数を人数である</w:t>
+      </w:r>
+      <w:r>
+        <w:rPr>
+          <w:rFonts w:ascii="ＭＳ Ｐ明朝" w:eastAsia="ＭＳ Ｐ明朝" w:hAnsi="ＭＳ Ｐ明朝"/>
+          <w:sz w:val="24"/>
+        </w:rPr>
+        <w:t>50</w:t>
+      </w:r>
+      <w:r>
+        <w:rPr>
+          <w:rFonts w:ascii="ＭＳ Ｐ明朝" w:eastAsia="ＭＳ Ｐ明朝" w:hAnsi="ＭＳ Ｐ明朝" w:hint="eastAsia"/>
+          <w:sz w:val="24"/>
+        </w:rPr>
+        <w:t>人で割ると、無事平均点が求まる。あとは</w:t>
+      </w:r>
+      <w:r>
+        <w:rPr>
+          <w:rFonts w:ascii="ＭＳ Ｐ明朝" w:eastAsia="ＭＳ Ｐ明朝" w:hAnsi="ＭＳ Ｐ明朝"/>
+          <w:sz w:val="24"/>
+        </w:rPr>
+        <w:t>std::</w:t>
+      </w:r>
+      <w:proofErr w:type="spellStart"/>
+      <w:r>
+        <w:rPr>
+          <w:rFonts w:ascii="ＭＳ Ｐ明朝" w:eastAsia="ＭＳ Ｐ明朝" w:hAnsi="ＭＳ Ｐ明朝"/>
+          <w:sz w:val="24"/>
+        </w:rPr>
+        <w:t>cout</w:t>
+      </w:r>
+      <w:proofErr w:type="spellEnd"/>
+      <w:r>
+        <w:rPr>
+          <w:rFonts w:ascii="ＭＳ Ｐ明朝" w:eastAsia="ＭＳ Ｐ明朝" w:hAnsi="ＭＳ Ｐ明朝" w:hint="eastAsia"/>
+          <w:sz w:val="24"/>
+        </w:rPr>
+        <w:t>と</w:t>
+      </w:r>
+      <w:r>
+        <w:rPr>
+          <w:rFonts w:ascii="ＭＳ Ｐ明朝" w:eastAsia="ＭＳ Ｐ明朝" w:hAnsi="ＭＳ Ｐ明朝"/>
+          <w:sz w:val="24"/>
+        </w:rPr>
+        <w:t>std::</w:t>
+      </w:r>
+      <w:proofErr w:type="spellStart"/>
+      <w:r>
+        <w:rPr>
+          <w:rFonts w:ascii="ＭＳ Ｐ明朝" w:eastAsia="ＭＳ Ｐ明朝" w:hAnsi="ＭＳ Ｐ明朝"/>
+          <w:sz w:val="24"/>
+        </w:rPr>
+        <w:t>fout</w:t>
+      </w:r>
+      <w:proofErr w:type="spellEnd"/>
+      <w:r>
+        <w:rPr>
+          <w:rFonts w:ascii="ＭＳ Ｐ明朝" w:eastAsia="ＭＳ Ｐ明朝" w:hAnsi="ＭＳ Ｐ明朝" w:hint="eastAsia"/>
+          <w:sz w:val="24"/>
+        </w:rPr>
+        <w:t>で出力する。</w:t>
+      </w:r>
+    </w:p>
+    <w:p>
+      <w:pPr>
+        <w:ind w:firstLineChars="50" w:firstLine="120"/>
+        <w:rPr>
+          <w:rFonts w:ascii="ＭＳ Ｐ明朝" w:eastAsia="ＭＳ Ｐ明朝" w:hAnsi="ＭＳ Ｐ明朝"/>
+          <w:sz w:val="24"/>
+        </w:rPr>
+      </w:pPr>
+      <w:r>
+        <w:rPr>
+          <w:rFonts w:ascii="ＭＳ Ｐ明朝" w:eastAsia="ＭＳ Ｐ明朝" w:hAnsi="ＭＳ Ｐ明朝" w:hint="eastAsia"/>
+          <w:sz w:val="24"/>
+        </w:rPr>
+        <w:t>なお、エラーの処理はファイルの読み取りの失敗の場合のみ行っている。今回は標準入力でファイル名を指定し、引数を使わないので引数処理は必要としない。</w:t>
+      </w:r>
+    </w:p>
+    <w:p>
+      <w:pPr>
+        <w:ind w:firstLineChars="50" w:firstLine="120"/>
+        <w:rPr>
+          <w:rFonts w:ascii="ＭＳ Ｐ明朝" w:eastAsia="ＭＳ Ｐ明朝" w:hAnsi="ＭＳ Ｐ明朝" w:hint="eastAsia"/>
+          <w:i/>
+          <w:sz w:val="24"/>
+        </w:rPr>
+      </w:pPr>
+    </w:p>
+    <w:p>
+      <w:pPr>
+        <w:rPr>
+          <w:rFonts w:ascii="ＭＳ Ｐ明朝" w:eastAsia="ＭＳ Ｐ明朝" w:hAnsi="ＭＳ Ｐ明朝"/>
           <w:sz w:val="24"/>
         </w:rPr>
       </w:pPr>
@@ -904,7 +1124,7 @@
     <w:p>
       <w:pPr>
         <w:rPr>
-          <w:rFonts w:ascii="ＭＳ Ｐ明朝" w:eastAsia="ＭＳ Ｐ明朝" w:hAnsi="ＭＳ Ｐ明朝" w:hint="eastAsia"/>
+          <w:rFonts w:ascii="ＭＳ Ｐ明朝" w:eastAsia="ＭＳ Ｐ明朝" w:hAnsi="ＭＳ Ｐ明朝"/>
           <w:sz w:val="24"/>
         </w:rPr>
       </w:pPr>
@@ -967,6 +1187,63 @@
     <w:p>
       <w:pPr>
         <w:rPr>
+          <w:rFonts w:ascii="ＭＳ Ｐ明朝" w:eastAsia="ＭＳ Ｐ明朝" w:hAnsi="ＭＳ Ｐ明朝"/>
+          <w:sz w:val="24"/>
+        </w:rPr>
+      </w:pPr>
+      <w:r>
+        <w:rPr>
+          <w:rFonts w:ascii="ＭＳ Ｐ明朝" w:eastAsia="ＭＳ Ｐ明朝" w:hAnsi="ＭＳ Ｐ明朝" w:hint="eastAsia"/>
+          <w:sz w:val="24"/>
+        </w:rPr>
+        <w:t>「</w:t>
+      </w:r>
+      <w:r>
+        <w:rPr>
+          <w:rFonts w:ascii="ＭＳ Ｐ明朝" w:eastAsia="ＭＳ Ｐ明朝" w:hAnsi="ＭＳ Ｐ明朝"/>
+          <w:sz w:val="24"/>
+        </w:rPr>
+        <w:t>./2412747_kadai1-</w:t>
+      </w:r>
+      <w:r>
+        <w:rPr>
+          <w:rFonts w:ascii="ＭＳ Ｐ明朝" w:eastAsia="ＭＳ Ｐ明朝" w:hAnsi="ＭＳ Ｐ明朝"/>
+          <w:sz w:val="24"/>
+        </w:rPr>
+        <w:t>3</w:t>
+      </w:r>
+      <w:r>
+        <w:rPr>
+          <w:rFonts w:ascii="ＭＳ Ｐ明朝" w:eastAsia="ＭＳ Ｐ明朝" w:hAnsi="ＭＳ Ｐ明朝"/>
+          <w:sz w:val="24"/>
+        </w:rPr>
+        <w:t xml:space="preserve"> </w:t>
+      </w:r>
+      <w:r>
+        <w:rPr>
+          <w:rFonts w:ascii="ＭＳ Ｐ明朝" w:eastAsia="ＭＳ Ｐ明朝" w:hAnsi="ＭＳ Ｐ明朝"/>
+          <w:sz w:val="24"/>
+        </w:rPr>
+        <w:t>sentence2026.txt</w:t>
+      </w:r>
+      <w:r>
+        <w:rPr>
+          <w:rFonts w:ascii="ＭＳ Ｐ明朝" w:eastAsia="ＭＳ Ｐ明朝" w:hAnsi="ＭＳ Ｐ明朝" w:hint="eastAsia"/>
+          <w:sz w:val="24"/>
+        </w:rPr>
+        <w:t>」のようにして第一引数に</w:t>
+      </w:r>
+      <w:r>
+        <w:rPr>
+          <w:rFonts w:ascii="ＭＳ Ｐ明朝" w:eastAsia="ＭＳ Ｐ明朝" w:hAnsi="ＭＳ Ｐ明朝" w:hint="eastAsia"/>
+          <w:sz w:val="24"/>
+        </w:rPr>
+        <w:t>読み取るファイル名を入力する。</w:t>
+      </w:r>
+    </w:p>
+    <w:p>
+      <w:pPr>
+        <w:rPr>
           <w:rFonts w:ascii="ＭＳ Ｐ明朝" w:eastAsia="ＭＳ Ｐ明朝" w:hAnsi="ＭＳ Ｐ明朝" w:hint="eastAsia"/>
           <w:sz w:val="24"/>
         </w:rPr>
@@ -994,27 +1271,85 @@
           <w:sz w:val="24"/>
         </w:rPr>
       </w:pPr>
-    </w:p>
-    <w:p>
-      <w:pPr>
-        <w:rPr>
-          <w:rFonts w:ascii="ＭＳ Ｐ明朝" w:eastAsia="ＭＳ Ｐ明朝" w:hAnsi="ＭＳ Ｐ明朝" w:hint="eastAsia"/>
-          <w:sz w:val="24"/>
-        </w:rPr>
-      </w:pPr>
-      <w:r>
-        <w:rPr>
-          <w:rFonts w:ascii="ＭＳ Ｐ明朝" w:eastAsia="ＭＳ Ｐ明朝" w:hAnsi="ＭＳ Ｐ明朝" w:hint="eastAsia"/>
-          <w:sz w:val="24"/>
-        </w:rPr>
-        <w:lastRenderedPageBreak/>
+      <w:r>
+        <w:rPr>
+          <w:rFonts w:ascii="ＭＳ Ｐ明朝" w:eastAsia="ＭＳ Ｐ明朝" w:hAnsi="ＭＳ Ｐ明朝" w:hint="eastAsia"/>
+          <w:sz w:val="24"/>
+        </w:rPr>
+        <w:t xml:space="preserve">　ファイルにはアルファベットの羅列が記載されているとなっているので、ファイルの文字を読み取って行って大文字ならば小文字にして出力、小文字ならば大文字にして出力、それ以外ならそのまま出力とするだけで完了する。しかしながら、今までのように</w:t>
+      </w:r>
+      <w:r>
+        <w:rPr>
+          <w:rFonts w:ascii="ＭＳ Ｐ明朝" w:eastAsia="ＭＳ Ｐ明朝" w:hAnsi="ＭＳ Ｐ明朝"/>
+          <w:sz w:val="24"/>
+        </w:rPr>
+        <w:t>fin &gt;&gt; word</w:t>
+      </w:r>
+      <w:r>
+        <w:rPr>
+          <w:rFonts w:ascii="ＭＳ Ｐ明朝" w:eastAsia="ＭＳ Ｐ明朝" w:hAnsi="ＭＳ Ｐ明朝" w:hint="eastAsia"/>
+          <w:sz w:val="24"/>
+        </w:rPr>
+        <w:t>のようにしてしまうと、空白や改行等が省略されて詰められた状態で文字が出力されてしまう。ここがこの課題のポイントであると考えた。そのため、</w:t>
+      </w:r>
+      <w:r>
+        <w:rPr>
+          <w:rFonts w:ascii="ＭＳ Ｐ明朝" w:eastAsia="ＭＳ Ｐ明朝" w:hAnsi="ＭＳ Ｐ明朝"/>
+          <w:sz w:val="24"/>
+        </w:rPr>
+        <w:t xml:space="preserve">fin &gt;&gt; </w:t>
+      </w:r>
+      <w:proofErr w:type="spellStart"/>
+      <w:r>
+        <w:rPr>
+          <w:rFonts w:ascii="ＭＳ Ｐ明朝" w:eastAsia="ＭＳ Ｐ明朝" w:hAnsi="ＭＳ Ｐ明朝"/>
+          <w:sz w:val="24"/>
+        </w:rPr>
+        <w:t>noskipws</w:t>
+      </w:r>
+      <w:proofErr w:type="spellEnd"/>
+      <w:r>
+        <w:rPr>
+          <w:rFonts w:ascii="ＭＳ Ｐ明朝" w:eastAsia="ＭＳ Ｐ明朝" w:hAnsi="ＭＳ Ｐ明朝"/>
+          <w:sz w:val="24"/>
+        </w:rPr>
+        <w:t xml:space="preserve"> &gt;&gt; word</w:t>
+      </w:r>
+      <w:r>
+        <w:rPr>
+          <w:rFonts w:ascii="ＭＳ Ｐ明朝" w:eastAsia="ＭＳ Ｐ明朝" w:hAnsi="ＭＳ Ｐ明朝" w:hint="eastAsia"/>
+          <w:sz w:val="24"/>
+        </w:rPr>
+        <w:t>とすることで、空白や改行を省略しない状態で読み取るように、すなわちファイルを一文字ずつそのまま読み取る形でコードを書くことで、元ファイルの状態を反映させながら大文字小文字を逆転させたものを出力できる。</w:t>
+      </w:r>
+    </w:p>
+    <w:p>
+      <w:pPr>
+        <w:rPr>
+          <w:rFonts w:ascii="ＭＳ Ｐ明朝" w:eastAsia="ＭＳ Ｐ明朝" w:hAnsi="ＭＳ Ｐ明朝" w:hint="eastAsia"/>
+          <w:sz w:val="24"/>
+        </w:rPr>
+      </w:pPr>
+    </w:p>
+    <w:p>
+      <w:pPr>
+        <w:rPr>
+          <w:rFonts w:ascii="ＭＳ Ｐ明朝" w:eastAsia="ＭＳ Ｐ明朝" w:hAnsi="ＭＳ Ｐ明朝"/>
+          <w:sz w:val="24"/>
+        </w:rPr>
+      </w:pPr>
+      <w:r>
+        <w:rPr>
+          <w:rFonts w:ascii="ＭＳ Ｐ明朝" w:eastAsia="ＭＳ Ｐ明朝" w:hAnsi="ＭＳ Ｐ明朝" w:hint="eastAsia"/>
+          <w:sz w:val="24"/>
+        </w:rPr>
         <w:t>・実行結果</w:t>
       </w:r>
     </w:p>
     <w:p>
       <w:pPr>
         <w:rPr>
-          <w:rFonts w:ascii="ＭＳ Ｐ明朝" w:eastAsia="ＭＳ Ｐ明朝" w:hAnsi="ＭＳ Ｐ明朝" w:hint="eastAsia"/>
+          <w:rFonts w:ascii="ＭＳ Ｐ明朝" w:eastAsia="ＭＳ Ｐ明朝" w:hAnsi="ＭＳ Ｐ明朝"/>
           <w:sz w:val="24"/>
         </w:rPr>
       </w:pPr>
@@ -1062,7 +1397,99 @@
     <w:p>
       <w:pPr>
         <w:rPr>
-          <w:rFonts w:ascii="ＭＳ Ｐ明朝" w:eastAsia="ＭＳ Ｐ明朝" w:hAnsi="ＭＳ Ｐ明朝" w:hint="eastAsia"/>
+          <w:rFonts w:ascii="ＭＳ Ｐ明朝" w:eastAsia="ＭＳ Ｐ明朝" w:hAnsi="ＭＳ Ｐ明朝"/>
+          <w:sz w:val="24"/>
+        </w:rPr>
+      </w:pPr>
+      <w:r>
+        <w:rPr>
+          <w:rFonts w:ascii="ＭＳ Ｐ明朝" w:eastAsia="ＭＳ Ｐ明朝" w:hAnsi="ＭＳ Ｐ明朝" w:hint="eastAsia"/>
+          <w:sz w:val="24"/>
+        </w:rPr>
+        <w:t>「</w:t>
+      </w:r>
+      <w:r>
+        <w:rPr>
+          <w:rFonts w:ascii="ＭＳ Ｐ明朝" w:eastAsia="ＭＳ Ｐ明朝" w:hAnsi="ＭＳ Ｐ明朝"/>
+          <w:sz w:val="24"/>
+        </w:rPr>
+        <w:t>./2412747_kadai1-</w:t>
+      </w:r>
+      <w:r>
+        <w:rPr>
+          <w:rFonts w:ascii="ＭＳ Ｐ明朝" w:eastAsia="ＭＳ Ｐ明朝" w:hAnsi="ＭＳ Ｐ明朝"/>
+          <w:sz w:val="24"/>
+        </w:rPr>
+        <w:t>4</w:t>
+      </w:r>
+      <w:r>
+        <w:rPr>
+          <w:rFonts w:ascii="ＭＳ Ｐ明朝" w:eastAsia="ＭＳ Ｐ明朝" w:hAnsi="ＭＳ Ｐ明朝"/>
+          <w:sz w:val="24"/>
+        </w:rPr>
+        <w:t xml:space="preserve"> </w:t>
+      </w:r>
+      <w:r>
+        <w:rPr>
+          <w:rFonts w:ascii="ＭＳ Ｐ明朝" w:eastAsia="ＭＳ Ｐ明朝" w:hAnsi="ＭＳ Ｐ明朝"/>
+          <w:sz w:val="24"/>
+        </w:rPr>
+        <w:t>diff1_</w:t>
+      </w:r>
+      <w:r>
+        <w:rPr>
+          <w:rFonts w:ascii="ＭＳ Ｐ明朝" w:eastAsia="ＭＳ Ｐ明朝" w:hAnsi="ＭＳ Ｐ明朝"/>
+          <w:sz w:val="24"/>
+        </w:rPr>
+        <w:t>2026.txt</w:t>
+      </w:r>
+      <w:r>
+        <w:rPr>
+          <w:rFonts w:ascii="ＭＳ Ｐ明朝" w:eastAsia="ＭＳ Ｐ明朝" w:hAnsi="ＭＳ Ｐ明朝"/>
+          <w:sz w:val="24"/>
+        </w:rPr>
+        <w:t xml:space="preserve"> </w:t>
+      </w:r>
+      <w:r>
+        <w:rPr>
+          <w:rFonts w:ascii="ＭＳ Ｐ明朝" w:eastAsia="ＭＳ Ｐ明朝" w:hAnsi="ＭＳ Ｐ明朝"/>
+          <w:sz w:val="24"/>
+        </w:rPr>
+        <w:t>diff</w:t>
+      </w:r>
+      <w:r>
+        <w:rPr>
+          <w:rFonts w:ascii="ＭＳ Ｐ明朝" w:eastAsia="ＭＳ Ｐ明朝" w:hAnsi="ＭＳ Ｐ明朝"/>
+          <w:sz w:val="24"/>
+        </w:rPr>
+        <w:t>2</w:t>
+      </w:r>
+      <w:r>
+        <w:rPr>
+          <w:rFonts w:ascii="ＭＳ Ｐ明朝" w:eastAsia="ＭＳ Ｐ明朝" w:hAnsi="ＭＳ Ｐ明朝"/>
+          <w:sz w:val="24"/>
+        </w:rPr>
+        <w:t>_2026.txt</w:t>
+      </w:r>
+      <w:r>
+        <w:rPr>
+          <w:rFonts w:ascii="ＭＳ Ｐ明朝" w:eastAsia="ＭＳ Ｐ明朝" w:hAnsi="ＭＳ Ｐ明朝" w:hint="eastAsia"/>
+          <w:sz w:val="24"/>
+        </w:rPr>
+        <w:t>」のようにして第一引数</w:t>
+      </w:r>
+      <w:r>
+        <w:rPr>
+          <w:rFonts w:ascii="ＭＳ Ｐ明朝" w:eastAsia="ＭＳ Ｐ明朝" w:hAnsi="ＭＳ Ｐ明朝" w:hint="eastAsia"/>
+          <w:sz w:val="24"/>
+        </w:rPr>
+        <w:t>と第二引数にそれぞれ差分をとるファイル名を入力する。</w:t>
+      </w:r>
+    </w:p>
+    <w:p>
+      <w:pPr>
+        <w:rPr>
+          <w:rFonts w:ascii="ＭＳ Ｐ明朝" w:eastAsia="ＭＳ Ｐ明朝" w:hAnsi="ＭＳ Ｐ明朝"/>
           <w:sz w:val="24"/>
         </w:rPr>
       </w:pPr>
@@ -1089,11 +1516,221 @@
           <w:sz w:val="24"/>
         </w:rPr>
       </w:pPr>
-    </w:p>
-    <w:p>
-      <w:pPr>
-        <w:rPr>
-          <w:rFonts w:ascii="ＭＳ Ｐ明朝" w:eastAsia="ＭＳ Ｐ明朝" w:hAnsi="ＭＳ Ｐ明朝" w:hint="eastAsia"/>
+      <w:r>
+        <w:rPr>
+          <w:rFonts w:ascii="ＭＳ Ｐ明朝" w:eastAsia="ＭＳ Ｐ明朝" w:hAnsi="ＭＳ Ｐ明朝" w:hint="eastAsia"/>
+          <w:sz w:val="24"/>
+        </w:rPr>
+        <w:lastRenderedPageBreak/>
+        <w:t xml:space="preserve">　やっていることは</w:t>
+      </w:r>
+      <w:r>
+        <w:rPr>
+          <w:rFonts w:ascii="ＭＳ Ｐ明朝" w:eastAsia="ＭＳ Ｐ明朝" w:hAnsi="ＭＳ Ｐ明朝"/>
+          <w:sz w:val="24"/>
+        </w:rPr>
+        <w:t>2</w:t>
+      </w:r>
+      <w:r>
+        <w:rPr>
+          <w:rFonts w:ascii="ＭＳ Ｐ明朝" w:eastAsia="ＭＳ Ｐ明朝" w:hAnsi="ＭＳ Ｐ明朝" w:hint="eastAsia"/>
+          <w:sz w:val="24"/>
+        </w:rPr>
+        <w:t>つのファイルからそれぞれ単語を読み取り、それを比較して共通部分とそうでない部分にそれぞれ分けるということなので、課題のアルゴリズムを考えるのはそう難しくない。しかしそのままやろうとすると、入力ファイルの単語を格納する変数</w:t>
+      </w:r>
+      <w:r>
+        <w:rPr>
+          <w:rFonts w:ascii="ＭＳ Ｐ明朝" w:eastAsia="ＭＳ Ｐ明朝" w:hAnsi="ＭＳ Ｐ明朝"/>
+          <w:sz w:val="24"/>
+        </w:rPr>
+        <w:t>2</w:t>
+      </w:r>
+      <w:r>
+        <w:rPr>
+          <w:rFonts w:ascii="ＭＳ Ｐ明朝" w:eastAsia="ＭＳ Ｐ明朝" w:hAnsi="ＭＳ Ｐ明朝" w:hint="eastAsia"/>
+          <w:sz w:val="24"/>
+        </w:rPr>
+        <w:t>つ、共通部分の単語を格納する変数</w:t>
+      </w:r>
+      <w:r>
+        <w:rPr>
+          <w:rFonts w:ascii="ＭＳ Ｐ明朝" w:eastAsia="ＭＳ Ｐ明朝" w:hAnsi="ＭＳ Ｐ明朝"/>
+          <w:sz w:val="24"/>
+        </w:rPr>
+        <w:t>1</w:t>
+      </w:r>
+      <w:r>
+        <w:rPr>
+          <w:rFonts w:ascii="ＭＳ Ｐ明朝" w:eastAsia="ＭＳ Ｐ明朝" w:hAnsi="ＭＳ Ｐ明朝" w:hint="eastAsia"/>
+          <w:sz w:val="24"/>
+        </w:rPr>
+        <w:t>つ、共通でない単語を格納する変数</w:t>
+      </w:r>
+      <w:r>
+        <w:rPr>
+          <w:rFonts w:ascii="ＭＳ Ｐ明朝" w:eastAsia="ＭＳ Ｐ明朝" w:hAnsi="ＭＳ Ｐ明朝"/>
+          <w:sz w:val="24"/>
+        </w:rPr>
+        <w:t>2</w:t>
+      </w:r>
+      <w:r>
+        <w:rPr>
+          <w:rFonts w:ascii="ＭＳ Ｐ明朝" w:eastAsia="ＭＳ Ｐ明朝" w:hAnsi="ＭＳ Ｐ明朝" w:hint="eastAsia"/>
+          <w:sz w:val="24"/>
+        </w:rPr>
+        <w:t>つと計</w:t>
+      </w:r>
+      <w:r>
+        <w:rPr>
+          <w:rFonts w:ascii="ＭＳ Ｐ明朝" w:eastAsia="ＭＳ Ｐ明朝" w:hAnsi="ＭＳ Ｐ明朝"/>
+          <w:sz w:val="24"/>
+        </w:rPr>
+        <w:t>5</w:t>
+      </w:r>
+      <w:r>
+        <w:rPr>
+          <w:rFonts w:ascii="ＭＳ Ｐ明朝" w:eastAsia="ＭＳ Ｐ明朝" w:hAnsi="ＭＳ Ｐ明朝" w:hint="eastAsia"/>
+          <w:sz w:val="24"/>
+        </w:rPr>
+        <w:t>個の変数を必要とし、この変数を配列とすると管理が非常に大変である。さらには元ファイルには重複して出現する単語もあるため、それを考慮して重複がでないようにするとさらにコードは複雑になる。</w:t>
+      </w:r>
+    </w:p>
+    <w:p>
+      <w:pPr>
+        <w:ind w:firstLineChars="50" w:firstLine="120"/>
+        <w:rPr>
+          <w:rFonts w:ascii="ＭＳ Ｐ明朝" w:eastAsia="ＭＳ Ｐ明朝" w:hAnsi="ＭＳ Ｐ明朝"/>
+          <w:sz w:val="24"/>
+        </w:rPr>
+      </w:pPr>
+      <w:r>
+        <w:rPr>
+          <w:rFonts w:ascii="ＭＳ Ｐ明朝" w:eastAsia="ＭＳ Ｐ明朝" w:hAnsi="ＭＳ Ｐ明朝" w:hint="eastAsia"/>
+          <w:sz w:val="24"/>
+        </w:rPr>
+        <w:t>そこで調べてみると</w:t>
+      </w:r>
+      <w:r>
+        <w:rPr>
+          <w:rFonts w:ascii="ＭＳ Ｐ明朝" w:eastAsia="ＭＳ Ｐ明朝" w:hAnsi="ＭＳ Ｐ明朝" w:hint="eastAsia"/>
+          <w:sz w:val="24"/>
+        </w:rPr>
+        <w:t>、コンテナと呼ばれる便利なものがあった。コンテナを用いると、ファイルから読み取った単語で重複があった際に自動で排除することができ、また単語が自動でソートされることになる。また、</w:t>
+      </w:r>
+      <w:r>
+        <w:rPr>
+          <w:rFonts w:ascii="ＭＳ Ｐ明朝" w:eastAsia="ＭＳ Ｐ明朝" w:hAnsi="ＭＳ Ｐ明朝"/>
+          <w:sz w:val="24"/>
+        </w:rPr>
+        <w:t>for</w:t>
+      </w:r>
+      <w:r>
+        <w:rPr>
+          <w:rFonts w:ascii="ＭＳ Ｐ明朝" w:eastAsia="ＭＳ Ｐ明朝" w:hAnsi="ＭＳ Ｐ明朝" w:hint="eastAsia"/>
+          <w:sz w:val="24"/>
+        </w:rPr>
+        <w:t>文を用いて配列の要素を線形探索するよりも速くに検索することができる。また、コードがシンプルになるので可読性の高さも担保される。特に入力ファイルの単語数はわかっても、どれくらい共通があるのか等はわからないため、あらかじめ大きな配列を静的に確保するか、もしくは動的に確保するかとなるが、前者はメモリ領域を無駄に使うことになり、後者はコードが煩雑になる上、処理が重くなる。これらの点から今回はコンテナを利用してプログラムを作成した。</w:t>
+      </w:r>
+    </w:p>
+    <w:p>
+      <w:pPr>
+        <w:ind w:firstLineChars="50" w:firstLine="120"/>
+        <w:rPr>
+          <w:rFonts w:ascii="ＭＳ Ｐ明朝" w:eastAsia="ＭＳ Ｐ明朝" w:hAnsi="ＭＳ Ｐ明朝"/>
+          <w:sz w:val="24"/>
+        </w:rPr>
+      </w:pPr>
+      <w:r>
+        <w:rPr>
+          <w:rFonts w:ascii="ＭＳ Ｐ明朝" w:eastAsia="ＭＳ Ｐ明朝" w:hAnsi="ＭＳ Ｐ明朝" w:hint="eastAsia"/>
+          <w:sz w:val="24"/>
+        </w:rPr>
+        <w:t>コード全体の流れとしては、まずは引数やファイル読み取りのエラーの処理をし、その後にファイルから単語を読み取っていくが、この時にそれぞれのコンテナに代入する際に、</w:t>
+      </w:r>
+      <w:r>
+        <w:rPr>
+          <w:rFonts w:ascii="ＭＳ Ｐ明朝" w:eastAsia="ＭＳ Ｐ明朝" w:hAnsi="ＭＳ Ｐ明朝"/>
+          <w:sz w:val="24"/>
+        </w:rPr>
+        <w:t>normalize</w:t>
+      </w:r>
+      <w:r>
+        <w:rPr>
+          <w:rFonts w:ascii="ＭＳ Ｐ明朝" w:eastAsia="ＭＳ Ｐ明朝" w:hAnsi="ＭＳ Ｐ明朝" w:hint="eastAsia"/>
+          <w:sz w:val="24"/>
+        </w:rPr>
+        <w:t>関数を用いて大文字を小文字に、文末の記号を削除という処理を行い正規化した。課題文ではカンマ、コロン、セミコロンを削除とあったが、そのほかにもピリオドも削除するべきだと考えたので、追加した。読み取りが終わったら、それぞれの単語を比較していき、共通部分と</w:t>
+      </w:r>
+      <w:r>
+        <w:rPr>
+          <w:rFonts w:ascii="ＭＳ Ｐ明朝" w:eastAsia="ＭＳ Ｐ明朝" w:hAnsi="ＭＳ Ｐ明朝"/>
+          <w:sz w:val="24"/>
+        </w:rPr>
+        <w:t>diff1</w:t>
+      </w:r>
+      <w:r>
+        <w:rPr>
+          <w:rFonts w:ascii="ＭＳ Ｐ明朝" w:eastAsia="ＭＳ Ｐ明朝" w:hAnsi="ＭＳ Ｐ明朝" w:hint="eastAsia"/>
+          <w:sz w:val="24"/>
+        </w:rPr>
+        <w:t>単独とに分類した。そして</w:t>
+      </w:r>
+      <w:r>
+        <w:rPr>
+          <w:rFonts w:ascii="ＭＳ Ｐ明朝" w:eastAsia="ＭＳ Ｐ明朝" w:hAnsi="ＭＳ Ｐ明朝"/>
+          <w:sz w:val="24"/>
+        </w:rPr>
+        <w:t>diff2</w:t>
+      </w:r>
+      <w:r>
+        <w:rPr>
+          <w:rFonts w:ascii="ＭＳ Ｐ明朝" w:eastAsia="ＭＳ Ｐ明朝" w:hAnsi="ＭＳ Ｐ明朝" w:hint="eastAsia"/>
+          <w:sz w:val="24"/>
+        </w:rPr>
+        <w:t>の方も</w:t>
+      </w:r>
+      <w:r>
+        <w:rPr>
+          <w:rFonts w:ascii="ＭＳ Ｐ明朝" w:eastAsia="ＭＳ Ｐ明朝" w:hAnsi="ＭＳ Ｐ明朝"/>
+          <w:sz w:val="24"/>
+        </w:rPr>
+        <w:t>for</w:t>
+      </w:r>
+      <w:r>
+        <w:rPr>
+          <w:rFonts w:ascii="ＭＳ Ｐ明朝" w:eastAsia="ＭＳ Ｐ明朝" w:hAnsi="ＭＳ Ｐ明朝" w:hint="eastAsia"/>
+          <w:sz w:val="24"/>
+        </w:rPr>
+        <w:t>文の処理をし、共通部分はすでに探索したので、そうでないものを</w:t>
+      </w:r>
+      <w:r>
+        <w:rPr>
+          <w:rFonts w:ascii="ＭＳ Ｐ明朝" w:eastAsia="ＭＳ Ｐ明朝" w:hAnsi="ＭＳ Ｐ明朝"/>
+          <w:sz w:val="24"/>
+        </w:rPr>
+        <w:t>diff2</w:t>
+      </w:r>
+      <w:r>
+        <w:rPr>
+          <w:rFonts w:ascii="ＭＳ Ｐ明朝" w:eastAsia="ＭＳ Ｐ明朝" w:hAnsi="ＭＳ Ｐ明朝" w:hint="eastAsia"/>
+          <w:sz w:val="24"/>
+        </w:rPr>
+        <w:t>単独として分類した。あとはそれぞれの単語と単語数をファイルと標準出力それぞれに出力すれば終了である。</w:t>
+      </w:r>
+    </w:p>
+    <w:p>
+      <w:pPr>
+        <w:ind w:firstLineChars="50" w:firstLine="120"/>
+        <w:rPr>
+          <w:rFonts w:ascii="ＭＳ Ｐ明朝" w:eastAsia="ＭＳ Ｐ明朝" w:hAnsi="ＭＳ Ｐ明朝" w:hint="eastAsia"/>
+          <w:sz w:val="24"/>
+        </w:rPr>
+      </w:pPr>
+    </w:p>
+    <w:p>
+      <w:pPr>
+        <w:rPr>
+          <w:rFonts w:ascii="ＭＳ Ｐ明朝" w:eastAsia="ＭＳ Ｐ明朝" w:hAnsi="ＭＳ Ｐ明朝"/>
           <w:sz w:val="24"/>
         </w:rPr>
       </w:pPr>
@@ -1108,7 +1745,7 @@
     <w:p>
       <w:pPr>
         <w:rPr>
-          <w:rFonts w:ascii="ＭＳ Ｐ明朝" w:eastAsia="ＭＳ Ｐ明朝" w:hAnsi="ＭＳ Ｐ明朝" w:hint="eastAsia"/>
+          <w:rFonts w:ascii="ＭＳ Ｐ明朝" w:eastAsia="ＭＳ Ｐ明朝" w:hAnsi="ＭＳ Ｐ明朝"/>
           <w:sz w:val="24"/>
         </w:rPr>
       </w:pPr>
@@ -1160,6 +1797,71 @@
           <w:sz w:val="24"/>
         </w:rPr>
       </w:pPr>
+      <w:r>
+        <w:rPr>
+          <w:rFonts w:ascii="ＭＳ Ｐ明朝" w:eastAsia="ＭＳ Ｐ明朝" w:hAnsi="ＭＳ Ｐ明朝" w:hint="eastAsia"/>
+          <w:sz w:val="24"/>
+        </w:rPr>
+        <w:lastRenderedPageBreak/>
+        <w:t>「</w:t>
+      </w:r>
+      <w:r>
+        <w:rPr>
+          <w:rFonts w:ascii="ＭＳ Ｐ明朝" w:eastAsia="ＭＳ Ｐ明朝" w:hAnsi="ＭＳ Ｐ明朝"/>
+          <w:sz w:val="24"/>
+        </w:rPr>
+        <w:t xml:space="preserve">./2412747_kadai1-4 </w:t>
+      </w:r>
+      <w:r>
+        <w:rPr>
+          <w:rFonts w:ascii="ＭＳ Ｐ明朝" w:eastAsia="ＭＳ Ｐ明朝" w:hAnsi="ＭＳ Ｐ明朝"/>
+          <w:sz w:val="24"/>
+        </w:rPr>
+        <w:t>enrollment2026.txt</w:t>
+      </w:r>
+      <w:r>
+        <w:rPr>
+          <w:rFonts w:ascii="ＭＳ Ｐ明朝" w:eastAsia="ＭＳ Ｐ明朝" w:hAnsi="ＭＳ Ｐ明朝"/>
+          <w:sz w:val="24"/>
+        </w:rPr>
+        <w:t xml:space="preserve"> </w:t>
+      </w:r>
+      <w:r>
+        <w:rPr>
+          <w:rFonts w:ascii="ＭＳ Ｐ明朝" w:eastAsia="ＭＳ Ｐ明朝" w:hAnsi="ＭＳ Ｐ明朝"/>
+          <w:sz w:val="24"/>
+        </w:rPr>
+        <w:t>input</w:t>
+      </w:r>
+      <w:r>
+        <w:rPr>
+          <w:rFonts w:ascii="ＭＳ Ｐ明朝" w:eastAsia="ＭＳ Ｐ明朝" w:hAnsi="ＭＳ Ｐ明朝"/>
+          <w:sz w:val="24"/>
+        </w:rPr>
+        <w:t>2026.txt</w:t>
+      </w:r>
+      <w:r>
+        <w:rPr>
+          <w:rFonts w:ascii="ＭＳ Ｐ明朝" w:eastAsia="ＭＳ Ｐ明朝" w:hAnsi="ＭＳ Ｐ明朝" w:hint="eastAsia"/>
+          <w:sz w:val="24"/>
+        </w:rPr>
+        <w:t>」のようにして第一引数</w:t>
+      </w:r>
+      <w:r>
+        <w:rPr>
+          <w:rFonts w:ascii="ＭＳ Ｐ明朝" w:eastAsia="ＭＳ Ｐ明朝" w:hAnsi="ＭＳ Ｐ明朝" w:hint="eastAsia"/>
+          <w:sz w:val="24"/>
+        </w:rPr>
+        <w:t>に各個人の虹彩領域の情報の載っているファイル名を、第二引数に特定の人物の虹彩領域の情報の載っているファイル名を入力する。</w:t>
+      </w:r>
+    </w:p>
+    <w:p>
+      <w:pPr>
+        <w:rPr>
+          <w:rFonts w:ascii="ＭＳ Ｐ明朝" w:eastAsia="ＭＳ Ｐ明朝" w:hAnsi="ＭＳ Ｐ明朝" w:hint="eastAsia"/>
+          <w:sz w:val="24"/>
+        </w:rPr>
+      </w:pPr>
     </w:p>
     <w:p>
       <w:pPr>
@@ -1187,7 +1889,7 @@
     <w:p>
       <w:pPr>
         <w:rPr>
-          <w:rFonts w:ascii="ＭＳ Ｐ明朝" w:eastAsia="ＭＳ Ｐ明朝" w:hAnsi="ＭＳ Ｐ明朝" w:hint="eastAsia"/>
+          <w:rFonts w:ascii="ＭＳ Ｐ明朝" w:eastAsia="ＭＳ Ｐ明朝" w:hAnsi="ＭＳ Ｐ明朝"/>
           <w:sz w:val="24"/>
         </w:rPr>
       </w:pPr>
@@ -1202,7 +1904,7 @@
     <w:p>
       <w:pPr>
         <w:rPr>
-          <w:rFonts w:ascii="ＭＳ Ｐ明朝" w:eastAsia="ＭＳ Ｐ明朝" w:hAnsi="ＭＳ Ｐ明朝" w:hint="eastAsia"/>
+          <w:rFonts w:ascii="ＭＳ Ｐ明朝" w:eastAsia="ＭＳ Ｐ明朝" w:hAnsi="ＭＳ Ｐ明朝"/>
           <w:sz w:val="24"/>
         </w:rPr>
       </w:pPr>
@@ -2319,6 +3021,16 @@
       <w:spacing w:val="5"/>
     </w:rPr>
   </w:style>
+  <w:style w:type="character" w:styleId="aa">
+    <w:name w:val="Placeholder Text"/>
+    <w:basedOn w:val="a0"/>
+    <w:uiPriority w:val="99"/>
+    <w:semiHidden/>
+    <w:rsid w:val="007D3F6F"/>
+    <w:rPr>
+      <w:color w:val="666666"/>
+    </w:rPr>
+  </w:style>
 </w:styles>
 </file>
 

--- a/latex/lec1/report_2412747_1.docx
+++ b/latex/lec1/report_2412747_1.docx
@@ -663,17 +663,8 @@
           <w:rFonts w:ascii="ＭＳ Ｐ明朝" w:eastAsia="ＭＳ Ｐ明朝" w:hAnsi="ＭＳ Ｐ明朝"/>
           <w:sz w:val="24"/>
         </w:rPr>
-        <w:t>std::</w:t>
-      </w:r>
-      <w:proofErr w:type="spellStart"/>
-      <w:r>
-        <w:rPr>
-          <w:rFonts w:ascii="ＭＳ Ｐ明朝" w:eastAsia="ＭＳ Ｐ明朝" w:hAnsi="ＭＳ Ｐ明朝"/>
-          <w:sz w:val="24"/>
-        </w:rPr>
-        <w:t>cout</w:t>
-      </w:r>
-      <w:proofErr w:type="spellEnd"/>
+        <w:t>std::cout</w:t>
+      </w:r>
       <w:r>
         <w:rPr>
           <w:rFonts w:ascii="ＭＳ Ｐ明朝" w:eastAsia="ＭＳ Ｐ明朝" w:hAnsi="ＭＳ Ｐ明朝" w:hint="eastAsia"/>
@@ -686,17 +677,8 @@
           <w:rFonts w:ascii="ＭＳ Ｐ明朝" w:eastAsia="ＭＳ Ｐ明朝" w:hAnsi="ＭＳ Ｐ明朝"/>
           <w:sz w:val="24"/>
         </w:rPr>
-        <w:t>std::</w:t>
-      </w:r>
-      <w:proofErr w:type="spellStart"/>
-      <w:r>
-        <w:rPr>
-          <w:rFonts w:ascii="ＭＳ Ｐ明朝" w:eastAsia="ＭＳ Ｐ明朝" w:hAnsi="ＭＳ Ｐ明朝"/>
-          <w:sz w:val="24"/>
-        </w:rPr>
-        <w:t>cerr</w:t>
-      </w:r>
-      <w:proofErr w:type="spellEnd"/>
+        <w:t>std::cerr</w:t>
+      </w:r>
       <w:r>
         <w:rPr>
           <w:rFonts w:ascii="ＭＳ Ｐ明朝" w:eastAsia="ＭＳ Ｐ明朝" w:hAnsi="ＭＳ Ｐ明朝" w:hint="eastAsia"/>
@@ -916,7 +898,6 @@
           <m:t>4n+1</m:t>
         </m:r>
       </m:oMath>
-      <w:proofErr w:type="gramStart"/>
       <w:r>
         <w:rPr>
           <w:rFonts w:ascii="ＭＳ Ｐ明朝" w:eastAsia="ＭＳ Ｐ明朝" w:hAnsi="ＭＳ Ｐ明朝" w:hint="eastAsia"/>
@@ -956,7 +937,6 @@
         </w:rPr>
         <w:t>、</w:t>
       </w:r>
-      <w:proofErr w:type="gramEnd"/>
       <m:oMath>
         <m:r>
           <w:rPr>
@@ -1038,17 +1018,8 @@
           <w:rFonts w:ascii="ＭＳ Ｐ明朝" w:eastAsia="ＭＳ Ｐ明朝" w:hAnsi="ＭＳ Ｐ明朝"/>
           <w:sz w:val="24"/>
         </w:rPr>
-        <w:t>std::</w:t>
-      </w:r>
-      <w:proofErr w:type="spellStart"/>
-      <w:r>
-        <w:rPr>
-          <w:rFonts w:ascii="ＭＳ Ｐ明朝" w:eastAsia="ＭＳ Ｐ明朝" w:hAnsi="ＭＳ Ｐ明朝"/>
-          <w:sz w:val="24"/>
-        </w:rPr>
-        <w:t>cout</w:t>
-      </w:r>
-      <w:proofErr w:type="spellEnd"/>
+        <w:t>std::cout</w:t>
+      </w:r>
       <w:r>
         <w:rPr>
           <w:rFonts w:ascii="ＭＳ Ｐ明朝" w:eastAsia="ＭＳ Ｐ明朝" w:hAnsi="ＭＳ Ｐ明朝" w:hint="eastAsia"/>
@@ -1061,17 +1032,8 @@
           <w:rFonts w:ascii="ＭＳ Ｐ明朝" w:eastAsia="ＭＳ Ｐ明朝" w:hAnsi="ＭＳ Ｐ明朝"/>
           <w:sz w:val="24"/>
         </w:rPr>
-        <w:t>std::</w:t>
-      </w:r>
-      <w:proofErr w:type="spellStart"/>
-      <w:r>
-        <w:rPr>
-          <w:rFonts w:ascii="ＭＳ Ｐ明朝" w:eastAsia="ＭＳ Ｐ明朝" w:hAnsi="ＭＳ Ｐ明朝"/>
-          <w:sz w:val="24"/>
-        </w:rPr>
-        <w:t>fout</w:t>
-      </w:r>
-      <w:proofErr w:type="spellEnd"/>
+        <w:t>std::fout</w:t>
+      </w:r>
       <w:r>
         <w:rPr>
           <w:rFonts w:ascii="ＭＳ Ｐ明朝" w:eastAsia="ＭＳ Ｐ明朝" w:hAnsi="ＭＳ Ｐ明朝" w:hint="eastAsia"/>
@@ -1297,23 +1259,7 @@
           <w:rFonts w:ascii="ＭＳ Ｐ明朝" w:eastAsia="ＭＳ Ｐ明朝" w:hAnsi="ＭＳ Ｐ明朝"/>
           <w:sz w:val="24"/>
         </w:rPr>
-        <w:t xml:space="preserve">fin &gt;&gt; </w:t>
-      </w:r>
-      <w:proofErr w:type="spellStart"/>
-      <w:r>
-        <w:rPr>
-          <w:rFonts w:ascii="ＭＳ Ｐ明朝" w:eastAsia="ＭＳ Ｐ明朝" w:hAnsi="ＭＳ Ｐ明朝"/>
-          <w:sz w:val="24"/>
-        </w:rPr>
-        <w:t>noskipws</w:t>
-      </w:r>
-      <w:proofErr w:type="spellEnd"/>
-      <w:r>
-        <w:rPr>
-          <w:rFonts w:ascii="ＭＳ Ｐ明朝" w:eastAsia="ＭＳ Ｐ明朝" w:hAnsi="ＭＳ Ｐ明朝"/>
-          <w:sz w:val="24"/>
-        </w:rPr>
-        <w:t xml:space="preserve"> &gt;&gt; word</w:t>
+        <w:t>fin &gt;&gt; noskipws &gt;&gt; word</w:t>
       </w:r>
       <w:r>
         <w:rPr>
@@ -1882,6 +1828,358 @@
       <w:pPr>
         <w:rPr>
           <w:rFonts w:ascii="ＭＳ Ｐ明朝" w:eastAsia="ＭＳ Ｐ明朝" w:hAnsi="ＭＳ Ｐ明朝"/>
+          <w:sz w:val="24"/>
+        </w:rPr>
+      </w:pPr>
+      <w:r>
+        <w:rPr>
+          <w:rFonts w:ascii="ＭＳ Ｐ明朝" w:eastAsia="ＭＳ Ｐ明朝" w:hAnsi="ＭＳ Ｐ明朝"/>
+          <w:sz w:val="24"/>
+        </w:rPr>
+        <w:t xml:space="preserve"> </w:t>
+      </w:r>
+      <w:r>
+        <w:rPr>
+          <w:rFonts w:ascii="ＭＳ Ｐ明朝" w:eastAsia="ＭＳ Ｐ明朝" w:hAnsi="ＭＳ Ｐ明朝" w:hint="eastAsia"/>
+          <w:sz w:val="24"/>
+        </w:rPr>
+        <w:t>虹彩情報やハミング距離と初見の単語が多く、一見すると難しく感じたが、実際にやることは</w:t>
+      </w:r>
+      <w:r>
+        <w:rPr>
+          <w:rFonts w:ascii="ＭＳ Ｐ明朝" w:eastAsia="ＭＳ Ｐ明朝" w:hAnsi="ＭＳ Ｐ明朝" w:hint="eastAsia"/>
+          <w:sz w:val="24"/>
+        </w:rPr>
+        <w:t>読み取ったビット列をそれぞれ比較して、その中で最も誤差の少ないものを出すということだけであり、単純である。</w:t>
+      </w:r>
+    </w:p>
+    <w:p>
+      <w:pPr>
+        <w:rPr>
+          <w:rFonts w:ascii="ＭＳ Ｐ明朝" w:eastAsia="ＭＳ Ｐ明朝" w:hAnsi="ＭＳ Ｐ明朝" w:hint="eastAsia"/>
+          <w:sz w:val="24"/>
+        </w:rPr>
+      </w:pPr>
+      <w:r>
+        <w:rPr>
+          <w:rFonts w:ascii="ＭＳ Ｐ明朝" w:eastAsia="ＭＳ Ｐ明朝" w:hAnsi="ＭＳ Ｐ明朝" w:hint="eastAsia"/>
+          <w:sz w:val="24"/>
+        </w:rPr>
+        <w:t xml:space="preserve">　コードの流れとしては、あらかじめ虹彩情報が記載されている数がわかっているので、その分の</w:t>
+      </w:r>
+      <w:r>
+        <w:rPr>
+          <w:rFonts w:ascii="ＭＳ Ｐ明朝" w:eastAsia="ＭＳ Ｐ明朝" w:hAnsi="ＭＳ Ｐ明朝"/>
+          <w:sz w:val="24"/>
+        </w:rPr>
+        <w:t>id</w:t>
+      </w:r>
+      <w:r>
+        <w:rPr>
+          <w:rFonts w:ascii="ＭＳ Ｐ明朝" w:eastAsia="ＭＳ Ｐ明朝" w:hAnsi="ＭＳ Ｐ明朝" w:hint="eastAsia"/>
+          <w:sz w:val="24"/>
+        </w:rPr>
+        <w:t>と各</w:t>
+      </w:r>
+      <w:r>
+        <w:rPr>
+          <w:rFonts w:ascii="ＭＳ Ｐ明朝" w:eastAsia="ＭＳ Ｐ明朝" w:hAnsi="ＭＳ Ｐ明朝"/>
+          <w:sz w:val="24"/>
+        </w:rPr>
+        <w:t>id</w:t>
+      </w:r>
+      <w:r>
+        <w:rPr>
+          <w:rFonts w:ascii="ＭＳ Ｐ明朝" w:eastAsia="ＭＳ Ｐ明朝" w:hAnsi="ＭＳ Ｐ明朝" w:hint="eastAsia"/>
+          <w:sz w:val="24"/>
+        </w:rPr>
+        <w:t>における虹彩情報を記録する配列を宣言することから始まる。ここで数をベタうちするのではなく、マクロを定義して</w:t>
+      </w:r>
+      <w:r>
+        <w:rPr>
+          <w:rFonts w:ascii="ＭＳ Ｐ明朝" w:eastAsia="ＭＳ Ｐ明朝" w:hAnsi="ＭＳ Ｐ明朝"/>
+          <w:sz w:val="24"/>
+        </w:rPr>
+        <w:t>PEOPLE_NUM</w:t>
+      </w:r>
+      <w:r>
+        <w:rPr>
+          <w:rFonts w:ascii="ＭＳ Ｐ明朝" w:eastAsia="ＭＳ Ｐ明朝" w:hAnsi="ＭＳ Ｐ明朝" w:hint="eastAsia"/>
+          <w:sz w:val="24"/>
+        </w:rPr>
+        <w:t>や</w:t>
+      </w:r>
+      <w:r>
+        <w:rPr>
+          <w:rFonts w:ascii="ＭＳ Ｐ明朝" w:eastAsia="ＭＳ Ｐ明朝" w:hAnsi="ＭＳ Ｐ明朝"/>
+          <w:sz w:val="24"/>
+        </w:rPr>
+        <w:t>BIT_LEN</w:t>
+      </w:r>
+      <w:r>
+        <w:rPr>
+          <w:rFonts w:ascii="ＭＳ Ｐ明朝" w:eastAsia="ＭＳ Ｐ明朝" w:hAnsi="ＭＳ Ｐ明朝" w:hint="eastAsia"/>
+          <w:sz w:val="24"/>
+        </w:rPr>
+        <w:t>とした方が、可読性が良いことに気がついた</w:t>
+      </w:r>
+      <w:r>
+        <w:rPr>
+          <w:rFonts w:ascii="ＭＳ Ｐ明朝" w:eastAsia="ＭＳ Ｐ明朝" w:hAnsi="ＭＳ Ｐ明朝"/>
+          <w:sz w:val="24"/>
+        </w:rPr>
+        <w:t>(</w:t>
+      </w:r>
+      <w:r>
+        <w:rPr>
+          <w:rFonts w:ascii="ＭＳ Ｐ明朝" w:eastAsia="ＭＳ Ｐ明朝" w:hAnsi="ＭＳ Ｐ明朝" w:hint="eastAsia"/>
+          <w:sz w:val="24"/>
+        </w:rPr>
+        <w:t>思い出した</w:t>
+      </w:r>
+      <w:r>
+        <w:rPr>
+          <w:rFonts w:ascii="ＭＳ Ｐ明朝" w:eastAsia="ＭＳ Ｐ明朝" w:hAnsi="ＭＳ Ｐ明朝"/>
+          <w:sz w:val="24"/>
+        </w:rPr>
+        <w:t>)</w:t>
+      </w:r>
+      <w:r>
+        <w:rPr>
+          <w:rFonts w:ascii="ＭＳ Ｐ明朝" w:eastAsia="ＭＳ Ｐ明朝" w:hAnsi="ＭＳ Ｐ明朝" w:hint="eastAsia"/>
+          <w:sz w:val="24"/>
+        </w:rPr>
+        <w:t>ので、その定義を用いて</w:t>
+      </w:r>
+      <w:r>
+        <w:rPr>
+          <w:rFonts w:ascii="ＭＳ Ｐ明朝" w:eastAsia="ＭＳ Ｐ明朝" w:hAnsi="ＭＳ Ｐ明朝"/>
+          <w:sz w:val="24"/>
+        </w:rPr>
+        <w:t>id</w:t>
+      </w:r>
+      <w:r>
+        <w:rPr>
+          <w:rFonts w:ascii="ＭＳ Ｐ明朝" w:eastAsia="ＭＳ Ｐ明朝" w:hAnsi="ＭＳ Ｐ明朝" w:hint="eastAsia"/>
+          <w:sz w:val="24"/>
+        </w:rPr>
+        <w:t>を</w:t>
+      </w:r>
+      <w:r>
+        <w:rPr>
+          <w:rFonts w:ascii="ＭＳ Ｐ明朝" w:eastAsia="ＭＳ Ｐ明朝" w:hAnsi="ＭＳ Ｐ明朝"/>
+          <w:sz w:val="24"/>
+        </w:rPr>
+        <w:t>int</w:t>
+      </w:r>
+      <w:r>
+        <w:rPr>
+          <w:rFonts w:ascii="ＭＳ Ｐ明朝" w:eastAsia="ＭＳ Ｐ明朝" w:hAnsi="ＭＳ Ｐ明朝" w:hint="eastAsia"/>
+          <w:sz w:val="24"/>
+        </w:rPr>
+        <w:t>型の配列に、虹彩情報を</w:t>
+      </w:r>
+      <w:r>
+        <w:rPr>
+          <w:rFonts w:ascii="ＭＳ Ｐ明朝" w:eastAsia="ＭＳ Ｐ明朝" w:hAnsi="ＭＳ Ｐ明朝"/>
+          <w:sz w:val="24"/>
+        </w:rPr>
+        <w:t>id</w:t>
+      </w:r>
+      <w:r>
+        <w:rPr>
+          <w:rFonts w:ascii="ＭＳ Ｐ明朝" w:eastAsia="ＭＳ Ｐ明朝" w:hAnsi="ＭＳ Ｐ明朝" w:hint="eastAsia"/>
+          <w:sz w:val="24"/>
+        </w:rPr>
+        <w:t>に対応させる形で</w:t>
+      </w:r>
+      <w:r>
+        <w:rPr>
+          <w:rFonts w:ascii="ＭＳ Ｐ明朝" w:eastAsia="ＭＳ Ｐ明朝" w:hAnsi="ＭＳ Ｐ明朝"/>
+          <w:sz w:val="24"/>
+        </w:rPr>
+        <w:t>char</w:t>
+      </w:r>
+      <w:r>
+        <w:rPr>
+          <w:rFonts w:ascii="ＭＳ Ｐ明朝" w:eastAsia="ＭＳ Ｐ明朝" w:hAnsi="ＭＳ Ｐ明朝" w:hint="eastAsia"/>
+          <w:sz w:val="24"/>
+        </w:rPr>
+        <w:t>型の二次元配列にした。なお、</w:t>
+      </w:r>
+      <w:r>
+        <w:rPr>
+          <w:rFonts w:ascii="ＭＳ Ｐ明朝" w:eastAsia="ＭＳ Ｐ明朝" w:hAnsi="ＭＳ Ｐ明朝"/>
+          <w:sz w:val="24"/>
+        </w:rPr>
+        <w:t>iris</w:t>
+      </w:r>
+      <w:r>
+        <w:rPr>
+          <w:rFonts w:ascii="ＭＳ Ｐ明朝" w:eastAsia="ＭＳ Ｐ明朝" w:hAnsi="ＭＳ Ｐ明朝" w:hint="eastAsia"/>
+          <w:sz w:val="24"/>
+        </w:rPr>
+        <w:t>は</w:t>
+      </w:r>
+      <w:r>
+        <w:rPr>
+          <w:rFonts w:ascii="ＭＳ Ｐ明朝" w:eastAsia="ＭＳ Ｐ明朝" w:hAnsi="ＭＳ Ｐ明朝"/>
+          <w:sz w:val="24"/>
+        </w:rPr>
+        <w:t>char</w:t>
+      </w:r>
+      <w:r>
+        <w:rPr>
+          <w:rFonts w:ascii="ＭＳ Ｐ明朝" w:eastAsia="ＭＳ Ｐ明朝" w:hAnsi="ＭＳ Ｐ明朝" w:hint="eastAsia"/>
+          <w:sz w:val="24"/>
+        </w:rPr>
+        <w:t>型であるため、安全のために最後の</w:t>
+      </w:r>
+      <w:r>
+        <w:rPr>
+          <w:rFonts w:ascii="ＭＳ Ｐ明朝" w:eastAsia="ＭＳ Ｐ明朝" w:hAnsi="ＭＳ Ｐ明朝"/>
+          <w:sz w:val="24"/>
+        </w:rPr>
+        <w:t>1</w:t>
+      </w:r>
+      <w:r>
+        <w:rPr>
+          <w:rFonts w:ascii="ＭＳ Ｐ明朝" w:eastAsia="ＭＳ Ｐ明朝" w:hAnsi="ＭＳ Ｐ明朝" w:hint="eastAsia"/>
+          <w:sz w:val="24"/>
+        </w:rPr>
+        <w:t>文字に終端文字を代入するようにした。そうしたら調べたい情報の載っているファイルからも虹彩情報を読み取り、それを順番に比較していく。比較する関数は</w:t>
+      </w:r>
+      <w:r>
+        <w:rPr>
+          <w:rFonts w:ascii="ＭＳ Ｐ明朝" w:eastAsia="ＭＳ Ｐ明朝" w:hAnsi="ＭＳ Ｐ明朝"/>
+          <w:sz w:val="24"/>
+        </w:rPr>
+        <w:t>calc_hamming_distance</w:t>
+      </w:r>
+      <w:r>
+        <w:rPr>
+          <w:rFonts w:ascii="ＭＳ Ｐ明朝" w:eastAsia="ＭＳ Ｐ明朝" w:hAnsi="ＭＳ Ｐ明朝" w:hint="eastAsia"/>
+          <w:sz w:val="24"/>
+        </w:rPr>
+        <w:t>関数で、これは単に配列の要素を一つずつ比較していって違っていたら、</w:t>
+      </w:r>
+      <w:r>
+        <w:rPr>
+          <w:rFonts w:ascii="ＭＳ Ｐ明朝" w:eastAsia="ＭＳ Ｐ明朝" w:hAnsi="ＭＳ Ｐ明朝"/>
+          <w:sz w:val="24"/>
+        </w:rPr>
+        <w:t>int</w:t>
+      </w:r>
+      <w:r>
+        <w:rPr>
+          <w:rFonts w:ascii="ＭＳ Ｐ明朝" w:eastAsia="ＭＳ Ｐ明朝" w:hAnsi="ＭＳ Ｐ明朝" w:hint="eastAsia"/>
+          <w:sz w:val="24"/>
+        </w:rPr>
+        <w:t>型の変数の</w:t>
+      </w:r>
+      <w:r>
+        <w:rPr>
+          <w:rFonts w:ascii="ＭＳ Ｐ明朝" w:eastAsia="ＭＳ Ｐ明朝" w:hAnsi="ＭＳ Ｐ明朝"/>
+          <w:sz w:val="24"/>
+        </w:rPr>
+        <w:t>dist</w:t>
+      </w:r>
+      <w:r>
+        <w:rPr>
+          <w:rFonts w:ascii="ＭＳ Ｐ明朝" w:eastAsia="ＭＳ Ｐ明朝" w:hAnsi="ＭＳ Ｐ明朝" w:hint="eastAsia"/>
+          <w:sz w:val="24"/>
+        </w:rPr>
+        <w:t>をインクリメントしていくというものである。これを用いて最終的に最もこの値が小さくなった</w:t>
+      </w:r>
+      <w:r>
+        <w:rPr>
+          <w:rFonts w:ascii="ＭＳ Ｐ明朝" w:eastAsia="ＭＳ Ｐ明朝" w:hAnsi="ＭＳ Ｐ明朝"/>
+          <w:sz w:val="24"/>
+        </w:rPr>
+        <w:t>id</w:t>
+      </w:r>
+      <w:r>
+        <w:rPr>
+          <w:rFonts w:ascii="ＭＳ Ｐ明朝" w:eastAsia="ＭＳ Ｐ明朝" w:hAnsi="ＭＳ Ｐ明朝" w:hint="eastAsia"/>
+          <w:sz w:val="24"/>
+        </w:rPr>
+        <w:t>と最小距離を求めれば、課題は完了となる。なお、</w:t>
+      </w:r>
+      <w:r>
+        <w:rPr>
+          <w:rFonts w:ascii="ＭＳ Ｐ明朝" w:eastAsia="ＭＳ Ｐ明朝" w:hAnsi="ＭＳ Ｐ明朝"/>
+          <w:sz w:val="24"/>
+        </w:rPr>
+        <w:t>closest_dist</w:t>
+      </w:r>
+      <w:r>
+        <w:rPr>
+          <w:rFonts w:ascii="ＭＳ Ｐ明朝" w:eastAsia="ＭＳ Ｐ明朝" w:hAnsi="ＭＳ Ｐ明朝" w:hint="eastAsia"/>
+          <w:sz w:val="24"/>
+        </w:rPr>
+        <w:t>に</w:t>
+      </w:r>
+      <w:r>
+        <w:rPr>
+          <w:rFonts w:ascii="ＭＳ Ｐ明朝" w:eastAsia="ＭＳ Ｐ明朝" w:hAnsi="ＭＳ Ｐ明朝"/>
+          <w:sz w:val="24"/>
+        </w:rPr>
+        <w:t>BIT_LEN + 1</w:t>
+      </w:r>
+      <w:r>
+        <w:rPr>
+          <w:rFonts w:ascii="ＭＳ Ｐ明朝" w:eastAsia="ＭＳ Ｐ明朝" w:hAnsi="ＭＳ Ｐ明朝" w:hint="eastAsia"/>
+          <w:sz w:val="24"/>
+        </w:rPr>
+        <w:t>や</w:t>
+      </w:r>
+      <w:r>
+        <w:rPr>
+          <w:rFonts w:ascii="ＭＳ Ｐ明朝" w:eastAsia="ＭＳ Ｐ明朝" w:hAnsi="ＭＳ Ｐ明朝"/>
+          <w:sz w:val="24"/>
+        </w:rPr>
+        <w:t>closest_id</w:t>
+      </w:r>
+      <w:r>
+        <w:rPr>
+          <w:rFonts w:ascii="ＭＳ Ｐ明朝" w:eastAsia="ＭＳ Ｐ明朝" w:hAnsi="ＭＳ Ｐ明朝" w:hint="eastAsia"/>
+          <w:sz w:val="24"/>
+        </w:rPr>
+        <w:t>に</w:t>
+      </w:r>
+      <w:r>
+        <w:rPr>
+          <w:rFonts w:ascii="ＭＳ Ｐ明朝" w:eastAsia="ＭＳ Ｐ明朝" w:hAnsi="ＭＳ Ｐ明朝"/>
+          <w:sz w:val="24"/>
+        </w:rPr>
+        <w:t>-1</w:t>
+      </w:r>
+      <w:r>
+        <w:rPr>
+          <w:rFonts w:ascii="ＭＳ Ｐ明朝" w:eastAsia="ＭＳ Ｐ明朝" w:hAnsi="ＭＳ Ｐ明朝" w:hint="eastAsia"/>
+          <w:sz w:val="24"/>
+        </w:rPr>
+        <w:t>を代入しているのは、センチネル値といって使用していない値を代入することで、実行部分に影響を与えないことができる上、エラーが発生したとき</w:t>
+      </w:r>
+      <w:r>
+        <w:rPr>
+          <w:rFonts w:ascii="ＭＳ Ｐ明朝" w:eastAsia="ＭＳ Ｐ明朝" w:hAnsi="ＭＳ Ｐ明朝"/>
+          <w:sz w:val="24"/>
+        </w:rPr>
+        <w:t>(</w:t>
+      </w:r>
+      <w:r>
+        <w:rPr>
+          <w:rFonts w:ascii="ＭＳ Ｐ明朝" w:eastAsia="ＭＳ Ｐ明朝" w:hAnsi="ＭＳ Ｐ明朝" w:hint="eastAsia"/>
+          <w:sz w:val="24"/>
+        </w:rPr>
+        <w:t>今回はないが)にエラーの処理がしやすいことが利点であるので、このような工夫をした。</w:t>
+      </w:r>
+    </w:p>
+    <w:p>
+      <w:pPr>
+        <w:rPr>
+          <w:rFonts w:ascii="ＭＳ Ｐ明朝" w:eastAsia="ＭＳ Ｐ明朝" w:hAnsi="ＭＳ Ｐ明朝" w:hint="eastAsia"/>
           <w:sz w:val="24"/>
         </w:rPr>
       </w:pPr>

--- a/latex/lec1/report_2412747_1.docx
+++ b/latex/lec1/report_2412747_1.docx
@@ -663,8 +663,17 @@
           <w:rFonts w:ascii="ＭＳ Ｐ明朝" w:eastAsia="ＭＳ Ｐ明朝" w:hAnsi="ＭＳ Ｐ明朝"/>
           <w:sz w:val="24"/>
         </w:rPr>
-        <w:t>std::cout</w:t>
-      </w:r>
+        <w:t>std::</w:t>
+      </w:r>
+      <w:proofErr w:type="spellStart"/>
+      <w:r>
+        <w:rPr>
+          <w:rFonts w:ascii="ＭＳ Ｐ明朝" w:eastAsia="ＭＳ Ｐ明朝" w:hAnsi="ＭＳ Ｐ明朝"/>
+          <w:sz w:val="24"/>
+        </w:rPr>
+        <w:t>cout</w:t>
+      </w:r>
+      <w:proofErr w:type="spellEnd"/>
       <w:r>
         <w:rPr>
           <w:rFonts w:ascii="ＭＳ Ｐ明朝" w:eastAsia="ＭＳ Ｐ明朝" w:hAnsi="ＭＳ Ｐ明朝" w:hint="eastAsia"/>
@@ -677,8 +686,17 @@
           <w:rFonts w:ascii="ＭＳ Ｐ明朝" w:eastAsia="ＭＳ Ｐ明朝" w:hAnsi="ＭＳ Ｐ明朝"/>
           <w:sz w:val="24"/>
         </w:rPr>
-        <w:t>std::cerr</w:t>
-      </w:r>
+        <w:t>std::</w:t>
+      </w:r>
+      <w:proofErr w:type="spellStart"/>
+      <w:r>
+        <w:rPr>
+          <w:rFonts w:ascii="ＭＳ Ｐ明朝" w:eastAsia="ＭＳ Ｐ明朝" w:hAnsi="ＭＳ Ｐ明朝"/>
+          <w:sz w:val="24"/>
+        </w:rPr>
+        <w:t>cerr</w:t>
+      </w:r>
+      <w:proofErr w:type="spellEnd"/>
       <w:r>
         <w:rPr>
           <w:rFonts w:ascii="ＭＳ Ｐ明朝" w:eastAsia="ＭＳ Ｐ明朝" w:hAnsi="ＭＳ Ｐ明朝" w:hint="eastAsia"/>
@@ -769,11 +787,52 @@
     </w:p>
     <w:p>
       <w:pPr>
-        <w:rPr>
-          <w:rFonts w:ascii="ＭＳ Ｐ明朝" w:eastAsia="ＭＳ Ｐ明朝" w:hAnsi="ＭＳ Ｐ明朝"/>
-          <w:sz w:val="24"/>
-        </w:rPr>
-      </w:pPr>
+        <w:jc w:val="center"/>
+        <w:rPr>
+          <w:rFonts w:ascii="ＭＳ Ｐ明朝" w:eastAsia="ＭＳ Ｐ明朝" w:hAnsi="ＭＳ Ｐ明朝"/>
+          <w:sz w:val="24"/>
+        </w:rPr>
+      </w:pPr>
+      <w:r>
+        <w:rPr>
+          <w:noProof/>
+        </w:rPr>
+        <w:drawing>
+          <wp:inline distT="0" distB="0" distL="0" distR="0" wp14:anchorId="50C5DAA4" wp14:editId="3CA06FB8">
+            <wp:extent cx="4544006" cy="3038777"/>
+            <wp:effectExtent l="0" t="0" r="3175" b="0"/>
+            <wp:docPr id="96333363" name="図 1"/>
+            <wp:cNvGraphicFramePr>
+              <a:graphicFrameLocks xmlns:a="http://schemas.openxmlformats.org/drawingml/2006/main" noChangeAspect="1"/>
+            </wp:cNvGraphicFramePr>
+            <a:graphic xmlns:a="http://schemas.openxmlformats.org/drawingml/2006/main">
+              <a:graphicData uri="http://schemas.openxmlformats.org/drawingml/2006/picture">
+                <pic:pic xmlns:pic="http://schemas.openxmlformats.org/drawingml/2006/picture">
+                  <pic:nvPicPr>
+                    <pic:cNvPr id="96333363" name=""/>
+                    <pic:cNvPicPr/>
+                  </pic:nvPicPr>
+                  <pic:blipFill>
+                    <a:blip r:embed="rId5"/>
+                    <a:stretch>
+                      <a:fillRect/>
+                    </a:stretch>
+                  </pic:blipFill>
+                  <pic:spPr>
+                    <a:xfrm>
+                      <a:off x="0" y="0"/>
+                      <a:ext cx="4569222" cy="3055640"/>
+                    </a:xfrm>
+                    <a:prstGeom prst="rect">
+                      <a:avLst/>
+                    </a:prstGeom>
+                  </pic:spPr>
+                </pic:pic>
+              </a:graphicData>
+            </a:graphic>
+          </wp:inline>
+        </w:drawing>
+      </w:r>
     </w:p>
     <w:p>
       <w:pPr>
@@ -887,7 +946,15 @@
           <w:rFonts w:ascii="ＭＳ Ｐ明朝" w:eastAsia="ＭＳ Ｐ明朝" w:hAnsi="ＭＳ Ｐ明朝" w:hint="eastAsia"/>
           <w:sz w:val="24"/>
         </w:rPr>
-        <w:t>型の配列を確保し、そこに順々にファイル内に記載されている数字を代入していけばよい。一行につき、それぞれ学籍番号、数学の点数、英語の点数、国語の点数が順番に載っており、今回必要なのは各教科の点数なので、読み取りが</w:t>
+        <w:t>型の配列を確保し、そこに順々にファイル内に記載されている数字を代入していけばよい。一行につ</w:t>
+      </w:r>
+      <w:r>
+        <w:rPr>
+          <w:rFonts w:ascii="ＭＳ Ｐ明朝" w:eastAsia="ＭＳ Ｐ明朝" w:hAnsi="ＭＳ Ｐ明朝" w:hint="eastAsia"/>
+          <w:sz w:val="24"/>
+        </w:rPr>
+        <w:lastRenderedPageBreak/>
+        <w:t>き、それぞれ学籍番号、数学の点数、英語の点数、国語の点数が順番に載っており、今回必要なのは各教科の点数なので、読み取りが</w:t>
       </w:r>
       <m:oMath>
         <m:r>
@@ -898,6 +965,7 @@
           <m:t>4n+1</m:t>
         </m:r>
       </m:oMath>
+      <w:proofErr w:type="gramStart"/>
       <w:r>
         <w:rPr>
           <w:rFonts w:ascii="ＭＳ Ｐ明朝" w:eastAsia="ＭＳ Ｐ明朝" w:hAnsi="ＭＳ Ｐ明朝" w:hint="eastAsia"/>
@@ -937,6 +1005,7 @@
         </w:rPr>
         <w:t>、</w:t>
       </w:r>
+      <w:proofErr w:type="gramEnd"/>
       <m:oMath>
         <m:r>
           <w:rPr>
@@ -1018,8 +1087,17 @@
           <w:rFonts w:ascii="ＭＳ Ｐ明朝" w:eastAsia="ＭＳ Ｐ明朝" w:hAnsi="ＭＳ Ｐ明朝"/>
           <w:sz w:val="24"/>
         </w:rPr>
-        <w:t>std::cout</w:t>
-      </w:r>
+        <w:t>std::</w:t>
+      </w:r>
+      <w:proofErr w:type="spellStart"/>
+      <w:r>
+        <w:rPr>
+          <w:rFonts w:ascii="ＭＳ Ｐ明朝" w:eastAsia="ＭＳ Ｐ明朝" w:hAnsi="ＭＳ Ｐ明朝"/>
+          <w:sz w:val="24"/>
+        </w:rPr>
+        <w:t>cout</w:t>
+      </w:r>
+      <w:proofErr w:type="spellEnd"/>
       <w:r>
         <w:rPr>
           <w:rFonts w:ascii="ＭＳ Ｐ明朝" w:eastAsia="ＭＳ Ｐ明朝" w:hAnsi="ＭＳ Ｐ明朝" w:hint="eastAsia"/>
@@ -1032,8 +1110,17 @@
           <w:rFonts w:ascii="ＭＳ Ｐ明朝" w:eastAsia="ＭＳ Ｐ明朝" w:hAnsi="ＭＳ Ｐ明朝"/>
           <w:sz w:val="24"/>
         </w:rPr>
-        <w:t>std::fout</w:t>
-      </w:r>
+        <w:t>std::</w:t>
+      </w:r>
+      <w:proofErr w:type="spellStart"/>
+      <w:r>
+        <w:rPr>
+          <w:rFonts w:ascii="ＭＳ Ｐ明朝" w:eastAsia="ＭＳ Ｐ明朝" w:hAnsi="ＭＳ Ｐ明朝"/>
+          <w:sz w:val="24"/>
+        </w:rPr>
+        <w:t>fout</w:t>
+      </w:r>
+      <w:proofErr w:type="spellEnd"/>
       <w:r>
         <w:rPr>
           <w:rFonts w:ascii="ＭＳ Ｐ明朝" w:eastAsia="ＭＳ Ｐ明朝" w:hAnsi="ＭＳ Ｐ明朝" w:hint="eastAsia"/>
@@ -1062,7 +1149,7 @@
       <w:pPr>
         <w:ind w:firstLineChars="50" w:firstLine="120"/>
         <w:rPr>
-          <w:rFonts w:ascii="ＭＳ Ｐ明朝" w:eastAsia="ＭＳ Ｐ明朝" w:hAnsi="ＭＳ Ｐ明朝" w:hint="eastAsia"/>
+          <w:rFonts w:ascii="ＭＳ Ｐ明朝" w:eastAsia="ＭＳ Ｐ明朝" w:hAnsi="ＭＳ Ｐ明朝"/>
           <w:i/>
           <w:sz w:val="24"/>
         </w:rPr>
@@ -1085,11 +1172,53 @@
     </w:p>
     <w:p>
       <w:pPr>
-        <w:rPr>
-          <w:rFonts w:ascii="ＭＳ Ｐ明朝" w:eastAsia="ＭＳ Ｐ明朝" w:hAnsi="ＭＳ Ｐ明朝"/>
-          <w:sz w:val="24"/>
-        </w:rPr>
-      </w:pPr>
+        <w:jc w:val="center"/>
+        <w:rPr>
+          <w:rFonts w:ascii="ＭＳ Ｐ明朝" w:eastAsia="ＭＳ Ｐ明朝" w:hAnsi="ＭＳ Ｐ明朝"/>
+          <w:sz w:val="24"/>
+        </w:rPr>
+      </w:pPr>
+      <w:r>
+        <w:rPr>
+          <w:rFonts w:ascii="ＭＳ Ｐ明朝" w:eastAsia="ＭＳ Ｐ明朝" w:hAnsi="ＭＳ Ｐ明朝"/>
+          <w:sz w:val="24"/>
+        </w:rPr>
+        <w:drawing>
+          <wp:inline distT="0" distB="0" distL="0" distR="0" wp14:anchorId="468B8FC7" wp14:editId="5F64EA10">
+            <wp:extent cx="3877553" cy="1772256"/>
+            <wp:effectExtent l="0" t="0" r="0" b="0"/>
+            <wp:docPr id="161980938" name="図 1"/>
+            <wp:cNvGraphicFramePr>
+              <a:graphicFrameLocks xmlns:a="http://schemas.openxmlformats.org/drawingml/2006/main" noChangeAspect="1"/>
+            </wp:cNvGraphicFramePr>
+            <a:graphic xmlns:a="http://schemas.openxmlformats.org/drawingml/2006/main">
+              <a:graphicData uri="http://schemas.openxmlformats.org/drawingml/2006/picture">
+                <pic:pic xmlns:pic="http://schemas.openxmlformats.org/drawingml/2006/picture">
+                  <pic:nvPicPr>
+                    <pic:cNvPr id="161980938" name=""/>
+                    <pic:cNvPicPr/>
+                  </pic:nvPicPr>
+                  <pic:blipFill>
+                    <a:blip r:embed="rId6"/>
+                    <a:stretch>
+                      <a:fillRect/>
+                    </a:stretch>
+                  </pic:blipFill>
+                  <pic:spPr>
+                    <a:xfrm>
+                      <a:off x="0" y="0"/>
+                      <a:ext cx="3922539" cy="1792817"/>
+                    </a:xfrm>
+                    <a:prstGeom prst="rect">
+                      <a:avLst/>
+                    </a:prstGeom>
+                  </pic:spPr>
+                </pic:pic>
+              </a:graphicData>
+            </a:graphic>
+          </wp:inline>
+        </w:drawing>
+      </w:r>
     </w:p>
     <w:p>
       <w:pPr>
@@ -1165,48 +1294,20 @@
           <w:rFonts w:ascii="ＭＳ Ｐ明朝" w:eastAsia="ＭＳ Ｐ明朝" w:hAnsi="ＭＳ Ｐ明朝"/>
           <w:sz w:val="24"/>
         </w:rPr>
-        <w:t>./2412747_kadai1-</w:t>
-      </w:r>
-      <w:r>
-        <w:rPr>
-          <w:rFonts w:ascii="ＭＳ Ｐ明朝" w:eastAsia="ＭＳ Ｐ明朝" w:hAnsi="ＭＳ Ｐ明朝"/>
-          <w:sz w:val="24"/>
-        </w:rPr>
-        <w:t>3</w:t>
-      </w:r>
-      <w:r>
-        <w:rPr>
-          <w:rFonts w:ascii="ＭＳ Ｐ明朝" w:eastAsia="ＭＳ Ｐ明朝" w:hAnsi="ＭＳ Ｐ明朝"/>
-          <w:sz w:val="24"/>
-        </w:rPr>
-        <w:t xml:space="preserve"> </w:t>
-      </w:r>
-      <w:r>
-        <w:rPr>
-          <w:rFonts w:ascii="ＭＳ Ｐ明朝" w:eastAsia="ＭＳ Ｐ明朝" w:hAnsi="ＭＳ Ｐ明朝"/>
-          <w:sz w:val="24"/>
-        </w:rPr>
-        <w:t>sentence2026.txt</w:t>
-      </w:r>
-      <w:r>
-        <w:rPr>
-          <w:rFonts w:ascii="ＭＳ Ｐ明朝" w:eastAsia="ＭＳ Ｐ明朝" w:hAnsi="ＭＳ Ｐ明朝" w:hint="eastAsia"/>
-          <w:sz w:val="24"/>
-        </w:rPr>
-        <w:t>」のようにして第一引数に</w:t>
-      </w:r>
-      <w:r>
-        <w:rPr>
-          <w:rFonts w:ascii="ＭＳ Ｐ明朝" w:eastAsia="ＭＳ Ｐ明朝" w:hAnsi="ＭＳ Ｐ明朝" w:hint="eastAsia"/>
-          <w:sz w:val="24"/>
-        </w:rPr>
-        <w:t>読み取るファイル名を入力する。</w:t>
-      </w:r>
-    </w:p>
-    <w:p>
-      <w:pPr>
-        <w:rPr>
-          <w:rFonts w:ascii="ＭＳ Ｐ明朝" w:eastAsia="ＭＳ Ｐ明朝" w:hAnsi="ＭＳ Ｐ明朝" w:hint="eastAsia"/>
+        <w:t>./2412747_kadai1-3 sentence2026.txt</w:t>
+      </w:r>
+      <w:r>
+        <w:rPr>
+          <w:rFonts w:ascii="ＭＳ Ｐ明朝" w:eastAsia="ＭＳ Ｐ明朝" w:hAnsi="ＭＳ Ｐ明朝" w:hint="eastAsia"/>
+          <w:sz w:val="24"/>
+        </w:rPr>
+        <w:t>」のようにして第一引数に読み取るファイル名を入力する。</w:t>
+      </w:r>
+    </w:p>
+    <w:p>
+      <w:pPr>
+        <w:rPr>
+          <w:rFonts w:ascii="ＭＳ Ｐ明朝" w:eastAsia="ＭＳ Ｐ明朝" w:hAnsi="ＭＳ Ｐ明朝"/>
           <w:sz w:val="24"/>
         </w:rPr>
       </w:pPr>
@@ -1252,14 +1353,38 @@
           <w:rFonts w:ascii="ＭＳ Ｐ明朝" w:eastAsia="ＭＳ Ｐ明朝" w:hAnsi="ＭＳ Ｐ明朝" w:hint="eastAsia"/>
           <w:sz w:val="24"/>
         </w:rPr>
-        <w:t>のようにしてしまうと、空白や改行等が省略されて詰められた状態で文字が出力されてしまう。ここがこの課題のポイントであると考えた。そのため、</w:t>
-      </w:r>
-      <w:r>
-        <w:rPr>
-          <w:rFonts w:ascii="ＭＳ Ｐ明朝" w:eastAsia="ＭＳ Ｐ明朝" w:hAnsi="ＭＳ Ｐ明朝"/>
-          <w:sz w:val="24"/>
-        </w:rPr>
-        <w:t>fin &gt;&gt; noskipws &gt;&gt; word</w:t>
+        <w:t>のようにしてしまうと、空白や改行等が省略されて詰められた状態で文字</w:t>
+      </w:r>
+      <w:r>
+        <w:rPr>
+          <w:rFonts w:ascii="ＭＳ Ｐ明朝" w:eastAsia="ＭＳ Ｐ明朝" w:hAnsi="ＭＳ Ｐ明朝" w:hint="eastAsia"/>
+          <w:sz w:val="24"/>
+        </w:rPr>
+        <w:lastRenderedPageBreak/>
+        <w:t>が出力されてしまう。ここがこの課題のポイントであると考えた。そのため、</w:t>
+      </w:r>
+      <w:r>
+        <w:rPr>
+          <w:rFonts w:ascii="ＭＳ Ｐ明朝" w:eastAsia="ＭＳ Ｐ明朝" w:hAnsi="ＭＳ Ｐ明朝"/>
+          <w:sz w:val="24"/>
+        </w:rPr>
+        <w:t xml:space="preserve">fin &gt;&gt; </w:t>
+      </w:r>
+      <w:proofErr w:type="spellStart"/>
+      <w:r>
+        <w:rPr>
+          <w:rFonts w:ascii="ＭＳ Ｐ明朝" w:eastAsia="ＭＳ Ｐ明朝" w:hAnsi="ＭＳ Ｐ明朝"/>
+          <w:sz w:val="24"/>
+        </w:rPr>
+        <w:t>noskipws</w:t>
+      </w:r>
+      <w:proofErr w:type="spellEnd"/>
+      <w:r>
+        <w:rPr>
+          <w:rFonts w:ascii="ＭＳ Ｐ明朝" w:eastAsia="ＭＳ Ｐ明朝" w:hAnsi="ＭＳ Ｐ明朝"/>
+          <w:sz w:val="24"/>
+        </w:rPr>
+        <w:t xml:space="preserve"> &gt;&gt; word</w:t>
       </w:r>
       <w:r>
         <w:rPr>
@@ -1272,7 +1397,7 @@
     <w:p>
       <w:pPr>
         <w:rPr>
-          <w:rFonts w:ascii="ＭＳ Ｐ明朝" w:eastAsia="ＭＳ Ｐ明朝" w:hAnsi="ＭＳ Ｐ明朝" w:hint="eastAsia"/>
+          <w:rFonts w:ascii="ＭＳ Ｐ明朝" w:eastAsia="ＭＳ Ｐ明朝" w:hAnsi="ＭＳ Ｐ明朝"/>
           <w:sz w:val="24"/>
         </w:rPr>
       </w:pPr>
@@ -1290,6 +1415,56 @@
           <w:sz w:val="24"/>
         </w:rPr>
         <w:t>・実行結果</w:t>
+      </w:r>
+    </w:p>
+    <w:p>
+      <w:pPr>
+        <w:jc w:val="center"/>
+        <w:rPr>
+          <w:rFonts w:ascii="ＭＳ Ｐ明朝" w:eastAsia="ＭＳ Ｐ明朝" w:hAnsi="ＭＳ Ｐ明朝"/>
+          <w:sz w:val="24"/>
+        </w:rPr>
+      </w:pPr>
+      <w:r>
+        <w:rPr>
+          <w:rFonts w:ascii="ＭＳ Ｐ明朝" w:eastAsia="ＭＳ Ｐ明朝" w:hAnsi="ＭＳ Ｐ明朝"/>
+          <w:sz w:val="24"/>
+        </w:rPr>
+        <w:drawing>
+          <wp:inline distT="0" distB="0" distL="0" distR="0" wp14:anchorId="2F465B04" wp14:editId="40E9ACD6">
+            <wp:extent cx="4077078" cy="2543859"/>
+            <wp:effectExtent l="0" t="0" r="0" b="0"/>
+            <wp:docPr id="1508808953" name="図 1"/>
+            <wp:cNvGraphicFramePr>
+              <a:graphicFrameLocks xmlns:a="http://schemas.openxmlformats.org/drawingml/2006/main" noChangeAspect="1"/>
+            </wp:cNvGraphicFramePr>
+            <a:graphic xmlns:a="http://schemas.openxmlformats.org/drawingml/2006/main">
+              <a:graphicData uri="http://schemas.openxmlformats.org/drawingml/2006/picture">
+                <pic:pic xmlns:pic="http://schemas.openxmlformats.org/drawingml/2006/picture">
+                  <pic:nvPicPr>
+                    <pic:cNvPr id="1508808953" name=""/>
+                    <pic:cNvPicPr/>
+                  </pic:nvPicPr>
+                  <pic:blipFill>
+                    <a:blip r:embed="rId7"/>
+                    <a:stretch>
+                      <a:fillRect/>
+                    </a:stretch>
+                  </pic:blipFill>
+                  <pic:spPr>
+                    <a:xfrm>
+                      <a:off x="0" y="0"/>
+                      <a:ext cx="4122335" cy="2572097"/>
+                    </a:xfrm>
+                    <a:prstGeom prst="rect">
+                      <a:avLst/>
+                    </a:prstGeom>
+                  </pic:spPr>
+                </pic:pic>
+              </a:graphicData>
+            </a:graphic>
+          </wp:inline>
+        </w:drawing>
       </w:r>
     </w:p>
     <w:p>
@@ -1359,49 +1534,59 @@
           <w:rFonts w:ascii="ＭＳ Ｐ明朝" w:eastAsia="ＭＳ Ｐ明朝" w:hAnsi="ＭＳ Ｐ明朝"/>
           <w:sz w:val="24"/>
         </w:rPr>
-        <w:t>./2412747_kadai1-</w:t>
-      </w:r>
-      <w:r>
-        <w:rPr>
-          <w:rFonts w:ascii="ＭＳ Ｐ明朝" w:eastAsia="ＭＳ Ｐ明朝" w:hAnsi="ＭＳ Ｐ明朝"/>
-          <w:sz w:val="24"/>
-        </w:rPr>
-        <w:t>4</w:t>
-      </w:r>
-      <w:r>
-        <w:rPr>
-          <w:rFonts w:ascii="ＭＳ Ｐ明朝" w:eastAsia="ＭＳ Ｐ明朝" w:hAnsi="ＭＳ Ｐ明朝"/>
-          <w:sz w:val="24"/>
-        </w:rPr>
-        <w:t xml:space="preserve"> </w:t>
-      </w:r>
-      <w:r>
-        <w:rPr>
-          <w:rFonts w:ascii="ＭＳ Ｐ明朝" w:eastAsia="ＭＳ Ｐ明朝" w:hAnsi="ＭＳ Ｐ明朝"/>
-          <w:sz w:val="24"/>
-        </w:rPr>
-        <w:t>diff1_</w:t>
-      </w:r>
-      <w:r>
-        <w:rPr>
-          <w:rFonts w:ascii="ＭＳ Ｐ明朝" w:eastAsia="ＭＳ Ｐ明朝" w:hAnsi="ＭＳ Ｐ明朝"/>
-          <w:sz w:val="24"/>
-        </w:rPr>
-        <w:t>2026.txt</w:t>
-      </w:r>
-      <w:r>
-        <w:rPr>
-          <w:rFonts w:ascii="ＭＳ Ｐ明朝" w:eastAsia="ＭＳ Ｐ明朝" w:hAnsi="ＭＳ Ｐ明朝"/>
-          <w:sz w:val="24"/>
-        </w:rPr>
-        <w:t xml:space="preserve"> </w:t>
-      </w:r>
-      <w:r>
-        <w:rPr>
-          <w:rFonts w:ascii="ＭＳ Ｐ明朝" w:eastAsia="ＭＳ Ｐ明朝" w:hAnsi="ＭＳ Ｐ明朝"/>
-          <w:sz w:val="24"/>
-        </w:rPr>
-        <w:t>diff</w:t>
+        <w:t>./2412747_kadai1-4 diff1_2026.txt diff2_2026.txt</w:t>
+      </w:r>
+      <w:r>
+        <w:rPr>
+          <w:rFonts w:ascii="ＭＳ Ｐ明朝" w:eastAsia="ＭＳ Ｐ明朝" w:hAnsi="ＭＳ Ｐ明朝" w:hint="eastAsia"/>
+          <w:sz w:val="24"/>
+        </w:rPr>
+        <w:t>」のようにして第一引数</w:t>
+      </w:r>
+      <w:r>
+        <w:rPr>
+          <w:rFonts w:ascii="ＭＳ Ｐ明朝" w:eastAsia="ＭＳ Ｐ明朝" w:hAnsi="ＭＳ Ｐ明朝" w:hint="eastAsia"/>
+          <w:sz w:val="24"/>
+        </w:rPr>
+        <w:t>と第二引数にそれぞれ差分をとるファイル名を入力する。</w:t>
+      </w:r>
+    </w:p>
+    <w:p>
+      <w:pPr>
+        <w:rPr>
+          <w:rFonts w:ascii="ＭＳ Ｐ明朝" w:eastAsia="ＭＳ Ｐ明朝" w:hAnsi="ＭＳ Ｐ明朝"/>
+          <w:sz w:val="24"/>
+        </w:rPr>
+      </w:pPr>
+    </w:p>
+    <w:p>
+      <w:pPr>
+        <w:rPr>
+          <w:rFonts w:ascii="ＭＳ Ｐ明朝" w:eastAsia="ＭＳ Ｐ明朝" w:hAnsi="ＭＳ Ｐ明朝"/>
+          <w:sz w:val="24"/>
+        </w:rPr>
+      </w:pPr>
+      <w:r>
+        <w:rPr>
+          <w:rFonts w:ascii="ＭＳ Ｐ明朝" w:eastAsia="ＭＳ Ｐ明朝" w:hAnsi="ＭＳ Ｐ明朝" w:hint="eastAsia"/>
+          <w:sz w:val="24"/>
+        </w:rPr>
+        <w:t>・実装概要</w:t>
+      </w:r>
+    </w:p>
+    <w:p>
+      <w:pPr>
+        <w:rPr>
+          <w:rFonts w:ascii="ＭＳ Ｐ明朝" w:eastAsia="ＭＳ Ｐ明朝" w:hAnsi="ＭＳ Ｐ明朝"/>
+          <w:sz w:val="24"/>
+        </w:rPr>
+      </w:pPr>
+      <w:r>
+        <w:rPr>
+          <w:rFonts w:ascii="ＭＳ Ｐ明朝" w:eastAsia="ＭＳ Ｐ明朝" w:hAnsi="ＭＳ Ｐ明朝" w:hint="eastAsia"/>
+          <w:sz w:val="24"/>
+        </w:rPr>
+        <w:t xml:space="preserve">　やっていることは</w:t>
       </w:r>
       <w:r>
         <w:rPr>
@@ -1412,119 +1597,60 @@
       </w:r>
       <w:r>
         <w:rPr>
-          <w:rFonts w:ascii="ＭＳ Ｐ明朝" w:eastAsia="ＭＳ Ｐ明朝" w:hAnsi="ＭＳ Ｐ明朝"/>
-          <w:sz w:val="24"/>
-        </w:rPr>
-        <w:t>_2026.txt</w:t>
-      </w:r>
-      <w:r>
-        <w:rPr>
-          <w:rFonts w:ascii="ＭＳ Ｐ明朝" w:eastAsia="ＭＳ Ｐ明朝" w:hAnsi="ＭＳ Ｐ明朝" w:hint="eastAsia"/>
-          <w:sz w:val="24"/>
-        </w:rPr>
-        <w:t>」のようにして第一引数</w:t>
-      </w:r>
-      <w:r>
-        <w:rPr>
-          <w:rFonts w:ascii="ＭＳ Ｐ明朝" w:eastAsia="ＭＳ Ｐ明朝" w:hAnsi="ＭＳ Ｐ明朝" w:hint="eastAsia"/>
-          <w:sz w:val="24"/>
-        </w:rPr>
-        <w:t>と第二引数にそれぞれ差分をとるファイル名を入力する。</w:t>
-      </w:r>
-    </w:p>
-    <w:p>
-      <w:pPr>
-        <w:rPr>
-          <w:rFonts w:ascii="ＭＳ Ｐ明朝" w:eastAsia="ＭＳ Ｐ明朝" w:hAnsi="ＭＳ Ｐ明朝"/>
-          <w:sz w:val="24"/>
-        </w:rPr>
-      </w:pPr>
-    </w:p>
-    <w:p>
-      <w:pPr>
-        <w:rPr>
-          <w:rFonts w:ascii="ＭＳ Ｐ明朝" w:eastAsia="ＭＳ Ｐ明朝" w:hAnsi="ＭＳ Ｐ明朝"/>
-          <w:sz w:val="24"/>
-        </w:rPr>
-      </w:pPr>
-      <w:r>
-        <w:rPr>
-          <w:rFonts w:ascii="ＭＳ Ｐ明朝" w:eastAsia="ＭＳ Ｐ明朝" w:hAnsi="ＭＳ Ｐ明朝" w:hint="eastAsia"/>
-          <w:sz w:val="24"/>
-        </w:rPr>
-        <w:t>・実装概要</w:t>
-      </w:r>
-    </w:p>
-    <w:p>
-      <w:pPr>
-        <w:rPr>
-          <w:rFonts w:ascii="ＭＳ Ｐ明朝" w:eastAsia="ＭＳ Ｐ明朝" w:hAnsi="ＭＳ Ｐ明朝"/>
-          <w:sz w:val="24"/>
-        </w:rPr>
-      </w:pPr>
+          <w:rFonts w:ascii="ＭＳ Ｐ明朝" w:eastAsia="ＭＳ Ｐ明朝" w:hAnsi="ＭＳ Ｐ明朝" w:hint="eastAsia"/>
+          <w:sz w:val="24"/>
+        </w:rPr>
+        <w:t>つのファイルからそれぞれ単語を読み取り、それを比較して共通部分とそうでない部分にそれぞれ分けるということなので、課題のアルゴリズムを考えるのはそう難しくない。しかしそのままやろうとすると、入力ファイルの単語を格納する変数</w:t>
+      </w:r>
+      <w:r>
+        <w:rPr>
+          <w:rFonts w:ascii="ＭＳ Ｐ明朝" w:eastAsia="ＭＳ Ｐ明朝" w:hAnsi="ＭＳ Ｐ明朝"/>
+          <w:sz w:val="24"/>
+        </w:rPr>
+        <w:t>2</w:t>
+      </w:r>
+      <w:r>
+        <w:rPr>
+          <w:rFonts w:ascii="ＭＳ Ｐ明朝" w:eastAsia="ＭＳ Ｐ明朝" w:hAnsi="ＭＳ Ｐ明朝" w:hint="eastAsia"/>
+          <w:sz w:val="24"/>
+        </w:rPr>
+        <w:t>つ、共通部分の単語を格納する変数</w:t>
+      </w:r>
+      <w:r>
+        <w:rPr>
+          <w:rFonts w:ascii="ＭＳ Ｐ明朝" w:eastAsia="ＭＳ Ｐ明朝" w:hAnsi="ＭＳ Ｐ明朝"/>
+          <w:sz w:val="24"/>
+        </w:rPr>
+        <w:t>1</w:t>
+      </w:r>
+      <w:r>
+        <w:rPr>
+          <w:rFonts w:ascii="ＭＳ Ｐ明朝" w:eastAsia="ＭＳ Ｐ明朝" w:hAnsi="ＭＳ Ｐ明朝" w:hint="eastAsia"/>
+          <w:sz w:val="24"/>
+        </w:rPr>
+        <w:t>つ、共通でない単語を格納する変数</w:t>
+      </w:r>
+      <w:r>
+        <w:rPr>
+          <w:rFonts w:ascii="ＭＳ Ｐ明朝" w:eastAsia="ＭＳ Ｐ明朝" w:hAnsi="ＭＳ Ｐ明朝"/>
+          <w:sz w:val="24"/>
+        </w:rPr>
+        <w:t>2</w:t>
+      </w:r>
+      <w:r>
+        <w:rPr>
+          <w:rFonts w:ascii="ＭＳ Ｐ明朝" w:eastAsia="ＭＳ Ｐ明朝" w:hAnsi="ＭＳ Ｐ明朝" w:hint="eastAsia"/>
+          <w:sz w:val="24"/>
+        </w:rPr>
+        <w:t>つ</w:t>
+      </w:r>
       <w:r>
         <w:rPr>
           <w:rFonts w:ascii="ＭＳ Ｐ明朝" w:eastAsia="ＭＳ Ｐ明朝" w:hAnsi="ＭＳ Ｐ明朝" w:hint="eastAsia"/>
           <w:sz w:val="24"/>
         </w:rPr>
         <w:lastRenderedPageBreak/>
-        <w:t xml:space="preserve">　やっていることは</w:t>
-      </w:r>
-      <w:r>
-        <w:rPr>
-          <w:rFonts w:ascii="ＭＳ Ｐ明朝" w:eastAsia="ＭＳ Ｐ明朝" w:hAnsi="ＭＳ Ｐ明朝"/>
-          <w:sz w:val="24"/>
-        </w:rPr>
-        <w:t>2</w:t>
-      </w:r>
-      <w:r>
-        <w:rPr>
-          <w:rFonts w:ascii="ＭＳ Ｐ明朝" w:eastAsia="ＭＳ Ｐ明朝" w:hAnsi="ＭＳ Ｐ明朝" w:hint="eastAsia"/>
-          <w:sz w:val="24"/>
-        </w:rPr>
-        <w:t>つのファイルからそれぞれ単語を読み取り、それを比較して共通部分とそうでない部分にそれぞれ分けるということなので、課題のアルゴリズムを考えるのはそう難しくない。しかしそのままやろうとすると、入力ファイルの単語を格納する変数</w:t>
-      </w:r>
-      <w:r>
-        <w:rPr>
-          <w:rFonts w:ascii="ＭＳ Ｐ明朝" w:eastAsia="ＭＳ Ｐ明朝" w:hAnsi="ＭＳ Ｐ明朝"/>
-          <w:sz w:val="24"/>
-        </w:rPr>
-        <w:t>2</w:t>
-      </w:r>
-      <w:r>
-        <w:rPr>
-          <w:rFonts w:ascii="ＭＳ Ｐ明朝" w:eastAsia="ＭＳ Ｐ明朝" w:hAnsi="ＭＳ Ｐ明朝" w:hint="eastAsia"/>
-          <w:sz w:val="24"/>
-        </w:rPr>
-        <w:t>つ、共通部分の単語を格納する変数</w:t>
-      </w:r>
-      <w:r>
-        <w:rPr>
-          <w:rFonts w:ascii="ＭＳ Ｐ明朝" w:eastAsia="ＭＳ Ｐ明朝" w:hAnsi="ＭＳ Ｐ明朝"/>
-          <w:sz w:val="24"/>
-        </w:rPr>
-        <w:t>1</w:t>
-      </w:r>
-      <w:r>
-        <w:rPr>
-          <w:rFonts w:ascii="ＭＳ Ｐ明朝" w:eastAsia="ＭＳ Ｐ明朝" w:hAnsi="ＭＳ Ｐ明朝" w:hint="eastAsia"/>
-          <w:sz w:val="24"/>
-        </w:rPr>
-        <w:t>つ、共通でない単語を格納する変数</w:t>
-      </w:r>
-      <w:r>
-        <w:rPr>
-          <w:rFonts w:ascii="ＭＳ Ｐ明朝" w:eastAsia="ＭＳ Ｐ明朝" w:hAnsi="ＭＳ Ｐ明朝"/>
-          <w:sz w:val="24"/>
-        </w:rPr>
-        <w:t>2</w:t>
-      </w:r>
-      <w:r>
-        <w:rPr>
-          <w:rFonts w:ascii="ＭＳ Ｐ明朝" w:eastAsia="ＭＳ Ｐ明朝" w:hAnsi="ＭＳ Ｐ明朝" w:hint="eastAsia"/>
-          <w:sz w:val="24"/>
-        </w:rPr>
-        <w:t>つと計</w:t>
+        <w:t>と計</w:t>
       </w:r>
       <w:r>
         <w:rPr>
@@ -1668,7 +1794,7 @@
       <w:pPr>
         <w:ind w:firstLineChars="50" w:firstLine="120"/>
         <w:rPr>
-          <w:rFonts w:ascii="ＭＳ Ｐ明朝" w:eastAsia="ＭＳ Ｐ明朝" w:hAnsi="ＭＳ Ｐ明朝" w:hint="eastAsia"/>
+          <w:rFonts w:ascii="ＭＳ Ｐ明朝" w:eastAsia="ＭＳ Ｐ明朝" w:hAnsi="ＭＳ Ｐ明朝"/>
           <w:sz w:val="24"/>
         </w:rPr>
       </w:pPr>
@@ -1686,6 +1812,56 @@
           <w:sz w:val="24"/>
         </w:rPr>
         <w:t>・実行結果</w:t>
+      </w:r>
+    </w:p>
+    <w:p>
+      <w:pPr>
+        <w:jc w:val="center"/>
+        <w:rPr>
+          <w:rFonts w:ascii="ＭＳ Ｐ明朝" w:eastAsia="ＭＳ Ｐ明朝" w:hAnsi="ＭＳ Ｐ明朝"/>
+          <w:sz w:val="24"/>
+        </w:rPr>
+      </w:pPr>
+      <w:r>
+        <w:rPr>
+          <w:rFonts w:ascii="ＭＳ Ｐ明朝" w:eastAsia="ＭＳ Ｐ明朝" w:hAnsi="ＭＳ Ｐ明朝"/>
+          <w:sz w:val="24"/>
+        </w:rPr>
+        <w:drawing>
+          <wp:inline distT="0" distB="0" distL="0" distR="0" wp14:anchorId="23532898" wp14:editId="372A7E74">
+            <wp:extent cx="3050052" cy="2022134"/>
+            <wp:effectExtent l="0" t="0" r="0" b="0"/>
+            <wp:docPr id="67440941" name="図 1"/>
+            <wp:cNvGraphicFramePr>
+              <a:graphicFrameLocks xmlns:a="http://schemas.openxmlformats.org/drawingml/2006/main" noChangeAspect="1"/>
+            </wp:cNvGraphicFramePr>
+            <a:graphic xmlns:a="http://schemas.openxmlformats.org/drawingml/2006/main">
+              <a:graphicData uri="http://schemas.openxmlformats.org/drawingml/2006/picture">
+                <pic:pic xmlns:pic="http://schemas.openxmlformats.org/drawingml/2006/picture">
+                  <pic:nvPicPr>
+                    <pic:cNvPr id="67440941" name=""/>
+                    <pic:cNvPicPr/>
+                  </pic:nvPicPr>
+                  <pic:blipFill>
+                    <a:blip r:embed="rId8"/>
+                    <a:stretch>
+                      <a:fillRect/>
+                    </a:stretch>
+                  </pic:blipFill>
+                  <pic:spPr>
+                    <a:xfrm>
+                      <a:off x="0" y="0"/>
+                      <a:ext cx="3087330" cy="2046849"/>
+                    </a:xfrm>
+                    <a:prstGeom prst="rect">
+                      <a:avLst/>
+                    </a:prstGeom>
+                  </pic:spPr>
+                </pic:pic>
+              </a:graphicData>
+            </a:graphic>
+          </wp:inline>
+        </w:drawing>
       </w:r>
     </w:p>
     <w:p>
@@ -1710,6 +1886,7 @@
           <w:sz w:val="32"/>
           <w:szCs w:val="32"/>
         </w:rPr>
+        <w:lastRenderedPageBreak/>
         <w:t>5</w:t>
       </w:r>
       <w:r>
@@ -1739,7 +1916,451 @@
     <w:p>
       <w:pPr>
         <w:rPr>
-          <w:rFonts w:ascii="ＭＳ Ｐ明朝" w:eastAsia="ＭＳ Ｐ明朝" w:hAnsi="ＭＳ Ｐ明朝" w:hint="eastAsia"/>
+          <w:rFonts w:ascii="ＭＳ Ｐ明朝" w:eastAsia="ＭＳ Ｐ明朝" w:hAnsi="ＭＳ Ｐ明朝"/>
+          <w:sz w:val="24"/>
+        </w:rPr>
+      </w:pPr>
+      <w:r>
+        <w:rPr>
+          <w:rFonts w:ascii="ＭＳ Ｐ明朝" w:eastAsia="ＭＳ Ｐ明朝" w:hAnsi="ＭＳ Ｐ明朝" w:hint="eastAsia"/>
+          <w:sz w:val="24"/>
+        </w:rPr>
+        <w:t>「</w:t>
+      </w:r>
+      <w:r>
+        <w:rPr>
+          <w:rFonts w:ascii="ＭＳ Ｐ明朝" w:eastAsia="ＭＳ Ｐ明朝" w:hAnsi="ＭＳ Ｐ明朝"/>
+          <w:sz w:val="24"/>
+        </w:rPr>
+        <w:t>./2412747_kadai1-4 enrollment2026.txt input2026.txt</w:t>
+      </w:r>
+      <w:r>
+        <w:rPr>
+          <w:rFonts w:ascii="ＭＳ Ｐ明朝" w:eastAsia="ＭＳ Ｐ明朝" w:hAnsi="ＭＳ Ｐ明朝" w:hint="eastAsia"/>
+          <w:sz w:val="24"/>
+        </w:rPr>
+        <w:t>」のようにして第一引数に各個人の虹彩領域の情報の載っているファイル名を、第二引数に特定の人物の虹彩領域の情報の載っているファイル名を入力する。</w:t>
+      </w:r>
+    </w:p>
+    <w:p>
+      <w:pPr>
+        <w:rPr>
+          <w:rFonts w:ascii="ＭＳ Ｐ明朝" w:eastAsia="ＭＳ Ｐ明朝" w:hAnsi="ＭＳ Ｐ明朝"/>
+          <w:sz w:val="24"/>
+        </w:rPr>
+      </w:pPr>
+    </w:p>
+    <w:p>
+      <w:pPr>
+        <w:rPr>
+          <w:rFonts w:ascii="ＭＳ Ｐ明朝" w:eastAsia="ＭＳ Ｐ明朝" w:hAnsi="ＭＳ Ｐ明朝"/>
+          <w:sz w:val="24"/>
+        </w:rPr>
+      </w:pPr>
+      <w:r>
+        <w:rPr>
+          <w:rFonts w:ascii="ＭＳ Ｐ明朝" w:eastAsia="ＭＳ Ｐ明朝" w:hAnsi="ＭＳ Ｐ明朝" w:hint="eastAsia"/>
+          <w:sz w:val="24"/>
+        </w:rPr>
+        <w:t>・実装概要</w:t>
+      </w:r>
+    </w:p>
+    <w:p>
+      <w:pPr>
+        <w:rPr>
+          <w:rFonts w:ascii="ＭＳ Ｐ明朝" w:eastAsia="ＭＳ Ｐ明朝" w:hAnsi="ＭＳ Ｐ明朝"/>
+          <w:sz w:val="24"/>
+        </w:rPr>
+      </w:pPr>
+      <w:r>
+        <w:rPr>
+          <w:rFonts w:ascii="ＭＳ Ｐ明朝" w:eastAsia="ＭＳ Ｐ明朝" w:hAnsi="ＭＳ Ｐ明朝"/>
+          <w:sz w:val="24"/>
+        </w:rPr>
+        <w:t xml:space="preserve"> </w:t>
+      </w:r>
+      <w:r>
+        <w:rPr>
+          <w:rFonts w:ascii="ＭＳ Ｐ明朝" w:eastAsia="ＭＳ Ｐ明朝" w:hAnsi="ＭＳ Ｐ明朝" w:hint="eastAsia"/>
+          <w:sz w:val="24"/>
+        </w:rPr>
+        <w:t>虹彩情報やハミング距離と初見の単語が多く、一見すると難しく感じたが、実際にやることは</w:t>
+      </w:r>
+      <w:r>
+        <w:rPr>
+          <w:rFonts w:ascii="ＭＳ Ｐ明朝" w:eastAsia="ＭＳ Ｐ明朝" w:hAnsi="ＭＳ Ｐ明朝" w:hint="eastAsia"/>
+          <w:sz w:val="24"/>
+        </w:rPr>
+        <w:t>読み取ったビット列をそれぞれ比較して、その中で最も誤差の少ないものを出すということだけであり、単純である。</w:t>
+      </w:r>
+    </w:p>
+    <w:p>
+      <w:pPr>
+        <w:rPr>
+          <w:rFonts w:ascii="ＭＳ Ｐ明朝" w:eastAsia="ＭＳ Ｐ明朝" w:hAnsi="ＭＳ Ｐ明朝"/>
+          <w:sz w:val="24"/>
+        </w:rPr>
+      </w:pPr>
+      <w:r>
+        <w:rPr>
+          <w:rFonts w:ascii="ＭＳ Ｐ明朝" w:eastAsia="ＭＳ Ｐ明朝" w:hAnsi="ＭＳ Ｐ明朝" w:hint="eastAsia"/>
+          <w:sz w:val="24"/>
+        </w:rPr>
+        <w:t xml:space="preserve">　コードの流れとしては、あらかじめ虹彩情報が記載されている数がわかっているので、その分の</w:t>
+      </w:r>
+      <w:r>
+        <w:rPr>
+          <w:rFonts w:ascii="ＭＳ Ｐ明朝" w:eastAsia="ＭＳ Ｐ明朝" w:hAnsi="ＭＳ Ｐ明朝"/>
+          <w:sz w:val="24"/>
+        </w:rPr>
+        <w:t>id</w:t>
+      </w:r>
+      <w:r>
+        <w:rPr>
+          <w:rFonts w:ascii="ＭＳ Ｐ明朝" w:eastAsia="ＭＳ Ｐ明朝" w:hAnsi="ＭＳ Ｐ明朝" w:hint="eastAsia"/>
+          <w:sz w:val="24"/>
+        </w:rPr>
+        <w:t>と各</w:t>
+      </w:r>
+      <w:r>
+        <w:rPr>
+          <w:rFonts w:ascii="ＭＳ Ｐ明朝" w:eastAsia="ＭＳ Ｐ明朝" w:hAnsi="ＭＳ Ｐ明朝"/>
+          <w:sz w:val="24"/>
+        </w:rPr>
+        <w:t>id</w:t>
+      </w:r>
+      <w:r>
+        <w:rPr>
+          <w:rFonts w:ascii="ＭＳ Ｐ明朝" w:eastAsia="ＭＳ Ｐ明朝" w:hAnsi="ＭＳ Ｐ明朝" w:hint="eastAsia"/>
+          <w:sz w:val="24"/>
+        </w:rPr>
+        <w:t>における虹彩情報を記録する配列を宣言することから始まる。ここで数をベタうちするのではなく、マクロを定義して</w:t>
+      </w:r>
+      <w:r>
+        <w:rPr>
+          <w:rFonts w:ascii="ＭＳ Ｐ明朝" w:eastAsia="ＭＳ Ｐ明朝" w:hAnsi="ＭＳ Ｐ明朝"/>
+          <w:sz w:val="24"/>
+        </w:rPr>
+        <w:t>PEOPLE_NUM</w:t>
+      </w:r>
+      <w:r>
+        <w:rPr>
+          <w:rFonts w:ascii="ＭＳ Ｐ明朝" w:eastAsia="ＭＳ Ｐ明朝" w:hAnsi="ＭＳ Ｐ明朝" w:hint="eastAsia"/>
+          <w:sz w:val="24"/>
+        </w:rPr>
+        <w:t>や</w:t>
+      </w:r>
+      <w:r>
+        <w:rPr>
+          <w:rFonts w:ascii="ＭＳ Ｐ明朝" w:eastAsia="ＭＳ Ｐ明朝" w:hAnsi="ＭＳ Ｐ明朝"/>
+          <w:sz w:val="24"/>
+        </w:rPr>
+        <w:t>BIT_LEN</w:t>
+      </w:r>
+      <w:r>
+        <w:rPr>
+          <w:rFonts w:ascii="ＭＳ Ｐ明朝" w:eastAsia="ＭＳ Ｐ明朝" w:hAnsi="ＭＳ Ｐ明朝" w:hint="eastAsia"/>
+          <w:sz w:val="24"/>
+        </w:rPr>
+        <w:t>とした方が、可読性が良いことに気がついた</w:t>
+      </w:r>
+      <w:r>
+        <w:rPr>
+          <w:rFonts w:ascii="ＭＳ Ｐ明朝" w:eastAsia="ＭＳ Ｐ明朝" w:hAnsi="ＭＳ Ｐ明朝"/>
+          <w:sz w:val="24"/>
+        </w:rPr>
+        <w:t>(</w:t>
+      </w:r>
+      <w:r>
+        <w:rPr>
+          <w:rFonts w:ascii="ＭＳ Ｐ明朝" w:eastAsia="ＭＳ Ｐ明朝" w:hAnsi="ＭＳ Ｐ明朝" w:hint="eastAsia"/>
+          <w:sz w:val="24"/>
+        </w:rPr>
+        <w:t>思い出した</w:t>
+      </w:r>
+      <w:r>
+        <w:rPr>
+          <w:rFonts w:ascii="ＭＳ Ｐ明朝" w:eastAsia="ＭＳ Ｐ明朝" w:hAnsi="ＭＳ Ｐ明朝"/>
+          <w:sz w:val="24"/>
+        </w:rPr>
+        <w:t>)</w:t>
+      </w:r>
+      <w:r>
+        <w:rPr>
+          <w:rFonts w:ascii="ＭＳ Ｐ明朝" w:eastAsia="ＭＳ Ｐ明朝" w:hAnsi="ＭＳ Ｐ明朝" w:hint="eastAsia"/>
+          <w:sz w:val="24"/>
+        </w:rPr>
+        <w:t>ので、その定義を用いて</w:t>
+      </w:r>
+      <w:r>
+        <w:rPr>
+          <w:rFonts w:ascii="ＭＳ Ｐ明朝" w:eastAsia="ＭＳ Ｐ明朝" w:hAnsi="ＭＳ Ｐ明朝"/>
+          <w:sz w:val="24"/>
+        </w:rPr>
+        <w:t>id</w:t>
+      </w:r>
+      <w:r>
+        <w:rPr>
+          <w:rFonts w:ascii="ＭＳ Ｐ明朝" w:eastAsia="ＭＳ Ｐ明朝" w:hAnsi="ＭＳ Ｐ明朝" w:hint="eastAsia"/>
+          <w:sz w:val="24"/>
+        </w:rPr>
+        <w:t>を</w:t>
+      </w:r>
+      <w:r>
+        <w:rPr>
+          <w:rFonts w:ascii="ＭＳ Ｐ明朝" w:eastAsia="ＭＳ Ｐ明朝" w:hAnsi="ＭＳ Ｐ明朝"/>
+          <w:sz w:val="24"/>
+        </w:rPr>
+        <w:t>int</w:t>
+      </w:r>
+      <w:r>
+        <w:rPr>
+          <w:rFonts w:ascii="ＭＳ Ｐ明朝" w:eastAsia="ＭＳ Ｐ明朝" w:hAnsi="ＭＳ Ｐ明朝" w:hint="eastAsia"/>
+          <w:sz w:val="24"/>
+        </w:rPr>
+        <w:t>型の配列に、虹彩情報を</w:t>
+      </w:r>
+      <w:r>
+        <w:rPr>
+          <w:rFonts w:ascii="ＭＳ Ｐ明朝" w:eastAsia="ＭＳ Ｐ明朝" w:hAnsi="ＭＳ Ｐ明朝"/>
+          <w:sz w:val="24"/>
+        </w:rPr>
+        <w:t>id</w:t>
+      </w:r>
+      <w:r>
+        <w:rPr>
+          <w:rFonts w:ascii="ＭＳ Ｐ明朝" w:eastAsia="ＭＳ Ｐ明朝" w:hAnsi="ＭＳ Ｐ明朝" w:hint="eastAsia"/>
+          <w:sz w:val="24"/>
+        </w:rPr>
+        <w:t>に対応させる形で</w:t>
+      </w:r>
+      <w:r>
+        <w:rPr>
+          <w:rFonts w:ascii="ＭＳ Ｐ明朝" w:eastAsia="ＭＳ Ｐ明朝" w:hAnsi="ＭＳ Ｐ明朝"/>
+          <w:sz w:val="24"/>
+        </w:rPr>
+        <w:t>char</w:t>
+      </w:r>
+      <w:r>
+        <w:rPr>
+          <w:rFonts w:ascii="ＭＳ Ｐ明朝" w:eastAsia="ＭＳ Ｐ明朝" w:hAnsi="ＭＳ Ｐ明朝" w:hint="eastAsia"/>
+          <w:sz w:val="24"/>
+        </w:rPr>
+        <w:t>型の二次元配列にした。なお、</w:t>
+      </w:r>
+      <w:r>
+        <w:rPr>
+          <w:rFonts w:ascii="ＭＳ Ｐ明朝" w:eastAsia="ＭＳ Ｐ明朝" w:hAnsi="ＭＳ Ｐ明朝"/>
+          <w:sz w:val="24"/>
+        </w:rPr>
+        <w:t>iris</w:t>
+      </w:r>
+      <w:r>
+        <w:rPr>
+          <w:rFonts w:ascii="ＭＳ Ｐ明朝" w:eastAsia="ＭＳ Ｐ明朝" w:hAnsi="ＭＳ Ｐ明朝" w:hint="eastAsia"/>
+          <w:sz w:val="24"/>
+        </w:rPr>
+        <w:t>は</w:t>
+      </w:r>
+      <w:r>
+        <w:rPr>
+          <w:rFonts w:ascii="ＭＳ Ｐ明朝" w:eastAsia="ＭＳ Ｐ明朝" w:hAnsi="ＭＳ Ｐ明朝"/>
+          <w:sz w:val="24"/>
+        </w:rPr>
+        <w:t>char</w:t>
+      </w:r>
+      <w:r>
+        <w:rPr>
+          <w:rFonts w:ascii="ＭＳ Ｐ明朝" w:eastAsia="ＭＳ Ｐ明朝" w:hAnsi="ＭＳ Ｐ明朝" w:hint="eastAsia"/>
+          <w:sz w:val="24"/>
+        </w:rPr>
+        <w:t>型であるため、安全のために最後の</w:t>
+      </w:r>
+      <w:r>
+        <w:rPr>
+          <w:rFonts w:ascii="ＭＳ Ｐ明朝" w:eastAsia="ＭＳ Ｐ明朝" w:hAnsi="ＭＳ Ｐ明朝"/>
+          <w:sz w:val="24"/>
+        </w:rPr>
+        <w:t>1</w:t>
+      </w:r>
+      <w:r>
+        <w:rPr>
+          <w:rFonts w:ascii="ＭＳ Ｐ明朝" w:eastAsia="ＭＳ Ｐ明朝" w:hAnsi="ＭＳ Ｐ明朝" w:hint="eastAsia"/>
+          <w:sz w:val="24"/>
+        </w:rPr>
+        <w:t>文字に終端文字を代入するようにした。そうしたら調べたい情報の載っているファイルからも虹彩情報を読み取り、それを順番に比較していく。比較する関数は</w:t>
+      </w:r>
+      <w:proofErr w:type="spellStart"/>
+      <w:r>
+        <w:rPr>
+          <w:rFonts w:ascii="ＭＳ Ｐ明朝" w:eastAsia="ＭＳ Ｐ明朝" w:hAnsi="ＭＳ Ｐ明朝"/>
+          <w:sz w:val="24"/>
+        </w:rPr>
+        <w:t>calc_hamming_distance</w:t>
+      </w:r>
+      <w:proofErr w:type="spellEnd"/>
+      <w:r>
+        <w:rPr>
+          <w:rFonts w:ascii="ＭＳ Ｐ明朝" w:eastAsia="ＭＳ Ｐ明朝" w:hAnsi="ＭＳ Ｐ明朝" w:hint="eastAsia"/>
+          <w:sz w:val="24"/>
+        </w:rPr>
+        <w:t>関数で、これは単に配列の要素を一つずつ比較していって違っていたら、</w:t>
+      </w:r>
+      <w:r>
+        <w:rPr>
+          <w:rFonts w:ascii="ＭＳ Ｐ明朝" w:eastAsia="ＭＳ Ｐ明朝" w:hAnsi="ＭＳ Ｐ明朝"/>
+          <w:sz w:val="24"/>
+        </w:rPr>
+        <w:t>int</w:t>
+      </w:r>
+      <w:r>
+        <w:rPr>
+          <w:rFonts w:ascii="ＭＳ Ｐ明朝" w:eastAsia="ＭＳ Ｐ明朝" w:hAnsi="ＭＳ Ｐ明朝" w:hint="eastAsia"/>
+          <w:sz w:val="24"/>
+        </w:rPr>
+        <w:t>型の変数の</w:t>
+      </w:r>
+      <w:proofErr w:type="spellStart"/>
+      <w:r>
+        <w:rPr>
+          <w:rFonts w:ascii="ＭＳ Ｐ明朝" w:eastAsia="ＭＳ Ｐ明朝" w:hAnsi="ＭＳ Ｐ明朝"/>
+          <w:sz w:val="24"/>
+        </w:rPr>
+        <w:t>dist</w:t>
+      </w:r>
+      <w:proofErr w:type="spellEnd"/>
+      <w:r>
+        <w:rPr>
+          <w:rFonts w:ascii="ＭＳ Ｐ明朝" w:eastAsia="ＭＳ Ｐ明朝" w:hAnsi="ＭＳ Ｐ明朝" w:hint="eastAsia"/>
+          <w:sz w:val="24"/>
+        </w:rPr>
+        <w:t>をインクリメントしていくというものである。これを用いて最終的に最もこの値が小さくなった</w:t>
+      </w:r>
+      <w:r>
+        <w:rPr>
+          <w:rFonts w:ascii="ＭＳ Ｐ明朝" w:eastAsia="ＭＳ Ｐ明朝" w:hAnsi="ＭＳ Ｐ明朝"/>
+          <w:sz w:val="24"/>
+        </w:rPr>
+        <w:t>id</w:t>
+      </w:r>
+      <w:r>
+        <w:rPr>
+          <w:rFonts w:ascii="ＭＳ Ｐ明朝" w:eastAsia="ＭＳ Ｐ明朝" w:hAnsi="ＭＳ Ｐ明朝" w:hint="eastAsia"/>
+          <w:sz w:val="24"/>
+        </w:rPr>
+        <w:t>と最小距離を求めれば、課題は完了となる。なお、</w:t>
+      </w:r>
+      <w:proofErr w:type="spellStart"/>
+      <w:r>
+        <w:rPr>
+          <w:rFonts w:ascii="ＭＳ Ｐ明朝" w:eastAsia="ＭＳ Ｐ明朝" w:hAnsi="ＭＳ Ｐ明朝"/>
+          <w:sz w:val="24"/>
+        </w:rPr>
+        <w:t>closest_dist</w:t>
+      </w:r>
+      <w:proofErr w:type="spellEnd"/>
+      <w:r>
+        <w:rPr>
+          <w:rFonts w:ascii="ＭＳ Ｐ明朝" w:eastAsia="ＭＳ Ｐ明朝" w:hAnsi="ＭＳ Ｐ明朝" w:hint="eastAsia"/>
+          <w:sz w:val="24"/>
+        </w:rPr>
+        <w:t>に</w:t>
+      </w:r>
+      <w:r>
+        <w:rPr>
+          <w:rFonts w:ascii="ＭＳ Ｐ明朝" w:eastAsia="ＭＳ Ｐ明朝" w:hAnsi="ＭＳ Ｐ明朝"/>
+          <w:sz w:val="24"/>
+        </w:rPr>
+        <w:t>BIT_LEN + 1</w:t>
+      </w:r>
+      <w:r>
+        <w:rPr>
+          <w:rFonts w:ascii="ＭＳ Ｐ明朝" w:eastAsia="ＭＳ Ｐ明朝" w:hAnsi="ＭＳ Ｐ明朝" w:hint="eastAsia"/>
+          <w:sz w:val="24"/>
+        </w:rPr>
+        <w:t>や</w:t>
+      </w:r>
+      <w:proofErr w:type="spellStart"/>
+      <w:r>
+        <w:rPr>
+          <w:rFonts w:ascii="ＭＳ Ｐ明朝" w:eastAsia="ＭＳ Ｐ明朝" w:hAnsi="ＭＳ Ｐ明朝"/>
+          <w:sz w:val="24"/>
+        </w:rPr>
+        <w:t>closest_id</w:t>
+      </w:r>
+      <w:proofErr w:type="spellEnd"/>
+      <w:r>
+        <w:rPr>
+          <w:rFonts w:ascii="ＭＳ Ｐ明朝" w:eastAsia="ＭＳ Ｐ明朝" w:hAnsi="ＭＳ Ｐ明朝" w:hint="eastAsia"/>
+          <w:sz w:val="24"/>
+        </w:rPr>
+        <w:t>に</w:t>
+      </w:r>
+      <w:r>
+        <w:rPr>
+          <w:rFonts w:ascii="ＭＳ Ｐ明朝" w:eastAsia="ＭＳ Ｐ明朝" w:hAnsi="ＭＳ Ｐ明朝"/>
+          <w:sz w:val="24"/>
+        </w:rPr>
+        <w:t>-1</w:t>
+      </w:r>
+      <w:r>
+        <w:rPr>
+          <w:rFonts w:ascii="ＭＳ Ｐ明朝" w:eastAsia="ＭＳ Ｐ明朝" w:hAnsi="ＭＳ Ｐ明朝" w:hint="eastAsia"/>
+          <w:sz w:val="24"/>
+        </w:rPr>
+        <w:t>を代入しているのは、センチネル値といって使用していない値を代入することで、実行部分に影響を与えないことができる上、エラーが発生したとき</w:t>
+      </w:r>
+      <w:r>
+        <w:rPr>
+          <w:rFonts w:ascii="ＭＳ Ｐ明朝" w:eastAsia="ＭＳ Ｐ明朝" w:hAnsi="ＭＳ Ｐ明朝"/>
+          <w:sz w:val="24"/>
+        </w:rPr>
+        <w:t>(</w:t>
+      </w:r>
+      <w:r>
+        <w:rPr>
+          <w:rFonts w:ascii="ＭＳ Ｐ明朝" w:eastAsia="ＭＳ Ｐ明朝" w:hAnsi="ＭＳ Ｐ明朝" w:hint="eastAsia"/>
+          <w:sz w:val="24"/>
+        </w:rPr>
+        <w:t>今回はないが)にエラーの処理がしやすいことが利点であるので、このような工夫をした。</w:t>
+      </w:r>
+    </w:p>
+    <w:p>
+      <w:pPr>
+        <w:rPr>
+          <w:rFonts w:ascii="ＭＳ Ｐ明朝" w:eastAsia="ＭＳ Ｐ明朝" w:hAnsi="ＭＳ Ｐ明朝"/>
+          <w:sz w:val="24"/>
+        </w:rPr>
+      </w:pPr>
+    </w:p>
+    <w:p>
+      <w:pPr>
+        <w:rPr>
+          <w:rFonts w:ascii="ＭＳ Ｐ明朝" w:eastAsia="ＭＳ Ｐ明朝" w:hAnsi="ＭＳ Ｐ明朝"/>
+          <w:sz w:val="24"/>
+        </w:rPr>
+      </w:pPr>
+    </w:p>
+    <w:p>
+      <w:pPr>
+        <w:rPr>
+          <w:rFonts w:ascii="ＭＳ Ｐ明朝" w:eastAsia="ＭＳ Ｐ明朝" w:hAnsi="ＭＳ Ｐ明朝"/>
+          <w:sz w:val="24"/>
+        </w:rPr>
+      </w:pPr>
+    </w:p>
+    <w:p>
+      <w:pPr>
+        <w:rPr>
+          <w:rFonts w:ascii="ＭＳ Ｐ明朝" w:eastAsia="ＭＳ Ｐ明朝" w:hAnsi="ＭＳ Ｐ明朝"/>
+          <w:sz w:val="24"/>
+        </w:rPr>
+      </w:pPr>
+    </w:p>
+    <w:p>
+      <w:pPr>
+        <w:rPr>
+          <w:rFonts w:ascii="ＭＳ Ｐ明朝" w:eastAsia="ＭＳ Ｐ明朝" w:hAnsi="ＭＳ Ｐ明朝"/>
           <w:sz w:val="24"/>
         </w:rPr>
       </w:pPr>
@@ -1749,454 +2370,57 @@
           <w:sz w:val="24"/>
         </w:rPr>
         <w:lastRenderedPageBreak/>
-        <w:t>「</w:t>
-      </w:r>
-      <w:r>
-        <w:rPr>
-          <w:rFonts w:ascii="ＭＳ Ｐ明朝" w:eastAsia="ＭＳ Ｐ明朝" w:hAnsi="ＭＳ Ｐ明朝"/>
-          <w:sz w:val="24"/>
-        </w:rPr>
-        <w:t xml:space="preserve">./2412747_kadai1-4 </w:t>
-      </w:r>
-      <w:r>
-        <w:rPr>
-          <w:rFonts w:ascii="ＭＳ Ｐ明朝" w:eastAsia="ＭＳ Ｐ明朝" w:hAnsi="ＭＳ Ｐ明朝"/>
-          <w:sz w:val="24"/>
-        </w:rPr>
-        <w:t>enrollment2026.txt</w:t>
-      </w:r>
-      <w:r>
-        <w:rPr>
-          <w:rFonts w:ascii="ＭＳ Ｐ明朝" w:eastAsia="ＭＳ Ｐ明朝" w:hAnsi="ＭＳ Ｐ明朝"/>
-          <w:sz w:val="24"/>
-        </w:rPr>
-        <w:t xml:space="preserve"> </w:t>
-      </w:r>
-      <w:r>
-        <w:rPr>
-          <w:rFonts w:ascii="ＭＳ Ｐ明朝" w:eastAsia="ＭＳ Ｐ明朝" w:hAnsi="ＭＳ Ｐ明朝"/>
-          <w:sz w:val="24"/>
-        </w:rPr>
-        <w:t>input</w:t>
-      </w:r>
-      <w:r>
-        <w:rPr>
-          <w:rFonts w:ascii="ＭＳ Ｐ明朝" w:eastAsia="ＭＳ Ｐ明朝" w:hAnsi="ＭＳ Ｐ明朝"/>
-          <w:sz w:val="24"/>
-        </w:rPr>
-        <w:t>2026.txt</w:t>
-      </w:r>
-      <w:r>
-        <w:rPr>
-          <w:rFonts w:ascii="ＭＳ Ｐ明朝" w:eastAsia="ＭＳ Ｐ明朝" w:hAnsi="ＭＳ Ｐ明朝" w:hint="eastAsia"/>
-          <w:sz w:val="24"/>
-        </w:rPr>
-        <w:t>」のようにして第一引数</w:t>
-      </w:r>
-      <w:r>
-        <w:rPr>
-          <w:rFonts w:ascii="ＭＳ Ｐ明朝" w:eastAsia="ＭＳ Ｐ明朝" w:hAnsi="ＭＳ Ｐ明朝" w:hint="eastAsia"/>
-          <w:sz w:val="24"/>
-        </w:rPr>
-        <w:t>に各個人の虹彩領域の情報の載っているファイル名を、第二引数に特定の人物の虹彩領域の情報の載っているファイル名を入力する。</w:t>
-      </w:r>
-    </w:p>
-    <w:p>
-      <w:pPr>
-        <w:rPr>
-          <w:rFonts w:ascii="ＭＳ Ｐ明朝" w:eastAsia="ＭＳ Ｐ明朝" w:hAnsi="ＭＳ Ｐ明朝" w:hint="eastAsia"/>
-          <w:sz w:val="24"/>
-        </w:rPr>
-      </w:pPr>
-    </w:p>
-    <w:p>
-      <w:pPr>
-        <w:rPr>
-          <w:rFonts w:ascii="ＭＳ Ｐ明朝" w:eastAsia="ＭＳ Ｐ明朝" w:hAnsi="ＭＳ Ｐ明朝"/>
-          <w:sz w:val="24"/>
-        </w:rPr>
-      </w:pPr>
-      <w:r>
-        <w:rPr>
-          <w:rFonts w:ascii="ＭＳ Ｐ明朝" w:eastAsia="ＭＳ Ｐ明朝" w:hAnsi="ＭＳ Ｐ明朝" w:hint="eastAsia"/>
-          <w:sz w:val="24"/>
-        </w:rPr>
-        <w:t>・実装概要</w:t>
-      </w:r>
-    </w:p>
-    <w:p>
-      <w:pPr>
-        <w:rPr>
-          <w:rFonts w:ascii="ＭＳ Ｐ明朝" w:eastAsia="ＭＳ Ｐ明朝" w:hAnsi="ＭＳ Ｐ明朝"/>
-          <w:sz w:val="24"/>
-        </w:rPr>
-      </w:pPr>
-      <w:r>
-        <w:rPr>
-          <w:rFonts w:ascii="ＭＳ Ｐ明朝" w:eastAsia="ＭＳ Ｐ明朝" w:hAnsi="ＭＳ Ｐ明朝"/>
-          <w:sz w:val="24"/>
-        </w:rPr>
-        <w:t xml:space="preserve"> </w:t>
-      </w:r>
-      <w:r>
-        <w:rPr>
-          <w:rFonts w:ascii="ＭＳ Ｐ明朝" w:eastAsia="ＭＳ Ｐ明朝" w:hAnsi="ＭＳ Ｐ明朝" w:hint="eastAsia"/>
-          <w:sz w:val="24"/>
-        </w:rPr>
-        <w:t>虹彩情報やハミング距離と初見の単語が多く、一見すると難しく感じたが、実際にやることは</w:t>
-      </w:r>
-      <w:r>
-        <w:rPr>
-          <w:rFonts w:ascii="ＭＳ Ｐ明朝" w:eastAsia="ＭＳ Ｐ明朝" w:hAnsi="ＭＳ Ｐ明朝" w:hint="eastAsia"/>
-          <w:sz w:val="24"/>
-        </w:rPr>
-        <w:t>読み取ったビット列をそれぞれ比較して、その中で最も誤差の少ないものを出すということだけであり、単純である。</w:t>
-      </w:r>
-    </w:p>
-    <w:p>
-      <w:pPr>
-        <w:rPr>
-          <w:rFonts w:ascii="ＭＳ Ｐ明朝" w:eastAsia="ＭＳ Ｐ明朝" w:hAnsi="ＭＳ Ｐ明朝" w:hint="eastAsia"/>
-          <w:sz w:val="24"/>
-        </w:rPr>
-      </w:pPr>
-      <w:r>
-        <w:rPr>
-          <w:rFonts w:ascii="ＭＳ Ｐ明朝" w:eastAsia="ＭＳ Ｐ明朝" w:hAnsi="ＭＳ Ｐ明朝" w:hint="eastAsia"/>
-          <w:sz w:val="24"/>
-        </w:rPr>
-        <w:t xml:space="preserve">　コードの流れとしては、あらかじめ虹彩情報が記載されている数がわかっているので、その分の</w:t>
-      </w:r>
-      <w:r>
-        <w:rPr>
-          <w:rFonts w:ascii="ＭＳ Ｐ明朝" w:eastAsia="ＭＳ Ｐ明朝" w:hAnsi="ＭＳ Ｐ明朝"/>
-          <w:sz w:val="24"/>
-        </w:rPr>
-        <w:t>id</w:t>
-      </w:r>
-      <w:r>
-        <w:rPr>
-          <w:rFonts w:ascii="ＭＳ Ｐ明朝" w:eastAsia="ＭＳ Ｐ明朝" w:hAnsi="ＭＳ Ｐ明朝" w:hint="eastAsia"/>
-          <w:sz w:val="24"/>
-        </w:rPr>
-        <w:t>と各</w:t>
-      </w:r>
-      <w:r>
-        <w:rPr>
-          <w:rFonts w:ascii="ＭＳ Ｐ明朝" w:eastAsia="ＭＳ Ｐ明朝" w:hAnsi="ＭＳ Ｐ明朝"/>
-          <w:sz w:val="24"/>
-        </w:rPr>
-        <w:t>id</w:t>
-      </w:r>
-      <w:r>
-        <w:rPr>
-          <w:rFonts w:ascii="ＭＳ Ｐ明朝" w:eastAsia="ＭＳ Ｐ明朝" w:hAnsi="ＭＳ Ｐ明朝" w:hint="eastAsia"/>
-          <w:sz w:val="24"/>
-        </w:rPr>
-        <w:t>における虹彩情報を記録する配列を宣言することから始まる。ここで数をベタうちするのではなく、マクロを定義して</w:t>
-      </w:r>
-      <w:r>
-        <w:rPr>
-          <w:rFonts w:ascii="ＭＳ Ｐ明朝" w:eastAsia="ＭＳ Ｐ明朝" w:hAnsi="ＭＳ Ｐ明朝"/>
-          <w:sz w:val="24"/>
-        </w:rPr>
-        <w:t>PEOPLE_NUM</w:t>
-      </w:r>
-      <w:r>
-        <w:rPr>
-          <w:rFonts w:ascii="ＭＳ Ｐ明朝" w:eastAsia="ＭＳ Ｐ明朝" w:hAnsi="ＭＳ Ｐ明朝" w:hint="eastAsia"/>
-          <w:sz w:val="24"/>
-        </w:rPr>
-        <w:t>や</w:t>
-      </w:r>
-      <w:r>
-        <w:rPr>
-          <w:rFonts w:ascii="ＭＳ Ｐ明朝" w:eastAsia="ＭＳ Ｐ明朝" w:hAnsi="ＭＳ Ｐ明朝"/>
-          <w:sz w:val="24"/>
-        </w:rPr>
-        <w:t>BIT_LEN</w:t>
-      </w:r>
-      <w:r>
-        <w:rPr>
-          <w:rFonts w:ascii="ＭＳ Ｐ明朝" w:eastAsia="ＭＳ Ｐ明朝" w:hAnsi="ＭＳ Ｐ明朝" w:hint="eastAsia"/>
-          <w:sz w:val="24"/>
-        </w:rPr>
-        <w:t>とした方が、可読性が良いことに気がついた</w:t>
-      </w:r>
-      <w:r>
-        <w:rPr>
-          <w:rFonts w:ascii="ＭＳ Ｐ明朝" w:eastAsia="ＭＳ Ｐ明朝" w:hAnsi="ＭＳ Ｐ明朝"/>
-          <w:sz w:val="24"/>
-        </w:rPr>
-        <w:t>(</w:t>
-      </w:r>
-      <w:r>
-        <w:rPr>
-          <w:rFonts w:ascii="ＭＳ Ｐ明朝" w:eastAsia="ＭＳ Ｐ明朝" w:hAnsi="ＭＳ Ｐ明朝" w:hint="eastAsia"/>
-          <w:sz w:val="24"/>
-        </w:rPr>
-        <w:t>思い出した</w:t>
-      </w:r>
-      <w:r>
-        <w:rPr>
-          <w:rFonts w:ascii="ＭＳ Ｐ明朝" w:eastAsia="ＭＳ Ｐ明朝" w:hAnsi="ＭＳ Ｐ明朝"/>
-          <w:sz w:val="24"/>
-        </w:rPr>
-        <w:t>)</w:t>
-      </w:r>
-      <w:r>
-        <w:rPr>
-          <w:rFonts w:ascii="ＭＳ Ｐ明朝" w:eastAsia="ＭＳ Ｐ明朝" w:hAnsi="ＭＳ Ｐ明朝" w:hint="eastAsia"/>
-          <w:sz w:val="24"/>
-        </w:rPr>
-        <w:t>ので、その定義を用いて</w:t>
-      </w:r>
-      <w:r>
-        <w:rPr>
-          <w:rFonts w:ascii="ＭＳ Ｐ明朝" w:eastAsia="ＭＳ Ｐ明朝" w:hAnsi="ＭＳ Ｐ明朝"/>
-          <w:sz w:val="24"/>
-        </w:rPr>
-        <w:t>id</w:t>
-      </w:r>
-      <w:r>
-        <w:rPr>
-          <w:rFonts w:ascii="ＭＳ Ｐ明朝" w:eastAsia="ＭＳ Ｐ明朝" w:hAnsi="ＭＳ Ｐ明朝" w:hint="eastAsia"/>
-          <w:sz w:val="24"/>
-        </w:rPr>
-        <w:t>を</w:t>
-      </w:r>
-      <w:r>
-        <w:rPr>
-          <w:rFonts w:ascii="ＭＳ Ｐ明朝" w:eastAsia="ＭＳ Ｐ明朝" w:hAnsi="ＭＳ Ｐ明朝"/>
-          <w:sz w:val="24"/>
-        </w:rPr>
-        <w:t>int</w:t>
-      </w:r>
-      <w:r>
-        <w:rPr>
-          <w:rFonts w:ascii="ＭＳ Ｐ明朝" w:eastAsia="ＭＳ Ｐ明朝" w:hAnsi="ＭＳ Ｐ明朝" w:hint="eastAsia"/>
-          <w:sz w:val="24"/>
-        </w:rPr>
-        <w:t>型の配列に、虹彩情報を</w:t>
-      </w:r>
-      <w:r>
-        <w:rPr>
-          <w:rFonts w:ascii="ＭＳ Ｐ明朝" w:eastAsia="ＭＳ Ｐ明朝" w:hAnsi="ＭＳ Ｐ明朝"/>
-          <w:sz w:val="24"/>
-        </w:rPr>
-        <w:t>id</w:t>
-      </w:r>
-      <w:r>
-        <w:rPr>
-          <w:rFonts w:ascii="ＭＳ Ｐ明朝" w:eastAsia="ＭＳ Ｐ明朝" w:hAnsi="ＭＳ Ｐ明朝" w:hint="eastAsia"/>
-          <w:sz w:val="24"/>
-        </w:rPr>
-        <w:t>に対応させる形で</w:t>
-      </w:r>
-      <w:r>
-        <w:rPr>
-          <w:rFonts w:ascii="ＭＳ Ｐ明朝" w:eastAsia="ＭＳ Ｐ明朝" w:hAnsi="ＭＳ Ｐ明朝"/>
-          <w:sz w:val="24"/>
-        </w:rPr>
-        <w:t>char</w:t>
-      </w:r>
-      <w:r>
-        <w:rPr>
-          <w:rFonts w:ascii="ＭＳ Ｐ明朝" w:eastAsia="ＭＳ Ｐ明朝" w:hAnsi="ＭＳ Ｐ明朝" w:hint="eastAsia"/>
-          <w:sz w:val="24"/>
-        </w:rPr>
-        <w:t>型の二次元配列にした。なお、</w:t>
-      </w:r>
-      <w:r>
-        <w:rPr>
-          <w:rFonts w:ascii="ＭＳ Ｐ明朝" w:eastAsia="ＭＳ Ｐ明朝" w:hAnsi="ＭＳ Ｐ明朝"/>
-          <w:sz w:val="24"/>
-        </w:rPr>
-        <w:t>iris</w:t>
-      </w:r>
-      <w:r>
-        <w:rPr>
-          <w:rFonts w:ascii="ＭＳ Ｐ明朝" w:eastAsia="ＭＳ Ｐ明朝" w:hAnsi="ＭＳ Ｐ明朝" w:hint="eastAsia"/>
-          <w:sz w:val="24"/>
-        </w:rPr>
-        <w:t>は</w:t>
-      </w:r>
-      <w:r>
-        <w:rPr>
-          <w:rFonts w:ascii="ＭＳ Ｐ明朝" w:eastAsia="ＭＳ Ｐ明朝" w:hAnsi="ＭＳ Ｐ明朝"/>
-          <w:sz w:val="24"/>
-        </w:rPr>
-        <w:t>char</w:t>
-      </w:r>
-      <w:r>
-        <w:rPr>
-          <w:rFonts w:ascii="ＭＳ Ｐ明朝" w:eastAsia="ＭＳ Ｐ明朝" w:hAnsi="ＭＳ Ｐ明朝" w:hint="eastAsia"/>
-          <w:sz w:val="24"/>
-        </w:rPr>
-        <w:t>型であるため、安全のために最後の</w:t>
-      </w:r>
-      <w:r>
-        <w:rPr>
-          <w:rFonts w:ascii="ＭＳ Ｐ明朝" w:eastAsia="ＭＳ Ｐ明朝" w:hAnsi="ＭＳ Ｐ明朝"/>
-          <w:sz w:val="24"/>
-        </w:rPr>
-        <w:t>1</w:t>
-      </w:r>
-      <w:r>
-        <w:rPr>
-          <w:rFonts w:ascii="ＭＳ Ｐ明朝" w:eastAsia="ＭＳ Ｐ明朝" w:hAnsi="ＭＳ Ｐ明朝" w:hint="eastAsia"/>
-          <w:sz w:val="24"/>
-        </w:rPr>
-        <w:t>文字に終端文字を代入するようにした。そうしたら調べたい情報の載っているファイルからも虹彩情報を読み取り、それを順番に比較していく。比較する関数は</w:t>
-      </w:r>
-      <w:r>
-        <w:rPr>
-          <w:rFonts w:ascii="ＭＳ Ｐ明朝" w:eastAsia="ＭＳ Ｐ明朝" w:hAnsi="ＭＳ Ｐ明朝"/>
-          <w:sz w:val="24"/>
-        </w:rPr>
-        <w:t>calc_hamming_distance</w:t>
-      </w:r>
-      <w:r>
-        <w:rPr>
-          <w:rFonts w:ascii="ＭＳ Ｐ明朝" w:eastAsia="ＭＳ Ｐ明朝" w:hAnsi="ＭＳ Ｐ明朝" w:hint="eastAsia"/>
-          <w:sz w:val="24"/>
-        </w:rPr>
-        <w:t>関数で、これは単に配列の要素を一つずつ比較していって違っていたら、</w:t>
-      </w:r>
-      <w:r>
-        <w:rPr>
-          <w:rFonts w:ascii="ＭＳ Ｐ明朝" w:eastAsia="ＭＳ Ｐ明朝" w:hAnsi="ＭＳ Ｐ明朝"/>
-          <w:sz w:val="24"/>
-        </w:rPr>
-        <w:t>int</w:t>
-      </w:r>
-      <w:r>
-        <w:rPr>
-          <w:rFonts w:ascii="ＭＳ Ｐ明朝" w:eastAsia="ＭＳ Ｐ明朝" w:hAnsi="ＭＳ Ｐ明朝" w:hint="eastAsia"/>
-          <w:sz w:val="24"/>
-        </w:rPr>
-        <w:t>型の変数の</w:t>
-      </w:r>
-      <w:r>
-        <w:rPr>
-          <w:rFonts w:ascii="ＭＳ Ｐ明朝" w:eastAsia="ＭＳ Ｐ明朝" w:hAnsi="ＭＳ Ｐ明朝"/>
-          <w:sz w:val="24"/>
-        </w:rPr>
-        <w:t>dist</w:t>
-      </w:r>
-      <w:r>
-        <w:rPr>
-          <w:rFonts w:ascii="ＭＳ Ｐ明朝" w:eastAsia="ＭＳ Ｐ明朝" w:hAnsi="ＭＳ Ｐ明朝" w:hint="eastAsia"/>
-          <w:sz w:val="24"/>
-        </w:rPr>
-        <w:t>をインクリメントしていくというものである。これを用いて最終的に最もこの値が小さくなった</w:t>
-      </w:r>
-      <w:r>
-        <w:rPr>
-          <w:rFonts w:ascii="ＭＳ Ｐ明朝" w:eastAsia="ＭＳ Ｐ明朝" w:hAnsi="ＭＳ Ｐ明朝"/>
-          <w:sz w:val="24"/>
-        </w:rPr>
-        <w:t>id</w:t>
-      </w:r>
-      <w:r>
-        <w:rPr>
-          <w:rFonts w:ascii="ＭＳ Ｐ明朝" w:eastAsia="ＭＳ Ｐ明朝" w:hAnsi="ＭＳ Ｐ明朝" w:hint="eastAsia"/>
-          <w:sz w:val="24"/>
-        </w:rPr>
-        <w:t>と最小距離を求めれば、課題は完了となる。なお、</w:t>
-      </w:r>
-      <w:r>
-        <w:rPr>
-          <w:rFonts w:ascii="ＭＳ Ｐ明朝" w:eastAsia="ＭＳ Ｐ明朝" w:hAnsi="ＭＳ Ｐ明朝"/>
-          <w:sz w:val="24"/>
-        </w:rPr>
-        <w:t>closest_dist</w:t>
-      </w:r>
-      <w:r>
-        <w:rPr>
-          <w:rFonts w:ascii="ＭＳ Ｐ明朝" w:eastAsia="ＭＳ Ｐ明朝" w:hAnsi="ＭＳ Ｐ明朝" w:hint="eastAsia"/>
-          <w:sz w:val="24"/>
-        </w:rPr>
-        <w:t>に</w:t>
-      </w:r>
-      <w:r>
-        <w:rPr>
-          <w:rFonts w:ascii="ＭＳ Ｐ明朝" w:eastAsia="ＭＳ Ｐ明朝" w:hAnsi="ＭＳ Ｐ明朝"/>
-          <w:sz w:val="24"/>
-        </w:rPr>
-        <w:t>BIT_LEN + 1</w:t>
-      </w:r>
-      <w:r>
-        <w:rPr>
-          <w:rFonts w:ascii="ＭＳ Ｐ明朝" w:eastAsia="ＭＳ Ｐ明朝" w:hAnsi="ＭＳ Ｐ明朝" w:hint="eastAsia"/>
-          <w:sz w:val="24"/>
-        </w:rPr>
-        <w:t>や</w:t>
-      </w:r>
-      <w:r>
-        <w:rPr>
-          <w:rFonts w:ascii="ＭＳ Ｐ明朝" w:eastAsia="ＭＳ Ｐ明朝" w:hAnsi="ＭＳ Ｐ明朝"/>
-          <w:sz w:val="24"/>
-        </w:rPr>
-        <w:t>closest_id</w:t>
-      </w:r>
-      <w:r>
-        <w:rPr>
-          <w:rFonts w:ascii="ＭＳ Ｐ明朝" w:eastAsia="ＭＳ Ｐ明朝" w:hAnsi="ＭＳ Ｐ明朝" w:hint="eastAsia"/>
-          <w:sz w:val="24"/>
-        </w:rPr>
-        <w:t>に</w:t>
-      </w:r>
-      <w:r>
-        <w:rPr>
-          <w:rFonts w:ascii="ＭＳ Ｐ明朝" w:eastAsia="ＭＳ Ｐ明朝" w:hAnsi="ＭＳ Ｐ明朝"/>
-          <w:sz w:val="24"/>
-        </w:rPr>
-        <w:t>-1</w:t>
-      </w:r>
-      <w:r>
-        <w:rPr>
-          <w:rFonts w:ascii="ＭＳ Ｐ明朝" w:eastAsia="ＭＳ Ｐ明朝" w:hAnsi="ＭＳ Ｐ明朝" w:hint="eastAsia"/>
-          <w:sz w:val="24"/>
-        </w:rPr>
-        <w:t>を代入しているのは、センチネル値といって使用していない値を代入することで、実行部分に影響を与えないことができる上、エラーが発生したとき</w:t>
-      </w:r>
-      <w:r>
-        <w:rPr>
-          <w:rFonts w:ascii="ＭＳ Ｐ明朝" w:eastAsia="ＭＳ Ｐ明朝" w:hAnsi="ＭＳ Ｐ明朝"/>
-          <w:sz w:val="24"/>
-        </w:rPr>
-        <w:t>(</w:t>
-      </w:r>
-      <w:r>
-        <w:rPr>
-          <w:rFonts w:ascii="ＭＳ Ｐ明朝" w:eastAsia="ＭＳ Ｐ明朝" w:hAnsi="ＭＳ Ｐ明朝" w:hint="eastAsia"/>
-          <w:sz w:val="24"/>
-        </w:rPr>
-        <w:t>今回はないが)にエラーの処理がしやすいことが利点であるので、このような工夫をした。</w:t>
-      </w:r>
-    </w:p>
-    <w:p>
-      <w:pPr>
-        <w:rPr>
-          <w:rFonts w:ascii="ＭＳ Ｐ明朝" w:eastAsia="ＭＳ Ｐ明朝" w:hAnsi="ＭＳ Ｐ明朝" w:hint="eastAsia"/>
-          <w:sz w:val="24"/>
-        </w:rPr>
-      </w:pPr>
-    </w:p>
-    <w:p>
-      <w:pPr>
-        <w:rPr>
-          <w:rFonts w:ascii="ＭＳ Ｐ明朝" w:eastAsia="ＭＳ Ｐ明朝" w:hAnsi="ＭＳ Ｐ明朝"/>
-          <w:sz w:val="24"/>
-        </w:rPr>
-      </w:pPr>
-      <w:r>
-        <w:rPr>
-          <w:rFonts w:ascii="ＭＳ Ｐ明朝" w:eastAsia="ＭＳ Ｐ明朝" w:hAnsi="ＭＳ Ｐ明朝" w:hint="eastAsia"/>
-          <w:sz w:val="24"/>
-        </w:rPr>
         <w:t>・実行結果</w:t>
+      </w:r>
+    </w:p>
+    <w:p>
+      <w:pPr>
+        <w:jc w:val="center"/>
+        <w:rPr>
+          <w:rFonts w:ascii="ＭＳ Ｐ明朝" w:eastAsia="ＭＳ Ｐ明朝" w:hAnsi="ＭＳ Ｐ明朝"/>
+          <w:sz w:val="24"/>
+        </w:rPr>
+      </w:pPr>
+      <w:r>
+        <w:rPr>
+          <w:rFonts w:ascii="ＭＳ Ｐ明朝" w:eastAsia="ＭＳ Ｐ明朝" w:hAnsi="ＭＳ Ｐ明朝"/>
+          <w:sz w:val="24"/>
+        </w:rPr>
+        <w:drawing>
+          <wp:inline distT="0" distB="0" distL="0" distR="0" wp14:anchorId="29D66353" wp14:editId="00B5B505">
+            <wp:extent cx="3634361" cy="1104364"/>
+            <wp:effectExtent l="0" t="0" r="0" b="0"/>
+            <wp:docPr id="1716155979" name="図 1"/>
+            <wp:cNvGraphicFramePr>
+              <a:graphicFrameLocks xmlns:a="http://schemas.openxmlformats.org/drawingml/2006/main" noChangeAspect="1"/>
+            </wp:cNvGraphicFramePr>
+            <a:graphic xmlns:a="http://schemas.openxmlformats.org/drawingml/2006/main">
+              <a:graphicData uri="http://schemas.openxmlformats.org/drawingml/2006/picture">
+                <pic:pic xmlns:pic="http://schemas.openxmlformats.org/drawingml/2006/picture">
+                  <pic:nvPicPr>
+                    <pic:cNvPr id="1716155979" name=""/>
+                    <pic:cNvPicPr/>
+                  </pic:nvPicPr>
+                  <pic:blipFill>
+                    <a:blip r:embed="rId9"/>
+                    <a:stretch>
+                      <a:fillRect/>
+                    </a:stretch>
+                  </pic:blipFill>
+                  <pic:spPr>
+                    <a:xfrm>
+                      <a:off x="0" y="0"/>
+                      <a:ext cx="3685401" cy="1119873"/>
+                    </a:xfrm>
+                    <a:prstGeom prst="rect">
+                      <a:avLst/>
+                    </a:prstGeom>
+                  </pic:spPr>
+                </pic:pic>
+              </a:graphicData>
+            </a:graphic>
+          </wp:inline>
+        </w:drawing>
       </w:r>
     </w:p>
     <w:p>
@@ -3010,7 +3234,6 @@
   <w:style w:type="character" w:default="1" w:styleId="a0">
     <w:name w:val="Default Paragraph Font"/>
     <w:uiPriority w:val="1"/>
-    <w:semiHidden/>
     <w:unhideWhenUsed/>
   </w:style>
   <w:style w:type="table" w:default="1" w:styleId="a1">

--- a/latex/lec1/report_2412747_1.docx
+++ b/latex/lec1/report_2412747_1.docx
@@ -159,7 +159,28 @@
           <w:rFonts w:ascii="ＭＳ Ｐ明朝" w:eastAsia="ＭＳ Ｐ明朝" w:hAnsi="ＭＳ Ｐ明朝" w:hint="eastAsia"/>
           <w:sz w:val="24"/>
         </w:rPr>
-        <w:t xml:space="preserve">　</w:t>
+        <w:t xml:space="preserve">　「</w:t>
+      </w:r>
+      <w:r>
+        <w:rPr>
+          <w:rFonts w:ascii="ＭＳ Ｐ明朝" w:eastAsia="ＭＳ Ｐ明朝" w:hAnsi="ＭＳ Ｐ明朝"/>
+          <w:sz w:val="24"/>
+        </w:rPr>
+        <w:t>g++ 2412747_kadai1-1.cpp -o 2412747_kadai1-1</w:t>
+      </w:r>
+      <w:r>
+        <w:rPr>
+          <w:rFonts w:ascii="ＭＳ Ｐ明朝" w:eastAsia="ＭＳ Ｐ明朝" w:hAnsi="ＭＳ Ｐ明朝" w:hint="eastAsia"/>
+          <w:sz w:val="24"/>
+        </w:rPr>
+        <w:t>」とコンパイルし</w:t>
+      </w:r>
+      <w:r>
+        <w:rPr>
+          <w:rFonts w:ascii="ＭＳ Ｐ明朝" w:eastAsia="ＭＳ Ｐ明朝" w:hAnsi="ＭＳ Ｐ明朝" w:hint="eastAsia"/>
+          <w:sz w:val="24"/>
+        </w:rPr>
+        <w:t>、</w:t>
       </w:r>
       <w:r>
         <w:rPr>
@@ -618,7 +639,15 @@
           <w:rFonts w:ascii="ＭＳ Ｐ明朝" w:eastAsia="ＭＳ Ｐ明朝" w:hAnsi="ＭＳ Ｐ明朝" w:hint="eastAsia"/>
           <w:sz w:val="24"/>
         </w:rPr>
-        <w:t xml:space="preserve">　その後は計算部分となる。先ほどのエラー処理でも出た考え方だが、全て亀であると仮定して、合計数を亀の数とし、鶴は</w:t>
+        <w:t xml:space="preserve">　その後は計算部分となる。先ほどのエラー処理でも出た考え方だが、全て亀である</w:t>
+      </w:r>
+      <w:r>
+        <w:rPr>
+          <w:rFonts w:ascii="ＭＳ Ｐ明朝" w:eastAsia="ＭＳ Ｐ明朝" w:hAnsi="ＭＳ Ｐ明朝" w:hint="eastAsia"/>
+          <w:sz w:val="24"/>
+        </w:rPr>
+        <w:lastRenderedPageBreak/>
+        <w:t>と仮定して、合計数を亀の数とし、鶴は</w:t>
       </w:r>
       <w:r>
         <w:rPr>
@@ -632,15 +661,7 @@
           <w:rFonts w:ascii="ＭＳ Ｐ明朝" w:eastAsia="ＭＳ Ｐ明朝" w:hAnsi="ＭＳ Ｐ明朝" w:hint="eastAsia"/>
           <w:sz w:val="24"/>
         </w:rPr>
-        <w:t>匹であるとした。その後、足の合計本数が</w:t>
-      </w:r>
-      <w:r>
-        <w:rPr>
-          <w:rFonts w:ascii="ＭＳ Ｐ明朝" w:eastAsia="ＭＳ Ｐ明朝" w:hAnsi="ＭＳ Ｐ明朝" w:hint="eastAsia"/>
-          <w:sz w:val="24"/>
-        </w:rPr>
-        <w:lastRenderedPageBreak/>
-        <w:t>合うまで、順番に亀の数を減らして鶴の数を増やしていく。そうすると最終的な答えが出ることになる。</w:t>
+        <w:t>匹であるとした。その後、足の合計本数が合うまで、順番に亀の数を減らして鶴の数を増やしていく。そうすると最終的な答えが出ることになる。</w:t>
       </w:r>
     </w:p>
     <w:p>
@@ -886,7 +907,56 @@
           <w:rFonts w:ascii="ＭＳ Ｐ明朝" w:eastAsia="ＭＳ Ｐ明朝" w:hAnsi="ＭＳ Ｐ明朝" w:hint="eastAsia"/>
           <w:sz w:val="24"/>
         </w:rPr>
-        <w:t xml:space="preserve">　コンパイルして生成された実行ファイルを実行、その後</w:t>
+        <w:t xml:space="preserve">　</w:t>
+      </w:r>
+      <w:r>
+        <w:rPr>
+          <w:rFonts w:ascii="ＭＳ Ｐ明朝" w:eastAsia="ＭＳ Ｐ明朝" w:hAnsi="ＭＳ Ｐ明朝" w:hint="eastAsia"/>
+          <w:sz w:val="24"/>
+        </w:rPr>
+        <w:t>「</w:t>
+      </w:r>
+      <w:r>
+        <w:rPr>
+          <w:rFonts w:ascii="ＭＳ Ｐ明朝" w:eastAsia="ＭＳ Ｐ明朝" w:hAnsi="ＭＳ Ｐ明朝"/>
+          <w:sz w:val="24"/>
+        </w:rPr>
+        <w:t>g++ 2412747_kadai1-</w:t>
+      </w:r>
+      <w:r>
+        <w:rPr>
+          <w:rFonts w:ascii="ＭＳ Ｐ明朝" w:eastAsia="ＭＳ Ｐ明朝" w:hAnsi="ＭＳ Ｐ明朝"/>
+          <w:sz w:val="24"/>
+        </w:rPr>
+        <w:t>2</w:t>
+      </w:r>
+      <w:r>
+        <w:rPr>
+          <w:rFonts w:ascii="ＭＳ Ｐ明朝" w:eastAsia="ＭＳ Ｐ明朝" w:hAnsi="ＭＳ Ｐ明朝"/>
+          <w:sz w:val="24"/>
+        </w:rPr>
+        <w:t>.cpp -o 2412747_kadai1-</w:t>
+      </w:r>
+      <w:r>
+        <w:rPr>
+          <w:rFonts w:ascii="ＭＳ Ｐ明朝" w:eastAsia="ＭＳ Ｐ明朝" w:hAnsi="ＭＳ Ｐ明朝"/>
+          <w:sz w:val="24"/>
+        </w:rPr>
+        <w:t>2</w:t>
+      </w:r>
+      <w:r>
+        <w:rPr>
+          <w:rFonts w:ascii="ＭＳ Ｐ明朝" w:eastAsia="ＭＳ Ｐ明朝" w:hAnsi="ＭＳ Ｐ明朝" w:hint="eastAsia"/>
+          <w:sz w:val="24"/>
+        </w:rPr>
+        <w:t>」とコンパイルし、</w:t>
+      </w:r>
+      <w:r>
+        <w:rPr>
+          <w:rFonts w:ascii="ＭＳ Ｐ明朝" w:eastAsia="ＭＳ Ｐ明朝" w:hAnsi="ＭＳ Ｐ明朝" w:hint="eastAsia"/>
+          <w:sz w:val="24"/>
+        </w:rPr>
+        <w:t>コンパイルして生成された実行ファイルを実行、その後</w:t>
       </w:r>
       <w:r>
         <w:rPr>
@@ -932,6 +1002,7 @@
           <w:rFonts w:ascii="ＭＳ Ｐ明朝" w:eastAsia="ＭＳ Ｐ明朝" w:hAnsi="ＭＳ Ｐ明朝" w:hint="eastAsia"/>
           <w:sz w:val="24"/>
         </w:rPr>
+        <w:lastRenderedPageBreak/>
         <w:t>ファイルの内容があらかじめわかっている状態なので、静的に</w:t>
       </w:r>
       <w:r>
@@ -946,15 +1017,7 @@
           <w:rFonts w:ascii="ＭＳ Ｐ明朝" w:eastAsia="ＭＳ Ｐ明朝" w:hAnsi="ＭＳ Ｐ明朝" w:hint="eastAsia"/>
           <w:sz w:val="24"/>
         </w:rPr>
-        <w:t>型の配列を確保し、そこに順々にファイル内に記載されている数字を代入していけばよい。一行につ</w:t>
-      </w:r>
-      <w:r>
-        <w:rPr>
-          <w:rFonts w:ascii="ＭＳ Ｐ明朝" w:eastAsia="ＭＳ Ｐ明朝" w:hAnsi="ＭＳ Ｐ明朝" w:hint="eastAsia"/>
-          <w:sz w:val="24"/>
-        </w:rPr>
-        <w:lastRenderedPageBreak/>
-        <w:t>き、それぞれ学籍番号、数学の点数、英語の点数、国語の点数が順番に載っており、今回必要なのは各教科の点数なので、読み取りが</w:t>
+        <w:t>型の配列を確保し、そこに順々にファイル内に記載されている数字を代入していけばよい。一行につき、それぞれ学籍番号、数学の点数、英語の点数、国語の点数が順番に載っており、今回必要なのは各教科の点数なので、読み取りが</w:t>
       </w:r>
       <m:oMath>
         <m:r>
@@ -1181,6 +1244,7 @@
       <w:r>
         <w:rPr>
           <w:rFonts w:ascii="ＭＳ Ｐ明朝" w:eastAsia="ＭＳ Ｐ明朝" w:hAnsi="ＭＳ Ｐ明朝"/>
+          <w:noProof/>
           <w:sz w:val="24"/>
         </w:rPr>
         <w:drawing>
@@ -1294,6 +1358,48 @@
           <w:rFonts w:ascii="ＭＳ Ｐ明朝" w:eastAsia="ＭＳ Ｐ明朝" w:hAnsi="ＭＳ Ｐ明朝"/>
           <w:sz w:val="24"/>
         </w:rPr>
+        <w:t>g++ 2412747_kadai1-</w:t>
+      </w:r>
+      <w:r>
+        <w:rPr>
+          <w:rFonts w:ascii="ＭＳ Ｐ明朝" w:eastAsia="ＭＳ Ｐ明朝" w:hAnsi="ＭＳ Ｐ明朝"/>
+          <w:sz w:val="24"/>
+        </w:rPr>
+        <w:t>3</w:t>
+      </w:r>
+      <w:r>
+        <w:rPr>
+          <w:rFonts w:ascii="ＭＳ Ｐ明朝" w:eastAsia="ＭＳ Ｐ明朝" w:hAnsi="ＭＳ Ｐ明朝"/>
+          <w:sz w:val="24"/>
+        </w:rPr>
+        <w:t>.cpp -o 2412747_kadai1-</w:t>
+      </w:r>
+      <w:r>
+        <w:rPr>
+          <w:rFonts w:ascii="ＭＳ Ｐ明朝" w:eastAsia="ＭＳ Ｐ明朝" w:hAnsi="ＭＳ Ｐ明朝"/>
+          <w:sz w:val="24"/>
+        </w:rPr>
+        <w:t>3</w:t>
+      </w:r>
+      <w:r>
+        <w:rPr>
+          <w:rFonts w:ascii="ＭＳ Ｐ明朝" w:eastAsia="ＭＳ Ｐ明朝" w:hAnsi="ＭＳ Ｐ明朝" w:hint="eastAsia"/>
+          <w:sz w:val="24"/>
+        </w:rPr>
+        <w:t>」とコンパイルし、</w:t>
+      </w:r>
+      <w:r>
+        <w:rPr>
+          <w:rFonts w:ascii="ＭＳ Ｐ明朝" w:eastAsia="ＭＳ Ｐ明朝" w:hAnsi="ＭＳ Ｐ明朝" w:hint="eastAsia"/>
+          <w:sz w:val="24"/>
+        </w:rPr>
+        <w:t>「</w:t>
+      </w:r>
+      <w:r>
+        <w:rPr>
+          <w:rFonts w:ascii="ＭＳ Ｐ明朝" w:eastAsia="ＭＳ Ｐ明朝" w:hAnsi="ＭＳ Ｐ明朝"/>
+          <w:sz w:val="24"/>
+        </w:rPr>
         <w:t>./2412747_kadai1-3 sentence2026.txt</w:t>
       </w:r>
       <w:r>
@@ -1339,7 +1445,15 @@
           <w:rFonts w:ascii="ＭＳ Ｐ明朝" w:eastAsia="ＭＳ Ｐ明朝" w:hAnsi="ＭＳ Ｐ明朝" w:hint="eastAsia"/>
           <w:sz w:val="24"/>
         </w:rPr>
-        <w:t xml:space="preserve">　ファイルにはアルファベットの羅列が記載されているとなっているので、ファイルの文字を読み取って行って大文字ならば小文字にして出力、小文字ならば大文字にして出力、それ以外ならそのまま出力とするだけで完了する。しかしながら、今までのように</w:t>
+        <w:t xml:space="preserve">　ファイルにはアルファベットの羅列が記載されているとなっているので、ファイルの文</w:t>
+      </w:r>
+      <w:r>
+        <w:rPr>
+          <w:rFonts w:ascii="ＭＳ Ｐ明朝" w:eastAsia="ＭＳ Ｐ明朝" w:hAnsi="ＭＳ Ｐ明朝" w:hint="eastAsia"/>
+          <w:sz w:val="24"/>
+        </w:rPr>
+        <w:lastRenderedPageBreak/>
+        <w:t>字を読み取って行って大文字ならば小文字にして出力、小文字ならば大文字にして出力、それ以外ならそのまま出力とするだけで完了する。しかしながら、今までのように</w:t>
       </w:r>
       <w:r>
         <w:rPr>
@@ -1353,15 +1467,7 @@
           <w:rFonts w:ascii="ＭＳ Ｐ明朝" w:eastAsia="ＭＳ Ｐ明朝" w:hAnsi="ＭＳ Ｐ明朝" w:hint="eastAsia"/>
           <w:sz w:val="24"/>
         </w:rPr>
-        <w:t>のようにしてしまうと、空白や改行等が省略されて詰められた状態で文字</w:t>
-      </w:r>
-      <w:r>
-        <w:rPr>
-          <w:rFonts w:ascii="ＭＳ Ｐ明朝" w:eastAsia="ＭＳ Ｐ明朝" w:hAnsi="ＭＳ Ｐ明朝" w:hint="eastAsia"/>
-          <w:sz w:val="24"/>
-        </w:rPr>
-        <w:lastRenderedPageBreak/>
-        <w:t>が出力されてしまう。ここがこの課題のポイントであると考えた。そのため、</w:t>
+        <w:t>のようにしてしまうと、空白や改行等が省略されて詰められた状態で文字が出力されてしまう。ここがこの課題のポイントであると考えた。そのため、</w:t>
       </w:r>
       <w:r>
         <w:rPr>
@@ -1428,6 +1534,7 @@
       <w:r>
         <w:rPr>
           <w:rFonts w:ascii="ＭＳ Ｐ明朝" w:eastAsia="ＭＳ Ｐ明朝" w:hAnsi="ＭＳ Ｐ明朝"/>
+          <w:noProof/>
           <w:sz w:val="24"/>
         </w:rPr>
         <w:drawing>
@@ -1534,6 +1641,48 @@
           <w:rFonts w:ascii="ＭＳ Ｐ明朝" w:eastAsia="ＭＳ Ｐ明朝" w:hAnsi="ＭＳ Ｐ明朝"/>
           <w:sz w:val="24"/>
         </w:rPr>
+        <w:t>g++ 2412747_kadai1-</w:t>
+      </w:r>
+      <w:r>
+        <w:rPr>
+          <w:rFonts w:ascii="ＭＳ Ｐ明朝" w:eastAsia="ＭＳ Ｐ明朝" w:hAnsi="ＭＳ Ｐ明朝"/>
+          <w:sz w:val="24"/>
+        </w:rPr>
+        <w:t>4</w:t>
+      </w:r>
+      <w:r>
+        <w:rPr>
+          <w:rFonts w:ascii="ＭＳ Ｐ明朝" w:eastAsia="ＭＳ Ｐ明朝" w:hAnsi="ＭＳ Ｐ明朝"/>
+          <w:sz w:val="24"/>
+        </w:rPr>
+        <w:t>.cpp -o 2412747_kadai1-</w:t>
+      </w:r>
+      <w:r>
+        <w:rPr>
+          <w:rFonts w:ascii="ＭＳ Ｐ明朝" w:eastAsia="ＭＳ Ｐ明朝" w:hAnsi="ＭＳ Ｐ明朝"/>
+          <w:sz w:val="24"/>
+        </w:rPr>
+        <w:t>4</w:t>
+      </w:r>
+      <w:r>
+        <w:rPr>
+          <w:rFonts w:ascii="ＭＳ Ｐ明朝" w:eastAsia="ＭＳ Ｐ明朝" w:hAnsi="ＭＳ Ｐ明朝" w:hint="eastAsia"/>
+          <w:sz w:val="24"/>
+        </w:rPr>
+        <w:t>」とコンパイルし、</w:t>
+      </w:r>
+      <w:r>
+        <w:rPr>
+          <w:rFonts w:ascii="ＭＳ Ｐ明朝" w:eastAsia="ＭＳ Ｐ明朝" w:hAnsi="ＭＳ Ｐ明朝" w:hint="eastAsia"/>
+          <w:sz w:val="24"/>
+        </w:rPr>
+        <w:t>「</w:t>
+      </w:r>
+      <w:r>
+        <w:rPr>
+          <w:rFonts w:ascii="ＭＳ Ｐ明朝" w:eastAsia="ＭＳ Ｐ明朝" w:hAnsi="ＭＳ Ｐ明朝"/>
+          <w:sz w:val="24"/>
+        </w:rPr>
         <w:t>./2412747_kadai1-4 diff1_2026.txt diff2_2026.txt</w:t>
       </w:r>
       <w:r>
@@ -1586,6 +1735,7 @@
           <w:rFonts w:ascii="ＭＳ Ｐ明朝" w:eastAsia="ＭＳ Ｐ明朝" w:hAnsi="ＭＳ Ｐ明朝" w:hint="eastAsia"/>
           <w:sz w:val="24"/>
         </w:rPr>
+        <w:lastRenderedPageBreak/>
         <w:t xml:space="preserve">　やっていることは</w:t>
       </w:r>
       <w:r>
@@ -1642,191 +1792,185 @@
           <w:rFonts w:ascii="ＭＳ Ｐ明朝" w:eastAsia="ＭＳ Ｐ明朝" w:hAnsi="ＭＳ Ｐ明朝" w:hint="eastAsia"/>
           <w:sz w:val="24"/>
         </w:rPr>
-        <w:t>つ</w:t>
-      </w:r>
-      <w:r>
-        <w:rPr>
-          <w:rFonts w:ascii="ＭＳ Ｐ明朝" w:eastAsia="ＭＳ Ｐ明朝" w:hAnsi="ＭＳ Ｐ明朝" w:hint="eastAsia"/>
+        <w:t>つと計</w:t>
+      </w:r>
+      <w:r>
+        <w:rPr>
+          <w:rFonts w:ascii="ＭＳ Ｐ明朝" w:eastAsia="ＭＳ Ｐ明朝" w:hAnsi="ＭＳ Ｐ明朝"/>
+          <w:sz w:val="24"/>
+        </w:rPr>
+        <w:t>5</w:t>
+      </w:r>
+      <w:r>
+        <w:rPr>
+          <w:rFonts w:ascii="ＭＳ Ｐ明朝" w:eastAsia="ＭＳ Ｐ明朝" w:hAnsi="ＭＳ Ｐ明朝" w:hint="eastAsia"/>
+          <w:sz w:val="24"/>
+        </w:rPr>
+        <w:t>個の変数を必要とし、この変数を配列とすると管理が非常に大変である。さらには元ファイルには重複して出現する単語もあるため、それを考慮して重複がでないようにするとさらにコードは複雑になる。</w:t>
+      </w:r>
+    </w:p>
+    <w:p>
+      <w:pPr>
+        <w:ind w:firstLineChars="50" w:firstLine="120"/>
+        <w:rPr>
+          <w:rFonts w:ascii="ＭＳ Ｐ明朝" w:eastAsia="ＭＳ Ｐ明朝" w:hAnsi="ＭＳ Ｐ明朝"/>
+          <w:sz w:val="24"/>
+        </w:rPr>
+      </w:pPr>
+      <w:r>
+        <w:rPr>
+          <w:rFonts w:ascii="ＭＳ Ｐ明朝" w:eastAsia="ＭＳ Ｐ明朝" w:hAnsi="ＭＳ Ｐ明朝" w:hint="eastAsia"/>
+          <w:sz w:val="24"/>
+        </w:rPr>
+        <w:t>そこで調べてみると</w:t>
+      </w:r>
+      <w:r>
+        <w:rPr>
+          <w:rFonts w:ascii="ＭＳ Ｐ明朝" w:eastAsia="ＭＳ Ｐ明朝" w:hAnsi="ＭＳ Ｐ明朝" w:hint="eastAsia"/>
+          <w:sz w:val="24"/>
+        </w:rPr>
+        <w:t>、コンテナと呼ばれる便利なものがあった。コンテナを用いると、ファイルから読み取った単語で重複があった際に自動で排除することができ、また単語が自動でソートされることになる。また、</w:t>
+      </w:r>
+      <w:r>
+        <w:rPr>
+          <w:rFonts w:ascii="ＭＳ Ｐ明朝" w:eastAsia="ＭＳ Ｐ明朝" w:hAnsi="ＭＳ Ｐ明朝"/>
+          <w:sz w:val="24"/>
+        </w:rPr>
+        <w:t>for</w:t>
+      </w:r>
+      <w:r>
+        <w:rPr>
+          <w:rFonts w:ascii="ＭＳ Ｐ明朝" w:eastAsia="ＭＳ Ｐ明朝" w:hAnsi="ＭＳ Ｐ明朝" w:hint="eastAsia"/>
+          <w:sz w:val="24"/>
+        </w:rPr>
+        <w:t>文を用いて配列の要素を線形探索するよりも速くに検索することができる。また、コードがシンプルになるので可読性の高さも担保される。特に入力ファイルの単語数はわかっても、どれくらい共通があるのか等はわからないため、あらかじめ大きな配列を静的に確保するか、もしくは動的に確保するかとなるが、前者はメモリ領域を無駄に使うことになり、後者はコードが煩雑になる上、処理が重くなる。これらの点から今回はコンテナを利用してプログラムを作成した。</w:t>
+      </w:r>
+    </w:p>
+    <w:p>
+      <w:pPr>
+        <w:ind w:firstLineChars="50" w:firstLine="120"/>
+        <w:rPr>
+          <w:rFonts w:ascii="ＭＳ Ｐ明朝" w:eastAsia="ＭＳ Ｐ明朝" w:hAnsi="ＭＳ Ｐ明朝"/>
+          <w:sz w:val="24"/>
+        </w:rPr>
+      </w:pPr>
+      <w:r>
+        <w:rPr>
+          <w:rFonts w:ascii="ＭＳ Ｐ明朝" w:eastAsia="ＭＳ Ｐ明朝" w:hAnsi="ＭＳ Ｐ明朝" w:hint="eastAsia"/>
+          <w:sz w:val="24"/>
+        </w:rPr>
+        <w:t>コード全体の流れとしては、まずは引数やファイル読み取りのエラーの処理をし、その後にファイルから単語を読み取っていくが、この時にそれぞれのコンテナに代入する際に、</w:t>
+      </w:r>
+      <w:r>
+        <w:rPr>
+          <w:rFonts w:ascii="ＭＳ Ｐ明朝" w:eastAsia="ＭＳ Ｐ明朝" w:hAnsi="ＭＳ Ｐ明朝"/>
+          <w:sz w:val="24"/>
+        </w:rPr>
+        <w:t>normalize</w:t>
+      </w:r>
+      <w:r>
+        <w:rPr>
+          <w:rFonts w:ascii="ＭＳ Ｐ明朝" w:eastAsia="ＭＳ Ｐ明朝" w:hAnsi="ＭＳ Ｐ明朝" w:hint="eastAsia"/>
+          <w:sz w:val="24"/>
+        </w:rPr>
+        <w:t>関数を用いて大文字を小文字に、文末の記号を削除という処理を行い正規化した。課題文ではカンマ、コロン、セミコロンを削除とあったが、そのほかにもピリオドも削除するべきだと考えたので、追加した。読み取りが終わったら、それぞれの単語を比較していき、共通部分と</w:t>
+      </w:r>
+      <w:r>
+        <w:rPr>
+          <w:rFonts w:ascii="ＭＳ Ｐ明朝" w:eastAsia="ＭＳ Ｐ明朝" w:hAnsi="ＭＳ Ｐ明朝"/>
+          <w:sz w:val="24"/>
+        </w:rPr>
+        <w:t>diff1</w:t>
+      </w:r>
+      <w:r>
+        <w:rPr>
+          <w:rFonts w:ascii="ＭＳ Ｐ明朝" w:eastAsia="ＭＳ Ｐ明朝" w:hAnsi="ＭＳ Ｐ明朝" w:hint="eastAsia"/>
+          <w:sz w:val="24"/>
+        </w:rPr>
+        <w:t>単独とに分類した。そして</w:t>
+      </w:r>
+      <w:r>
+        <w:rPr>
+          <w:rFonts w:ascii="ＭＳ Ｐ明朝" w:eastAsia="ＭＳ Ｐ明朝" w:hAnsi="ＭＳ Ｐ明朝"/>
+          <w:sz w:val="24"/>
+        </w:rPr>
+        <w:t>diff2</w:t>
+      </w:r>
+      <w:r>
+        <w:rPr>
+          <w:rFonts w:ascii="ＭＳ Ｐ明朝" w:eastAsia="ＭＳ Ｐ明朝" w:hAnsi="ＭＳ Ｐ明朝" w:hint="eastAsia"/>
+          <w:sz w:val="24"/>
+        </w:rPr>
+        <w:t>の方も</w:t>
+      </w:r>
+      <w:r>
+        <w:rPr>
+          <w:rFonts w:ascii="ＭＳ Ｐ明朝" w:eastAsia="ＭＳ Ｐ明朝" w:hAnsi="ＭＳ Ｐ明朝"/>
+          <w:sz w:val="24"/>
+        </w:rPr>
+        <w:t>for</w:t>
+      </w:r>
+      <w:r>
+        <w:rPr>
+          <w:rFonts w:ascii="ＭＳ Ｐ明朝" w:eastAsia="ＭＳ Ｐ明朝" w:hAnsi="ＭＳ Ｐ明朝" w:hint="eastAsia"/>
+          <w:sz w:val="24"/>
+        </w:rPr>
+        <w:t>文の処理をし、共通部分はすでに探索したので、そうでないものを</w:t>
+      </w:r>
+      <w:r>
+        <w:rPr>
+          <w:rFonts w:ascii="ＭＳ Ｐ明朝" w:eastAsia="ＭＳ Ｐ明朝" w:hAnsi="ＭＳ Ｐ明朝"/>
+          <w:sz w:val="24"/>
+        </w:rPr>
+        <w:t>diff2</w:t>
+      </w:r>
+      <w:r>
+        <w:rPr>
+          <w:rFonts w:ascii="ＭＳ Ｐ明朝" w:eastAsia="ＭＳ Ｐ明朝" w:hAnsi="ＭＳ Ｐ明朝" w:hint="eastAsia"/>
+          <w:sz w:val="24"/>
+        </w:rPr>
+        <w:t>単独として分類した。あとはそれぞれの単語と単語数をファイルと標準出力それぞれに出力すれば終了である。</w:t>
+      </w:r>
+    </w:p>
+    <w:p>
+      <w:pPr>
+        <w:ind w:firstLineChars="50" w:firstLine="120"/>
+        <w:rPr>
+          <w:rFonts w:ascii="ＭＳ Ｐ明朝" w:eastAsia="ＭＳ Ｐ明朝" w:hAnsi="ＭＳ Ｐ明朝"/>
+          <w:sz w:val="24"/>
+        </w:rPr>
+      </w:pPr>
+    </w:p>
+    <w:p>
+      <w:pPr>
+        <w:rPr>
+          <w:rFonts w:ascii="ＭＳ Ｐ明朝" w:eastAsia="ＭＳ Ｐ明朝" w:hAnsi="ＭＳ Ｐ明朝"/>
+          <w:sz w:val="24"/>
+        </w:rPr>
+      </w:pPr>
+      <w:r>
+        <w:rPr>
+          <w:rFonts w:ascii="ＭＳ Ｐ明朝" w:eastAsia="ＭＳ Ｐ明朝" w:hAnsi="ＭＳ Ｐ明朝" w:hint="eastAsia"/>
+          <w:sz w:val="24"/>
+        </w:rPr>
+        <w:t>・実行結果</w:t>
+      </w:r>
+    </w:p>
+    <w:p>
+      <w:pPr>
+        <w:jc w:val="center"/>
+        <w:rPr>
+          <w:rFonts w:ascii="ＭＳ Ｐ明朝" w:eastAsia="ＭＳ Ｐ明朝" w:hAnsi="ＭＳ Ｐ明朝"/>
+          <w:sz w:val="24"/>
+        </w:rPr>
+      </w:pPr>
+      <w:r>
+        <w:rPr>
+          <w:rFonts w:ascii="ＭＳ Ｐ明朝" w:eastAsia="ＭＳ Ｐ明朝" w:hAnsi="ＭＳ Ｐ明朝"/>
+          <w:noProof/>
           <w:sz w:val="24"/>
         </w:rPr>
         <w:lastRenderedPageBreak/>
-        <w:t>と計</w:t>
-      </w:r>
-      <w:r>
-        <w:rPr>
-          <w:rFonts w:ascii="ＭＳ Ｐ明朝" w:eastAsia="ＭＳ Ｐ明朝" w:hAnsi="ＭＳ Ｐ明朝"/>
-          <w:sz w:val="24"/>
-        </w:rPr>
-        <w:t>5</w:t>
-      </w:r>
-      <w:r>
-        <w:rPr>
-          <w:rFonts w:ascii="ＭＳ Ｐ明朝" w:eastAsia="ＭＳ Ｐ明朝" w:hAnsi="ＭＳ Ｐ明朝" w:hint="eastAsia"/>
-          <w:sz w:val="24"/>
-        </w:rPr>
-        <w:t>個の変数を必要とし、この変数を配列とすると管理が非常に大変である。さらには元ファイルには重複して出現する単語もあるため、それを考慮して重複がでないようにするとさらにコードは複雑になる。</w:t>
-      </w:r>
-    </w:p>
-    <w:p>
-      <w:pPr>
-        <w:ind w:firstLineChars="50" w:firstLine="120"/>
-        <w:rPr>
-          <w:rFonts w:ascii="ＭＳ Ｐ明朝" w:eastAsia="ＭＳ Ｐ明朝" w:hAnsi="ＭＳ Ｐ明朝"/>
-          <w:sz w:val="24"/>
-        </w:rPr>
-      </w:pPr>
-      <w:r>
-        <w:rPr>
-          <w:rFonts w:ascii="ＭＳ Ｐ明朝" w:eastAsia="ＭＳ Ｐ明朝" w:hAnsi="ＭＳ Ｐ明朝" w:hint="eastAsia"/>
-          <w:sz w:val="24"/>
-        </w:rPr>
-        <w:t>そこで調べてみると</w:t>
-      </w:r>
-      <w:r>
-        <w:rPr>
-          <w:rFonts w:ascii="ＭＳ Ｐ明朝" w:eastAsia="ＭＳ Ｐ明朝" w:hAnsi="ＭＳ Ｐ明朝" w:hint="eastAsia"/>
-          <w:sz w:val="24"/>
-        </w:rPr>
-        <w:t>、コンテナと呼ばれる便利なものがあった。コンテナを用いると、ファイルから読み取った単語で重複があった際に自動で排除することができ、また単語が自動でソートされることになる。また、</w:t>
-      </w:r>
-      <w:r>
-        <w:rPr>
-          <w:rFonts w:ascii="ＭＳ Ｐ明朝" w:eastAsia="ＭＳ Ｐ明朝" w:hAnsi="ＭＳ Ｐ明朝"/>
-          <w:sz w:val="24"/>
-        </w:rPr>
-        <w:t>for</w:t>
-      </w:r>
-      <w:r>
-        <w:rPr>
-          <w:rFonts w:ascii="ＭＳ Ｐ明朝" w:eastAsia="ＭＳ Ｐ明朝" w:hAnsi="ＭＳ Ｐ明朝" w:hint="eastAsia"/>
-          <w:sz w:val="24"/>
-        </w:rPr>
-        <w:t>文を用いて配列の要素を線形探索するよりも速くに検索することができる。また、コードがシンプルになるので可読性の高さも担保される。特に入力ファイルの単語数はわかっても、どれくらい共通があるのか等はわからないため、あらかじめ大きな配列を静的に確保するか、もしくは動的に確保するかとなるが、前者はメモリ領域を無駄に使うことになり、後者はコードが煩雑になる上、処理が重くなる。これらの点から今回はコンテナを利用してプログラムを作成した。</w:t>
-      </w:r>
-    </w:p>
-    <w:p>
-      <w:pPr>
-        <w:ind w:firstLineChars="50" w:firstLine="120"/>
-        <w:rPr>
-          <w:rFonts w:ascii="ＭＳ Ｐ明朝" w:eastAsia="ＭＳ Ｐ明朝" w:hAnsi="ＭＳ Ｐ明朝"/>
-          <w:sz w:val="24"/>
-        </w:rPr>
-      </w:pPr>
-      <w:r>
-        <w:rPr>
-          <w:rFonts w:ascii="ＭＳ Ｐ明朝" w:eastAsia="ＭＳ Ｐ明朝" w:hAnsi="ＭＳ Ｐ明朝" w:hint="eastAsia"/>
-          <w:sz w:val="24"/>
-        </w:rPr>
-        <w:t>コード全体の流れとしては、まずは引数やファイル読み取りのエラーの処理をし、その後にファイルから単語を読み取っていくが、この時にそれぞれのコンテナに代入する際に、</w:t>
-      </w:r>
-      <w:r>
-        <w:rPr>
-          <w:rFonts w:ascii="ＭＳ Ｐ明朝" w:eastAsia="ＭＳ Ｐ明朝" w:hAnsi="ＭＳ Ｐ明朝"/>
-          <w:sz w:val="24"/>
-        </w:rPr>
-        <w:t>normalize</w:t>
-      </w:r>
-      <w:r>
-        <w:rPr>
-          <w:rFonts w:ascii="ＭＳ Ｐ明朝" w:eastAsia="ＭＳ Ｐ明朝" w:hAnsi="ＭＳ Ｐ明朝" w:hint="eastAsia"/>
-          <w:sz w:val="24"/>
-        </w:rPr>
-        <w:t>関数を用いて大文字を小文字に、文末の記号を削除という処理を行い正規化した。課題文ではカンマ、コロン、セミコロンを削除とあったが、そのほかにもピリオドも削除するべきだと考えたので、追加した。読み取りが終わったら、それぞれの単語を比較していき、共通部分と</w:t>
-      </w:r>
-      <w:r>
-        <w:rPr>
-          <w:rFonts w:ascii="ＭＳ Ｐ明朝" w:eastAsia="ＭＳ Ｐ明朝" w:hAnsi="ＭＳ Ｐ明朝"/>
-          <w:sz w:val="24"/>
-        </w:rPr>
-        <w:t>diff1</w:t>
-      </w:r>
-      <w:r>
-        <w:rPr>
-          <w:rFonts w:ascii="ＭＳ Ｐ明朝" w:eastAsia="ＭＳ Ｐ明朝" w:hAnsi="ＭＳ Ｐ明朝" w:hint="eastAsia"/>
-          <w:sz w:val="24"/>
-        </w:rPr>
-        <w:t>単独とに分類した。そして</w:t>
-      </w:r>
-      <w:r>
-        <w:rPr>
-          <w:rFonts w:ascii="ＭＳ Ｐ明朝" w:eastAsia="ＭＳ Ｐ明朝" w:hAnsi="ＭＳ Ｐ明朝"/>
-          <w:sz w:val="24"/>
-        </w:rPr>
-        <w:t>diff2</w:t>
-      </w:r>
-      <w:r>
-        <w:rPr>
-          <w:rFonts w:ascii="ＭＳ Ｐ明朝" w:eastAsia="ＭＳ Ｐ明朝" w:hAnsi="ＭＳ Ｐ明朝" w:hint="eastAsia"/>
-          <w:sz w:val="24"/>
-        </w:rPr>
-        <w:t>の方も</w:t>
-      </w:r>
-      <w:r>
-        <w:rPr>
-          <w:rFonts w:ascii="ＭＳ Ｐ明朝" w:eastAsia="ＭＳ Ｐ明朝" w:hAnsi="ＭＳ Ｐ明朝"/>
-          <w:sz w:val="24"/>
-        </w:rPr>
-        <w:t>for</w:t>
-      </w:r>
-      <w:r>
-        <w:rPr>
-          <w:rFonts w:ascii="ＭＳ Ｐ明朝" w:eastAsia="ＭＳ Ｐ明朝" w:hAnsi="ＭＳ Ｐ明朝" w:hint="eastAsia"/>
-          <w:sz w:val="24"/>
-        </w:rPr>
-        <w:t>文の処理をし、共通部分はすでに探索したので、そうでないものを</w:t>
-      </w:r>
-      <w:r>
-        <w:rPr>
-          <w:rFonts w:ascii="ＭＳ Ｐ明朝" w:eastAsia="ＭＳ Ｐ明朝" w:hAnsi="ＭＳ Ｐ明朝"/>
-          <w:sz w:val="24"/>
-        </w:rPr>
-        <w:t>diff2</w:t>
-      </w:r>
-      <w:r>
-        <w:rPr>
-          <w:rFonts w:ascii="ＭＳ Ｐ明朝" w:eastAsia="ＭＳ Ｐ明朝" w:hAnsi="ＭＳ Ｐ明朝" w:hint="eastAsia"/>
-          <w:sz w:val="24"/>
-        </w:rPr>
-        <w:t>単独として分類した。あとはそれぞれの単語と単語数をファイルと標準出力それぞれに出力すれば終了である。</w:t>
-      </w:r>
-    </w:p>
-    <w:p>
-      <w:pPr>
-        <w:ind w:firstLineChars="50" w:firstLine="120"/>
-        <w:rPr>
-          <w:rFonts w:ascii="ＭＳ Ｐ明朝" w:eastAsia="ＭＳ Ｐ明朝" w:hAnsi="ＭＳ Ｐ明朝"/>
-          <w:sz w:val="24"/>
-        </w:rPr>
-      </w:pPr>
-    </w:p>
-    <w:p>
-      <w:pPr>
-        <w:rPr>
-          <w:rFonts w:ascii="ＭＳ Ｐ明朝" w:eastAsia="ＭＳ Ｐ明朝" w:hAnsi="ＭＳ Ｐ明朝"/>
-          <w:sz w:val="24"/>
-        </w:rPr>
-      </w:pPr>
-      <w:r>
-        <w:rPr>
-          <w:rFonts w:ascii="ＭＳ Ｐ明朝" w:eastAsia="ＭＳ Ｐ明朝" w:hAnsi="ＭＳ Ｐ明朝" w:hint="eastAsia"/>
-          <w:sz w:val="24"/>
-        </w:rPr>
-        <w:t>・実行結果</w:t>
-      </w:r>
-    </w:p>
-    <w:p>
-      <w:pPr>
-        <w:jc w:val="center"/>
-        <w:rPr>
-          <w:rFonts w:ascii="ＭＳ Ｐ明朝" w:eastAsia="ＭＳ Ｐ明朝" w:hAnsi="ＭＳ Ｐ明朝"/>
-          <w:sz w:val="24"/>
-        </w:rPr>
-      </w:pPr>
-      <w:r>
-        <w:rPr>
-          <w:rFonts w:ascii="ＭＳ Ｐ明朝" w:eastAsia="ＭＳ Ｐ明朝" w:hAnsi="ＭＳ Ｐ明朝"/>
-          <w:sz w:val="24"/>
-        </w:rPr>
         <w:drawing>
           <wp:inline distT="0" distB="0" distL="0" distR="0" wp14:anchorId="23532898" wp14:editId="372A7E74">
             <wp:extent cx="3050052" cy="2022134"/>
@@ -1886,7 +2030,6 @@
           <w:sz w:val="32"/>
           <w:szCs w:val="32"/>
         </w:rPr>
-        <w:lastRenderedPageBreak/>
         <w:t>5</w:t>
       </w:r>
       <w:r>
@@ -1932,6 +2075,48 @@
           <w:rFonts w:ascii="ＭＳ Ｐ明朝" w:eastAsia="ＭＳ Ｐ明朝" w:hAnsi="ＭＳ Ｐ明朝"/>
           <w:sz w:val="24"/>
         </w:rPr>
+        <w:t>g++ 2412747_kadai1-</w:t>
+      </w:r>
+      <w:r>
+        <w:rPr>
+          <w:rFonts w:ascii="ＭＳ Ｐ明朝" w:eastAsia="ＭＳ Ｐ明朝" w:hAnsi="ＭＳ Ｐ明朝"/>
+          <w:sz w:val="24"/>
+        </w:rPr>
+        <w:t>5</w:t>
+      </w:r>
+      <w:r>
+        <w:rPr>
+          <w:rFonts w:ascii="ＭＳ Ｐ明朝" w:eastAsia="ＭＳ Ｐ明朝" w:hAnsi="ＭＳ Ｐ明朝"/>
+          <w:sz w:val="24"/>
+        </w:rPr>
+        <w:t>.cpp -o 2412747_kadai1-</w:t>
+      </w:r>
+      <w:r>
+        <w:rPr>
+          <w:rFonts w:ascii="ＭＳ Ｐ明朝" w:eastAsia="ＭＳ Ｐ明朝" w:hAnsi="ＭＳ Ｐ明朝"/>
+          <w:sz w:val="24"/>
+        </w:rPr>
+        <w:t>5</w:t>
+      </w:r>
+      <w:r>
+        <w:rPr>
+          <w:rFonts w:ascii="ＭＳ Ｐ明朝" w:eastAsia="ＭＳ Ｐ明朝" w:hAnsi="ＭＳ Ｐ明朝" w:hint="eastAsia"/>
+          <w:sz w:val="24"/>
+        </w:rPr>
+        <w:t>」とコンパイルし、</w:t>
+      </w:r>
+      <w:r>
+        <w:rPr>
+          <w:rFonts w:ascii="ＭＳ Ｐ明朝" w:eastAsia="ＭＳ Ｐ明朝" w:hAnsi="ＭＳ Ｐ明朝" w:hint="eastAsia"/>
+          <w:sz w:val="24"/>
+        </w:rPr>
+        <w:t>「</w:t>
+      </w:r>
+      <w:r>
+        <w:rPr>
+          <w:rFonts w:ascii="ＭＳ Ｐ明朝" w:eastAsia="ＭＳ Ｐ明朝" w:hAnsi="ＭＳ Ｐ明朝"/>
+          <w:sz w:val="24"/>
+        </w:rPr>
         <w:t>./2412747_kadai1-4 enrollment2026.txt input2026.txt</w:t>
       </w:r>
       <w:r>
@@ -2234,7 +2419,15 @@
           <w:rFonts w:ascii="ＭＳ Ｐ明朝" w:eastAsia="ＭＳ Ｐ明朝" w:hAnsi="ＭＳ Ｐ明朝" w:hint="eastAsia"/>
           <w:sz w:val="24"/>
         </w:rPr>
-        <w:t>をインクリメントしていくというものである。これを用いて最終的に最もこの値が小さくなった</w:t>
+        <w:t>をインクリ</w:t>
+      </w:r>
+      <w:r>
+        <w:rPr>
+          <w:rFonts w:ascii="ＭＳ Ｐ明朝" w:eastAsia="ＭＳ Ｐ明朝" w:hAnsi="ＭＳ Ｐ明朝" w:hint="eastAsia"/>
+          <w:sz w:val="24"/>
+        </w:rPr>
+        <w:lastRenderedPageBreak/>
+        <w:t>メントしていくというものである。これを用いて最終的に最もこの値が小さくなった</w:t>
       </w:r>
       <w:r>
         <w:rPr>
@@ -2369,7 +2562,6 @@
           <w:rFonts w:ascii="ＭＳ Ｐ明朝" w:eastAsia="ＭＳ Ｐ明朝" w:hAnsi="ＭＳ Ｐ明朝" w:hint="eastAsia"/>
           <w:sz w:val="24"/>
         </w:rPr>
-        <w:lastRenderedPageBreak/>
         <w:t>・実行結果</w:t>
       </w:r>
     </w:p>
@@ -2384,6 +2576,7 @@
       <w:r>
         <w:rPr>
           <w:rFonts w:ascii="ＭＳ Ｐ明朝" w:eastAsia="ＭＳ Ｐ明朝" w:hAnsi="ＭＳ Ｐ明朝"/>
+          <w:noProof/>
           <w:sz w:val="24"/>
         </w:rPr>
         <w:drawing>
@@ -3234,6 +3427,7 @@
   <w:style w:type="character" w:default="1" w:styleId="a0">
     <w:name w:val="Default Paragraph Font"/>
     <w:uiPriority w:val="1"/>
+    <w:semiHidden/>
     <w:unhideWhenUsed/>
   </w:style>
   <w:style w:type="table" w:default="1" w:styleId="a1">
